--- a/final.figures/dvm.figures.HB1.docx
+++ b/final.figures/dvm.figures.HB1.docx
@@ -27,8 +27,8 @@
             <v:path o:extrusionok="f" gradientshapeok="t" o:connecttype="rect"/>
             <o:lock v:ext="edit" aspectratio="t"/>
           </v:shapetype>
-          <v:shape id="_x0000_i1025" type="#_x0000_t75" style="width:513.75pt;height:350.25pt">
-            <v:imagedata r:id="rId4" o:title="br.day.noon"/>
+          <v:shape id="_x0000_i1025" type="#_x0000_t75" style="width:513.6pt;height:350.4pt">
+            <v:imagedata r:id="rId4" o:title="br.day"/>
           </v:shape>
         </w:pict>
       </w:r>
@@ -129,8 +129,8 @@
       <w:r>
         <w:lastRenderedPageBreak/>
         <w:pict w14:anchorId="25B51AF9">
-          <v:shape id="_x0000_i1026" type="#_x0000_t75" style="width:467.25pt;height:422.25pt">
-            <v:imagedata r:id="rId5" o:title="norwood.24hour.temp.do"/>
+          <v:shape id="_x0000_i1026" type="#_x0000_t75" style="width:466.8pt;height:422.4pt">
+            <v:imagedata r:id="rId5" o:title="norwood.24hour.temp"/>
           </v:shape>
         </w:pict>
       </w:r>
@@ -143,6 +143,7 @@
         <w:rPr>
           <w:noProof/>
         </w:rPr>
+        <w:lastRenderedPageBreak/>
         <w:drawing>
           <wp:inline distT="0" distB="0" distL="0" distR="0" wp14:anchorId="23E17EE2" wp14:editId="7764C152">
             <wp:extent cx="5943600" cy="5407025"/>
@@ -179,8 +180,6 @@
           </wp:inline>
         </w:drawing>
       </w:r>
-      <w:bookmarkStart w:id="0" w:name="_GoBack"/>
-      <w:bookmarkEnd w:id="0"/>
     </w:p>
     <w:p>
       <w:pPr>
@@ -413,7 +412,7 @@
         </w:rPr>
         <w:t>-min</w:t>
       </w:r>
-      <w:commentRangeStart w:id="1"/>
+      <w:commentRangeStart w:id="0"/>
       <w:r>
         <w:rPr>
           <w:rFonts w:ascii="Times New Roman" w:hAnsi="Times New Roman" w:cs="Times New Roman"/>
@@ -444,7 +443,7 @@
         </w:rPr>
         <w:t xml:space="preserve">, dashed lines for temperature, solid </w:t>
       </w:r>
-      <w:commentRangeEnd w:id="1"/>
+      <w:commentRangeEnd w:id="0"/>
       <w:r>
         <w:rPr>
           <w:rStyle w:val="CommentReference"/>
@@ -452,7 +451,7 @@
           <w:iCs w:val="0"/>
           <w:color w:val="auto"/>
         </w:rPr>
-        <w:commentReference w:id="1"/>
+        <w:commentReference w:id="0"/>
       </w:r>
       <w:r>
         <w:rPr>
@@ -467,9 +466,10 @@
     </w:p>
     <w:p>
       <w:r>
+        <w:lastRenderedPageBreak/>
         <w:pict w14:anchorId="3B797F20">
-          <v:shape id="_x0000_i1036" type="#_x0000_t75" style="width:414pt;height:192.75pt">
-            <v:imagedata r:id="rId9" o:title="temp.do.br.nor.cwa.mixed.effects.table" croptop="2193f" cropbottom="39792f"/>
+          <v:shape id="_x0000_i1027" type="#_x0000_t75" style="width:414pt;height:192.6pt">
+            <v:imagedata r:id="rId9" o:title="temp.do.br.nor.cwa.mixed.effects" croptop="2193f" cropbottom="39792f"/>
           </v:shape>
         </w:pict>
       </w:r>
@@ -491,8 +491,8 @@
           <w:szCs w:val="24"/>
         </w:rPr>
         <w:pict w14:anchorId="659AF171">
-          <v:shape id="_x0000_i1041" type="#_x0000_t75" style="width:389.25pt;height:264pt">
-            <v:imagedata r:id="rId10" o:title="temp.do.mixed.effects.reg.nor.br"/>
+          <v:shape id="_x0000_i1028" type="#_x0000_t75" style="width:389.4pt;height:264pt">
+            <v:imagedata r:id="rId10" o:title="temp.do.mixed.effects.reg.nor"/>
           </v:shape>
         </w:pict>
       </w:r>
@@ -546,6 +546,7 @@
         <w:rPr>
           <w:noProof/>
         </w:rPr>
+        <w:lastRenderedPageBreak/>
         <w:drawing>
           <wp:inline distT="0" distB="0" distL="0" distR="0" wp14:anchorId="490AA77F" wp14:editId="47CC3B8C">
             <wp:extent cx="5943600" cy="2752725"/>
@@ -755,55 +756,23 @@
           <w:sz w:val="24"/>
           <w:szCs w:val="24"/>
         </w:rPr>
-        <w:t xml:space="preserve">Marginal fit (solid orange line) from a mixed effects model evaluating the relationship between temperature and dissolved oxygen across </w:t>
-      </w:r>
-      <w:r>
-        <w:rPr>
-          <w:rFonts w:ascii="Times New Roman" w:hAnsi="Times New Roman" w:cs="Times New Roman"/>
-          <w:sz w:val="24"/>
-          <w:szCs w:val="24"/>
-        </w:rPr>
-        <w:t>six</w:t>
-      </w:r>
-      <w:r>
-        <w:rPr>
-          <w:rFonts w:ascii="Times New Roman" w:hAnsi="Times New Roman" w:cs="Times New Roman"/>
-          <w:sz w:val="24"/>
-          <w:szCs w:val="24"/>
-        </w:rPr>
-        <w:t xml:space="preserve"> cold-water alcoves plotted with raw data (grey points) and a 95% confidence interval </w:t>
-      </w:r>
-      <w:commentRangeStart w:id="2"/>
-      <w:r>
-        <w:rPr>
-          <w:rFonts w:ascii="Times New Roman" w:hAnsi="Times New Roman" w:cs="Times New Roman"/>
-          <w:sz w:val="24"/>
-          <w:szCs w:val="24"/>
-        </w:rPr>
-        <w:t>envelope</w:t>
-      </w:r>
-      <w:r>
-        <w:rPr>
-          <w:rFonts w:ascii="Times New Roman" w:hAnsi="Times New Roman" w:cs="Times New Roman"/>
-          <w:sz w:val="24"/>
-          <w:szCs w:val="24"/>
-        </w:rPr>
-        <w:t xml:space="preserve"> (tan)</w:t>
-      </w:r>
-      <w:r>
-        <w:rPr>
-          <w:rFonts w:ascii="Times New Roman" w:hAnsi="Times New Roman" w:cs="Times New Roman"/>
-          <w:sz w:val="24"/>
-          <w:szCs w:val="24"/>
-        </w:rPr>
-        <w:t>.</w:t>
-      </w:r>
-      <w:commentRangeEnd w:id="2"/>
+        <w:t xml:space="preserve">Marginal fit (solid orange line) from a mixed effects model evaluating the relationship between temperature and dissolved oxygen across six cold-water alcoves plotted with raw data (grey points) and a 95% confidence interval </w:t>
+      </w:r>
+      <w:commentRangeStart w:id="1"/>
+      <w:r>
+        <w:rPr>
+          <w:rFonts w:ascii="Times New Roman" w:hAnsi="Times New Roman" w:cs="Times New Roman"/>
+          <w:sz w:val="24"/>
+          <w:szCs w:val="24"/>
+        </w:rPr>
+        <w:t>envelope (tan).</w:t>
+      </w:r>
+      <w:commentRangeEnd w:id="1"/>
       <w:r>
         <w:rPr>
           <w:rStyle w:val="CommentReference"/>
         </w:rPr>
-        <w:commentReference w:id="2"/>
+        <w:commentReference w:id="1"/>
       </w:r>
     </w:p>
     <w:p>
@@ -816,6 +785,7 @@
         <w:rPr>
           <w:noProof/>
         </w:rPr>
+        <w:lastRenderedPageBreak/>
         <w:drawing>
           <wp:inline distT="0" distB="0" distL="0" distR="0" wp14:anchorId="309ACAC7" wp14:editId="7B06B36A">
             <wp:extent cx="4667250" cy="2414903"/>
@@ -922,32 +892,15 @@
           <w:sz w:val="24"/>
           <w:szCs w:val="24"/>
         </w:rPr>
-        <w:t>(3</w:t>
-      </w:r>
-      <w:r>
-        <w:rPr>
-          <w:rFonts w:ascii="Times New Roman" w:hAnsi="Times New Roman" w:cs="Times New Roman"/>
-          <w:b/>
-          <w:sz w:val="24"/>
-          <w:szCs w:val="24"/>
-        </w:rPr>
-        <w:t xml:space="preserve">) </w:t>
-      </w:r>
-      <w:r>
-        <w:rPr>
-          <w:rFonts w:ascii="Times New Roman" w:hAnsi="Times New Roman" w:cs="Times New Roman"/>
-          <w:sz w:val="24"/>
-          <w:szCs w:val="24"/>
-        </w:rPr>
-        <w:t>Marginal fit (solid orange line) from a mixed effects model evaluating the relationship between temperature and dissolved oxygen across six cold-water alcoves plotted with raw data (grey points) and a 95% confidence interval</w:t>
-      </w:r>
-      <w:r>
-        <w:rPr>
-          <w:rFonts w:ascii="Times New Roman" w:hAnsi="Times New Roman" w:cs="Times New Roman"/>
-          <w:sz w:val="24"/>
-          <w:szCs w:val="24"/>
-        </w:rPr>
-        <w:t xml:space="preserve"> (bottom logger from N. Harrisburg removed).</w:t>
+        <w:t xml:space="preserve">(3) </w:t>
+      </w:r>
+      <w:r>
+        <w:rPr>
+          <w:rFonts w:ascii="Times New Roman" w:hAnsi="Times New Roman" w:cs="Times New Roman"/>
+          <w:sz w:val="24"/>
+          <w:szCs w:val="24"/>
+        </w:rPr>
+        <w:t>Marginal fit (solid orange line) from a mixed effects model evaluating the relationship between temperature and dissolved oxygen across six cold-water alcoves plotted with raw data (grey points) and a 95% confidence interval (bottom logger from N. Harrisburg removed).</w:t>
       </w:r>
     </w:p>
     <w:p>
@@ -963,9 +916,10 @@
           <w:sz w:val="24"/>
           <w:szCs w:val="24"/>
         </w:rPr>
+        <w:lastRenderedPageBreak/>
         <w:pict w14:anchorId="2FD87CFA">
-          <v:shape id="_x0000_i1027" type="#_x0000_t75" style="width:409.5pt;height:272.25pt">
-            <v:imagedata r:id="rId15" o:title="depth.selection"/>
+          <v:shape id="_x0000_i1029" type="#_x0000_t75" style="width:409.2pt;height:272.4pt">
+            <v:imagedata r:id="rId15" o:title="depth"/>
           </v:shape>
         </w:pict>
       </w:r>
@@ -1003,6 +957,18 @@
         <w:t xml:space="preserve"> Simulation of depth selection based on three different strategies – fish that maximizes DO, fish that maximizes temp, fish that considers DO and temp concurrently</w:t>
       </w:r>
     </w:p>
+    <w:p/>
+    <w:p>
+      <w:bookmarkStart w:id="2" w:name="_GoBack"/>
+      <w:bookmarkEnd w:id="2"/>
+      <w:r>
+        <w:pict w14:anchorId="1DE1F4C2">
+          <v:shape id="_x0000_i1036" type="#_x0000_t75" style="width:467.4pt;height:289.8pt">
+            <v:imagedata r:id="rId16" o:title="radial.plot.deepest.shallowest"/>
+          </v:shape>
+        </w:pict>
+      </w:r>
+    </w:p>
     <w:p>
       <w:pPr>
         <w:pStyle w:val="Caption"/>
@@ -1023,6 +989,7 @@
           <w:sz w:val="24"/>
           <w:szCs w:val="24"/>
         </w:rPr>
+        <w:lastRenderedPageBreak/>
         <w:drawing>
           <wp:inline distT="0" distB="0" distL="0" distR="0" wp14:anchorId="1F3F5757" wp14:editId="5C067A3F">
             <wp:extent cx="5570422" cy="2514600"/>
@@ -1041,7 +1008,7 @@
                     </pic:cNvPicPr>
                   </pic:nvPicPr>
                   <pic:blipFill>
-                    <a:blip r:embed="rId16" cstate="print">
+                    <a:blip r:embed="rId17" cstate="print">
                       <a:extLst>
                         <a:ext uri="{28A0092B-C50C-407E-A947-70E740481C1C}">
                           <a14:useLocalDpi xmlns:a14="http://schemas.microsoft.com/office/drawing/2010/main" val="0"/>
@@ -1081,8 +1048,8 @@
           <w:szCs w:val="24"/>
         </w:rPr>
         <w:pict w14:anchorId="7F8CB453">
-          <v:shape id="_x0000_i1028" type="#_x0000_t75" style="width:357pt;height:238.5pt">
-            <v:imagedata r:id="rId17" o:title="br.ibutton.8.do.temp"/>
+          <v:shape id="_x0000_i1030" type="#_x0000_t75" style="width:357pt;height:238.2pt">
+            <v:imagedata r:id="rId18" o:title="br.ibutton.8.do"/>
           </v:shape>
         </w:pict>
       </w:r>
@@ -1096,22 +1063,21 @@
         </w:rPr>
         <w:t xml:space="preserve"> </w:t>
       </w:r>
-      <w:commentRangeStart w:id="3"/>
-      <w:r>
-        <w:rPr>
-          <w:rFonts w:ascii="Times New Roman" w:hAnsi="Times New Roman" w:cs="Times New Roman"/>
-          <w:i w:val="0"/>
-          <w:color w:val="auto"/>
-          <w:sz w:val="24"/>
-          <w:szCs w:val="24"/>
-        </w:rPr>
+      <w:r>
+        <w:rPr>
+          <w:rFonts w:ascii="Times New Roman" w:hAnsi="Times New Roman" w:cs="Times New Roman"/>
+          <w:i w:val="0"/>
+          <w:color w:val="auto"/>
+          <w:sz w:val="24"/>
+          <w:szCs w:val="24"/>
+        </w:rPr>
+        <w:lastRenderedPageBreak/>
         <w:pict w14:anchorId="53EED481">
-          <v:shape id="_x0000_i1029" type="#_x0000_t75" style="width:365.25pt;height:243pt">
-            <v:imagedata r:id="rId18" o:title="norwood.ibutton.13.do.temp"/>
+          <v:shape id="_x0000_i1031" type="#_x0000_t75" style="width:365.4pt;height:243pt">
+            <v:imagedata r:id="rId19" o:title="norwood.ibutton.13.do"/>
           </v:shape>
         </w:pict>
       </w:r>
-      <w:commentRangeEnd w:id="3"/>
       <w:r>
         <w:rPr>
           <w:rStyle w:val="CommentReference"/>
@@ -1124,15 +1090,14 @@
     </w:p>
     <w:p/>
     <w:p>
-      <w:commentRangeStart w:id="4"/>
-      <w:r>
+      <w:r>
+        <w:lastRenderedPageBreak/>
         <w:pict w14:anchorId="0C5B388D">
-          <v:shape id="_x0000_i1030" type="#_x0000_t75" style="width:468pt;height:260.25pt">
-            <v:imagedata r:id="rId19" o:title="nor.ib.evening.avgDO.selection"/>
+          <v:shape id="_x0000_i1032" type="#_x0000_t75" style="width:468pt;height:260.4pt">
+            <v:imagedata r:id="rId20" o:title="nor.ib.evening.avgDO"/>
           </v:shape>
         </w:pict>
       </w:r>
-      <w:commentRangeEnd w:id="4"/>
       <w:r>
         <w:rPr>
           <w:rStyle w:val="CommentReference"/>
@@ -1141,22 +1106,23 @@
       </w:r>
       <w:r>
         <w:pict w14:anchorId="22952AFA">
-          <v:shape id="_x0000_i1031" type="#_x0000_t75" style="width:468pt;height:260.25pt">
-            <v:imagedata r:id="rId20" o:title="nor.ib.morning.avgDO.selection"/>
+          <v:shape id="_x0000_i1033" type="#_x0000_t75" style="width:468pt;height:260.4pt">
+            <v:imagedata r:id="rId21" o:title="nor.ib.morning.avgDO"/>
           </v:shape>
         </w:pict>
       </w:r>
       <w:r>
+        <w:lastRenderedPageBreak/>
         <w:pict w14:anchorId="4F9E83AC">
-          <v:shape id="_x0000_i1032" type="#_x0000_t75" style="width:468pt;height:260.25pt">
-            <v:imagedata r:id="rId21" o:title="br.ib.evening.avgDO.selection"/>
+          <v:shape id="_x0000_i1034" type="#_x0000_t75" style="width:468pt;height:260.4pt">
+            <v:imagedata r:id="rId22" o:title="br.ib.evening.avgDO"/>
           </v:shape>
         </w:pict>
       </w:r>
       <w:r>
         <w:pict w14:anchorId="0F2E48EF">
-          <v:shape id="_x0000_i1033" type="#_x0000_t75" style="width:468pt;height:260.25pt">
-            <v:imagedata r:id="rId22" o:title="br.ib.morning.avgDO.selection"/>
+          <v:shape id="_x0000_i1035" type="#_x0000_t75" style="width:468pt;height:260.4pt">
+            <v:imagedata r:id="rId23" o:title="br.ib.morning.avgDO"/>
           </v:shape>
         </w:pict>
       </w:r>
@@ -1173,7 +1139,7 @@
 
 <file path=word/comments.xml><?xml version="1.0" encoding="utf-8"?>
 <w:comments xmlns:wpc="http://schemas.microsoft.com/office/word/2010/wordprocessingCanvas" xmlns:cx="http://schemas.microsoft.com/office/drawing/2014/chartex" xmlns:cx1="http://schemas.microsoft.com/office/drawing/2015/9/8/chartex" xmlns:mc="http://schemas.openxmlformats.org/markup-compatibility/2006" xmlns:o="urn:schemas-microsoft-com:office:office" xmlns:r="http://schemas.openxmlformats.org/officeDocument/2006/relationships" xmlns:m="http://schemas.openxmlformats.org/officeDocument/2006/math" xmlns:v="urn:schemas-microsoft-com:vml" xmlns:wp14="http://schemas.microsoft.com/office/word/2010/wordprocessingDrawing" xmlns:wp="http://schemas.openxmlformats.org/drawingml/2006/wordprocessingDrawing" xmlns:w10="urn:schemas-microsoft-com:office:word" xmlns:w="http://schemas.openxmlformats.org/wordprocessingml/2006/main" xmlns:w14="http://schemas.microsoft.com/office/word/2010/wordml" xmlns:w15="http://schemas.microsoft.com/office/word/2012/wordml" xmlns:w16se="http://schemas.microsoft.com/office/word/2015/wordml/symex" xmlns:wpg="http://schemas.microsoft.com/office/word/2010/wordprocessingGroup" xmlns:wpi="http://schemas.microsoft.com/office/word/2010/wordprocessingInk" xmlns:wne="http://schemas.microsoft.com/office/word/2006/wordml" xmlns:wps="http://schemas.microsoft.com/office/word/2010/wordprocessingShape" mc:Ignorable="w14 w15 w16se wp14">
-  <w:comment w:id="1" w:author="Barrett, Hannah" w:date="2023-06-22T12:57:00Z" w:initials="BH">
+  <w:comment w:id="0" w:author="Barrett, Hannah" w:date="2023-06-22T12:57:00Z" w:initials="BH">
     <w:p>
       <w:pPr>
         <w:pStyle w:val="CommentText"/>
@@ -1197,7 +1163,7 @@
       </w:r>
     </w:p>
   </w:comment>
-  <w:comment w:id="2" w:author="Barrett, Hannah" w:date="2023-06-22T11:16:00Z" w:initials="BH">
+  <w:comment w:id="1" w:author="Barrett, Hannah" w:date="2023-06-22T11:16:00Z" w:initials="BH">
     <w:p>
       <w:pPr>
         <w:pStyle w:val="CommentText"/>

--- a/final.figures/dvm.figures.HB1.docx
+++ b/final.figures/dvm.figures.HB1.docx
@@ -27,8 +27,8 @@
             <v:path o:extrusionok="f" gradientshapeok="t" o:connecttype="rect"/>
             <o:lock v:ext="edit" aspectratio="t"/>
           </v:shapetype>
-          <v:shape id="_x0000_i1025" type="#_x0000_t75" style="width:513.6pt;height:350.4pt">
-            <v:imagedata r:id="rId4" o:title="br.day"/>
+          <v:shape id="_x0000_i1025" type="#_x0000_t75" style="width:513.75pt;height:350.25pt">
+            <v:imagedata r:id="rId4" o:title="br"/>
           </v:shape>
         </w:pict>
       </w:r>
@@ -119,7 +119,47 @@
           <w:sz w:val="24"/>
           <w:szCs w:val="24"/>
         </w:rPr>
-        <w:t xml:space="preserve"> Temperature and dissolved oxygen profiles from terminus of Blue Ruin cold-water alcove, profiles from early morning (6:00, ~do minima), and late afternoon (15:00, near do maxima).</w:t>
+        <w:t xml:space="preserve"> Temperature and dissolved oxygen profiles from terminus of Blue Ruin cold-water alcove, profiles from early morning (6:00, </w:t>
+      </w:r>
+      <w:r>
+        <w:rPr>
+          <w:rFonts w:ascii="Times New Roman" w:hAnsi="Times New Roman" w:cs="Times New Roman"/>
+          <w:i w:val="0"/>
+          <w:color w:val="auto"/>
+          <w:sz w:val="24"/>
+          <w:szCs w:val="24"/>
+        </w:rPr>
+        <w:t>near dissolved oxygen minima</w:t>
+      </w:r>
+      <w:r>
+        <w:rPr>
+          <w:rFonts w:ascii="Times New Roman" w:hAnsi="Times New Roman" w:cs="Times New Roman"/>
+          <w:i w:val="0"/>
+          <w:color w:val="auto"/>
+          <w:sz w:val="24"/>
+          <w:szCs w:val="24"/>
+        </w:rPr>
+        <w:t>), and late afternoon (15:00, near d</w:t>
+      </w:r>
+      <w:r>
+        <w:rPr>
+          <w:rFonts w:ascii="Times New Roman" w:hAnsi="Times New Roman" w:cs="Times New Roman"/>
+          <w:i w:val="0"/>
+          <w:color w:val="auto"/>
+          <w:sz w:val="24"/>
+          <w:szCs w:val="24"/>
+        </w:rPr>
+        <w:t>issolved oxygen</w:t>
+      </w:r>
+      <w:r>
+        <w:rPr>
+          <w:rFonts w:ascii="Times New Roman" w:hAnsi="Times New Roman" w:cs="Times New Roman"/>
+          <w:i w:val="0"/>
+          <w:color w:val="auto"/>
+          <w:sz w:val="24"/>
+          <w:szCs w:val="24"/>
+        </w:rPr>
+        <w:t xml:space="preserve"> maxima).</w:t>
       </w:r>
     </w:p>
     <w:p>
@@ -128,9 +168,9 @@
       </w:pPr>
       <w:r>
         <w:lastRenderedPageBreak/>
-        <w:pict w14:anchorId="25B51AF9">
-          <v:shape id="_x0000_i1026" type="#_x0000_t75" style="width:466.8pt;height:422.4pt">
-            <v:imagedata r:id="rId5" o:title="norwood.24hour.temp"/>
+        <w:pict w14:anchorId="2E036715">
+          <v:shape id="_x0000_i1038" type="#_x0000_t75" style="width:435pt;height:411pt">
+            <v:imagedata r:id="rId5" o:title="norwood.24hr.do.temp"/>
           </v:shape>
         </w:pict>
       </w:r>
@@ -139,109 +179,68 @@
       <w:pPr>
         <w:keepNext/>
       </w:pPr>
-      <w:r>
-        <w:rPr>
+    </w:p>
+    <w:p>
+      <w:pPr>
+        <w:pStyle w:val="Caption"/>
+        <w:rPr>
+          <w:rFonts w:ascii="Times New Roman" w:hAnsi="Times New Roman" w:cs="Times New Roman"/>
+          <w:i w:val="0"/>
+          <w:color w:val="auto"/>
+          <w:sz w:val="24"/>
+          <w:szCs w:val="24"/>
+        </w:rPr>
+      </w:pPr>
+      <w:r>
+        <w:rPr>
+          <w:rFonts w:ascii="Times New Roman" w:hAnsi="Times New Roman" w:cs="Times New Roman"/>
+          <w:b/>
+          <w:i w:val="0"/>
+          <w:color w:val="auto"/>
+          <w:sz w:val="24"/>
+          <w:szCs w:val="24"/>
+        </w:rPr>
+        <w:t xml:space="preserve">Figure </w:t>
+      </w:r>
+      <w:r>
+        <w:rPr>
+          <w:rFonts w:ascii="Times New Roman" w:hAnsi="Times New Roman" w:cs="Times New Roman"/>
+          <w:b/>
+          <w:i w:val="0"/>
+          <w:color w:val="auto"/>
+          <w:sz w:val="24"/>
+          <w:szCs w:val="24"/>
+        </w:rPr>
+        <w:fldChar w:fldCharType="begin"/>
+      </w:r>
+      <w:r>
+        <w:rPr>
+          <w:rFonts w:ascii="Times New Roman" w:hAnsi="Times New Roman" w:cs="Times New Roman"/>
+          <w:b/>
+          <w:i w:val="0"/>
+          <w:color w:val="auto"/>
+          <w:sz w:val="24"/>
+          <w:szCs w:val="24"/>
+        </w:rPr>
+        <w:instrText xml:space="preserve"> SEQ Figure \* ARABIC </w:instrText>
+      </w:r>
+      <w:r>
+        <w:rPr>
+          <w:rFonts w:ascii="Times New Roman" w:hAnsi="Times New Roman" w:cs="Times New Roman"/>
+          <w:b/>
+          <w:i w:val="0"/>
+          <w:color w:val="auto"/>
+          <w:sz w:val="24"/>
+          <w:szCs w:val="24"/>
+        </w:rPr>
+        <w:fldChar w:fldCharType="separate"/>
+      </w:r>
+      <w:r>
+        <w:rPr>
+          <w:rFonts w:ascii="Times New Roman" w:hAnsi="Times New Roman" w:cs="Times New Roman"/>
+          <w:b/>
+          <w:i w:val="0"/>
           <w:noProof/>
-        </w:rPr>
-        <w:lastRenderedPageBreak/>
-        <w:drawing>
-          <wp:inline distT="0" distB="0" distL="0" distR="0" wp14:anchorId="23E17EE2" wp14:editId="7764C152">
-            <wp:extent cx="5943600" cy="5407025"/>
-            <wp:effectExtent l="0" t="0" r="0" b="3175"/>
-            <wp:docPr id="8" name="Picture 8"/>
-            <wp:cNvGraphicFramePr>
-              <a:graphicFrameLocks xmlns:a="http://schemas.openxmlformats.org/drawingml/2006/main" noChangeAspect="1"/>
-            </wp:cNvGraphicFramePr>
-            <a:graphic xmlns:a="http://schemas.openxmlformats.org/drawingml/2006/main">
-              <a:graphicData uri="http://schemas.openxmlformats.org/drawingml/2006/picture">
-                <pic:pic xmlns:pic="http://schemas.openxmlformats.org/drawingml/2006/picture">
-                  <pic:nvPicPr>
-                    <pic:cNvPr id="1" name=""/>
-                    <pic:cNvPicPr/>
-                  </pic:nvPicPr>
-                  <pic:blipFill>
-                    <a:blip r:embed="rId6"/>
-                    <a:stretch>
-                      <a:fillRect/>
-                    </a:stretch>
-                  </pic:blipFill>
-                  <pic:spPr>
-                    <a:xfrm>
-                      <a:off x="0" y="0"/>
-                      <a:ext cx="5943600" cy="5407025"/>
-                    </a:xfrm>
-                    <a:prstGeom prst="rect">
-                      <a:avLst/>
-                    </a:prstGeom>
-                  </pic:spPr>
-                </pic:pic>
-              </a:graphicData>
-            </a:graphic>
-          </wp:inline>
-        </w:drawing>
-      </w:r>
-    </w:p>
-    <w:p>
-      <w:pPr>
-        <w:pStyle w:val="Caption"/>
-        <w:rPr>
-          <w:rFonts w:ascii="Times New Roman" w:hAnsi="Times New Roman" w:cs="Times New Roman"/>
-          <w:i w:val="0"/>
-          <w:color w:val="auto"/>
-          <w:sz w:val="24"/>
-          <w:szCs w:val="24"/>
-        </w:rPr>
-      </w:pPr>
-      <w:r>
-        <w:rPr>
-          <w:rFonts w:ascii="Times New Roman" w:hAnsi="Times New Roman" w:cs="Times New Roman"/>
-          <w:b/>
-          <w:i w:val="0"/>
-          <w:color w:val="auto"/>
-          <w:sz w:val="24"/>
-          <w:szCs w:val="24"/>
-        </w:rPr>
-        <w:t xml:space="preserve">Figure </w:t>
-      </w:r>
-      <w:r>
-        <w:rPr>
-          <w:rFonts w:ascii="Times New Roman" w:hAnsi="Times New Roman" w:cs="Times New Roman"/>
-          <w:b/>
-          <w:i w:val="0"/>
-          <w:color w:val="auto"/>
-          <w:sz w:val="24"/>
-          <w:szCs w:val="24"/>
-        </w:rPr>
-        <w:fldChar w:fldCharType="begin"/>
-      </w:r>
-      <w:r>
-        <w:rPr>
-          <w:rFonts w:ascii="Times New Roman" w:hAnsi="Times New Roman" w:cs="Times New Roman"/>
-          <w:b/>
-          <w:i w:val="0"/>
-          <w:color w:val="auto"/>
-          <w:sz w:val="24"/>
-          <w:szCs w:val="24"/>
-        </w:rPr>
-        <w:instrText xml:space="preserve"> SEQ Figure \* ARABIC </w:instrText>
-      </w:r>
-      <w:r>
-        <w:rPr>
-          <w:rFonts w:ascii="Times New Roman" w:hAnsi="Times New Roman" w:cs="Times New Roman"/>
-          <w:b/>
-          <w:i w:val="0"/>
-          <w:color w:val="auto"/>
-          <w:sz w:val="24"/>
-          <w:szCs w:val="24"/>
-        </w:rPr>
-        <w:fldChar w:fldCharType="separate"/>
-      </w:r>
-      <w:r>
-        <w:rPr>
-          <w:rFonts w:ascii="Times New Roman" w:hAnsi="Times New Roman" w:cs="Times New Roman"/>
-          <w:b/>
-          <w:i w:val="0"/>
-          <w:noProof/>
           <w:color w:val="auto"/>
           <w:sz w:val="24"/>
           <w:szCs w:val="24"/>
@@ -410,18 +409,7 @@
           <w:sz w:val="24"/>
           <w:szCs w:val="24"/>
         </w:rPr>
-        <w:t>-min</w:t>
-      </w:r>
-      <w:commentRangeStart w:id="0"/>
-      <w:r>
-        <w:rPr>
-          <w:rFonts w:ascii="Times New Roman" w:hAnsi="Times New Roman" w:cs="Times New Roman"/>
-          <w:i w:val="0"/>
-          <w:color w:val="auto"/>
-          <w:sz w:val="24"/>
-          <w:szCs w:val="24"/>
-        </w:rPr>
-        <w:t>ute</w:t>
+        <w:t>-minute</w:t>
       </w:r>
       <w:r>
         <w:rPr>
@@ -441,35 +429,74 @@
           <w:sz w:val="24"/>
           <w:szCs w:val="24"/>
         </w:rPr>
-        <w:t xml:space="preserve">, dashed lines for temperature, solid </w:t>
-      </w:r>
-      <w:commentRangeEnd w:id="0"/>
-      <w:r>
-        <w:rPr>
-          <w:rStyle w:val="CommentReference"/>
-          <w:i w:val="0"/>
-          <w:iCs w:val="0"/>
-          <w:color w:val="auto"/>
-        </w:rPr>
-        <w:commentReference w:id="0"/>
-      </w:r>
-      <w:r>
-        <w:rPr>
-          <w:rFonts w:ascii="Times New Roman" w:hAnsi="Times New Roman" w:cs="Times New Roman"/>
-          <w:i w:val="0"/>
-          <w:color w:val="auto"/>
-          <w:sz w:val="24"/>
-          <w:szCs w:val="24"/>
-        </w:rPr>
-        <w:t>for dissolved oxygen</w:t>
-      </w:r>
-    </w:p>
-    <w:p>
-      <w:r>
-        <w:lastRenderedPageBreak/>
+        <w:t xml:space="preserve">, dashed lines </w:t>
+      </w:r>
+      <w:r>
+        <w:rPr>
+          <w:rFonts w:ascii="Times New Roman" w:hAnsi="Times New Roman" w:cs="Times New Roman"/>
+          <w:i w:val="0"/>
+          <w:color w:val="auto"/>
+          <w:sz w:val="24"/>
+          <w:szCs w:val="24"/>
+        </w:rPr>
+        <w:t>represent</w:t>
+      </w:r>
+      <w:r>
+        <w:rPr>
+          <w:rFonts w:ascii="Times New Roman" w:hAnsi="Times New Roman" w:cs="Times New Roman"/>
+          <w:i w:val="0"/>
+          <w:color w:val="auto"/>
+          <w:sz w:val="24"/>
+          <w:szCs w:val="24"/>
+        </w:rPr>
+        <w:t xml:space="preserve"> temperature, </w:t>
+      </w:r>
+      <w:r>
+        <w:rPr>
+          <w:rFonts w:ascii="Times New Roman" w:hAnsi="Times New Roman" w:cs="Times New Roman"/>
+          <w:i w:val="0"/>
+          <w:color w:val="auto"/>
+          <w:sz w:val="24"/>
+          <w:szCs w:val="24"/>
+        </w:rPr>
+        <w:t>and solid</w:t>
+      </w:r>
+      <w:r>
+        <w:rPr>
+          <w:rFonts w:ascii="Times New Roman" w:hAnsi="Times New Roman" w:cs="Times New Roman"/>
+          <w:i w:val="0"/>
+          <w:color w:val="auto"/>
+          <w:sz w:val="24"/>
+          <w:szCs w:val="24"/>
+        </w:rPr>
+        <w:t xml:space="preserve"> </w:t>
+      </w:r>
+      <w:r>
+        <w:rPr>
+          <w:rFonts w:ascii="Times New Roman" w:hAnsi="Times New Roman" w:cs="Times New Roman"/>
+          <w:i w:val="0"/>
+          <w:color w:val="auto"/>
+          <w:sz w:val="24"/>
+          <w:szCs w:val="24"/>
+        </w:rPr>
+        <w:t xml:space="preserve">lines represent </w:t>
+      </w:r>
+      <w:r>
+        <w:rPr>
+          <w:rFonts w:ascii="Times New Roman" w:hAnsi="Times New Roman" w:cs="Times New Roman"/>
+          <w:i w:val="0"/>
+          <w:color w:val="auto"/>
+          <w:sz w:val="24"/>
+          <w:szCs w:val="24"/>
+        </w:rPr>
+        <w:t>dissolved oxygen</w:t>
+      </w:r>
+    </w:p>
+    <w:p>
+      <w:r>
         <w:pict w14:anchorId="3B797F20">
-          <v:shape id="_x0000_i1027" type="#_x0000_t75" style="width:414pt;height:192.6pt">
-            <v:imagedata r:id="rId9" o:title="temp.do.br.nor.cwa.mixed.effects" croptop="2193f" cropbottom="39792f"/>
+          <v:shape id="_x0000_i1027" type="#_x0000_t75" style="width:414pt;height:192.75pt">
+            <v:imagedata r:id="rId6" o:title="temp.do.br.nor.cwa.mixed" croptop="2193f" cropbottom="39792f"/>
           </v:shape>
         </w:pict>
       </w:r>
@@ -491,8 +518,8 @@
           <w:szCs w:val="24"/>
         </w:rPr>
         <w:pict w14:anchorId="659AF171">
-          <v:shape id="_x0000_i1028" type="#_x0000_t75" style="width:389.4pt;height:264pt">
-            <v:imagedata r:id="rId10" o:title="temp.do.mixed.effects.reg.nor"/>
+          <v:shape id="_x0000_i1028" type="#_x0000_t75" style="width:389.25pt;height:264pt">
+            <v:imagedata r:id="rId7" o:title="temp.do.mixed.effects.reg"/>
           </v:shape>
         </w:pict>
       </w:r>
@@ -546,7 +573,6 @@
         <w:rPr>
           <w:noProof/>
         </w:rPr>
-        <w:lastRenderedPageBreak/>
         <w:drawing>
           <wp:inline distT="0" distB="0" distL="0" distR="0" wp14:anchorId="490AA77F" wp14:editId="47CC3B8C">
             <wp:extent cx="5943600" cy="2752725"/>
@@ -563,7 +589,7 @@
                     <pic:cNvPicPr/>
                   </pic:nvPicPr>
                   <pic:blipFill rotWithShape="1">
-                    <a:blip r:embed="rId11"/>
+                    <a:blip r:embed="rId8"/>
                     <a:srcRect b="20063"/>
                     <a:stretch/>
                   </pic:blipFill>
@@ -696,7 +722,7 @@
                     <pic:cNvPicPr/>
                   </pic:nvPicPr>
                   <pic:blipFill rotWithShape="1">
-                    <a:blip r:embed="rId12"/>
+                    <a:blip r:embed="rId9"/>
                     <a:srcRect l="961"/>
                     <a:stretch/>
                   </pic:blipFill>
@@ -758,7 +784,7 @@
         </w:rPr>
         <w:t xml:space="preserve">Marginal fit (solid orange line) from a mixed effects model evaluating the relationship between temperature and dissolved oxygen across six cold-water alcoves plotted with raw data (grey points) and a 95% confidence interval </w:t>
       </w:r>
-      <w:commentRangeStart w:id="1"/>
+      <w:commentRangeStart w:id="0"/>
       <w:r>
         <w:rPr>
           <w:rFonts w:ascii="Times New Roman" w:hAnsi="Times New Roman" w:cs="Times New Roman"/>
@@ -767,12 +793,12 @@
         </w:rPr>
         <w:t>envelope (tan).</w:t>
       </w:r>
-      <w:commentRangeEnd w:id="1"/>
+      <w:commentRangeEnd w:id="0"/>
       <w:r>
         <w:rPr>
           <w:rStyle w:val="CommentReference"/>
         </w:rPr>
-        <w:commentReference w:id="1"/>
+        <w:commentReference w:id="0"/>
       </w:r>
     </w:p>
     <w:p>
@@ -785,12 +811,58 @@
         <w:rPr>
           <w:noProof/>
         </w:rPr>
-        <w:lastRenderedPageBreak/>
         <w:drawing>
           <wp:inline distT="0" distB="0" distL="0" distR="0" wp14:anchorId="309ACAC7" wp14:editId="7B06B36A">
             <wp:extent cx="4667250" cy="2414903"/>
             <wp:effectExtent l="0" t="0" r="0" b="5080"/>
             <wp:docPr id="6" name="Picture 6"/>
+            <wp:cNvGraphicFramePr>
+              <a:graphicFrameLocks xmlns:a="http://schemas.openxmlformats.org/drawingml/2006/main" noChangeAspect="1"/>
+            </wp:cNvGraphicFramePr>
+            <a:graphic xmlns:a="http://schemas.openxmlformats.org/drawingml/2006/main">
+              <a:graphicData uri="http://schemas.openxmlformats.org/drawingml/2006/picture">
+                <pic:pic xmlns:pic="http://schemas.openxmlformats.org/drawingml/2006/picture">
+                  <pic:nvPicPr>
+                    <pic:cNvPr id="1" name=""/>
+                    <pic:cNvPicPr/>
+                  </pic:nvPicPr>
+                  <pic:blipFill>
+                    <a:blip r:embed="rId12"/>
+                    <a:stretch>
+                      <a:fillRect/>
+                    </a:stretch>
+                  </pic:blipFill>
+                  <pic:spPr>
+                    <a:xfrm>
+                      <a:off x="0" y="0"/>
+                      <a:ext cx="4681184" cy="2422113"/>
+                    </a:xfrm>
+                    <a:prstGeom prst="rect">
+                      <a:avLst/>
+                    </a:prstGeom>
+                  </pic:spPr>
+                </pic:pic>
+              </a:graphicData>
+            </a:graphic>
+          </wp:inline>
+        </w:drawing>
+      </w:r>
+    </w:p>
+    <w:p>
+      <w:pPr>
+        <w:rPr>
+          <w:b/>
+        </w:rPr>
+      </w:pPr>
+      <w:r>
+        <w:rPr>
+          <w:noProof/>
+        </w:rPr>
+        <w:drawing>
+          <wp:inline distT="0" distB="0" distL="0" distR="0" wp14:anchorId="408B8D22" wp14:editId="38AE2432">
+            <wp:extent cx="4667250" cy="3413176"/>
+            <wp:effectExtent l="0" t="0" r="0" b="0"/>
+            <wp:docPr id="5" name="Picture 5"/>
             <wp:cNvGraphicFramePr>
               <a:graphicFrameLocks xmlns:a="http://schemas.openxmlformats.org/drawingml/2006/main" noChangeAspect="1"/>
             </wp:cNvGraphicFramePr>
@@ -810,53 +882,6 @@
                   <pic:spPr>
                     <a:xfrm>
                       <a:off x="0" y="0"/>
-                      <a:ext cx="4681184" cy="2422113"/>
-                    </a:xfrm>
-                    <a:prstGeom prst="rect">
-                      <a:avLst/>
-                    </a:prstGeom>
-                  </pic:spPr>
-                </pic:pic>
-              </a:graphicData>
-            </a:graphic>
-          </wp:inline>
-        </w:drawing>
-      </w:r>
-    </w:p>
-    <w:p>
-      <w:pPr>
-        <w:rPr>
-          <w:b/>
-        </w:rPr>
-      </w:pPr>
-      <w:r>
-        <w:rPr>
-          <w:noProof/>
-        </w:rPr>
-        <w:drawing>
-          <wp:inline distT="0" distB="0" distL="0" distR="0" wp14:anchorId="408B8D22" wp14:editId="38AE2432">
-            <wp:extent cx="4667250" cy="3413176"/>
-            <wp:effectExtent l="0" t="0" r="0" b="0"/>
-            <wp:docPr id="5" name="Picture 5"/>
-            <wp:cNvGraphicFramePr>
-              <a:graphicFrameLocks xmlns:a="http://schemas.openxmlformats.org/drawingml/2006/main" noChangeAspect="1"/>
-            </wp:cNvGraphicFramePr>
-            <a:graphic xmlns:a="http://schemas.openxmlformats.org/drawingml/2006/main">
-              <a:graphicData uri="http://schemas.openxmlformats.org/drawingml/2006/picture">
-                <pic:pic xmlns:pic="http://schemas.openxmlformats.org/drawingml/2006/picture">
-                  <pic:nvPicPr>
-                    <pic:cNvPr id="1" name=""/>
-                    <pic:cNvPicPr/>
-                  </pic:nvPicPr>
-                  <pic:blipFill>
-                    <a:blip r:embed="rId14"/>
-                    <a:stretch>
-                      <a:fillRect/>
-                    </a:stretch>
-                  </pic:blipFill>
-                  <pic:spPr>
-                    <a:xfrm>
-                      <a:off x="0" y="0"/>
                       <a:ext cx="4676826" cy="3420179"/>
                     </a:xfrm>
                     <a:prstGeom prst="rect">
@@ -916,10 +941,9 @@
           <w:sz w:val="24"/>
           <w:szCs w:val="24"/>
         </w:rPr>
-        <w:lastRenderedPageBreak/>
         <w:pict w14:anchorId="2FD87CFA">
-          <v:shape id="_x0000_i1029" type="#_x0000_t75" style="width:409.2pt;height:272.4pt">
-            <v:imagedata r:id="rId15" o:title="depth"/>
+          <v:shape id="_x0000_i1029" type="#_x0000_t75" style="width:409.5pt;height:272.25pt">
+            <v:imagedata r:id="rId14" o:title="depth"/>
           </v:shape>
         </w:pict>
       </w:r>
@@ -959,170 +983,181 @@
     </w:p>
     <w:p/>
     <w:p>
+      <w:commentRangeStart w:id="1"/>
+      <w:r>
+        <w:pict w14:anchorId="1DE1F4C2">
+          <v:shape id="_x0000_i1030" type="#_x0000_t75" style="width:467.25pt;height:290.25pt">
+            <v:imagedata r:id="rId15" o:title="radial.plot.deepest"/>
+          </v:shape>
+        </w:pict>
+      </w:r>
+      <w:commentRangeEnd w:id="1"/>
+      <w:r>
+        <w:rPr>
+          <w:rStyle w:val="CommentReference"/>
+        </w:rPr>
+        <w:commentReference w:id="1"/>
+      </w:r>
+    </w:p>
+    <w:p>
+      <w:pPr>
+        <w:pStyle w:val="Caption"/>
+        <w:keepNext/>
+      </w:pPr>
+      <w:r>
+        <w:rPr>
+          <w:rFonts w:ascii="Times New Roman" w:hAnsi="Times New Roman" w:cs="Times New Roman"/>
+          <w:i w:val="0"/>
+          <w:noProof/>
+          <w:color w:val="auto"/>
+          <w:sz w:val="24"/>
+          <w:szCs w:val="24"/>
+        </w:rPr>
+        <w:pict w14:anchorId="1A71092B">
+          <v:shape id="_x0000_i1055" type="#_x0000_t75" style="width:485.25pt;height:330pt">
+            <v:imagedata r:id="rId16" o:title="grouped.smoothed.fish.depth"/>
+          </v:shape>
+        </w:pict>
+      </w:r>
+    </w:p>
+    <w:p>
+      <w:pPr>
+        <w:pStyle w:val="Caption"/>
+        <w:rPr>
+          <w:rFonts w:ascii="Times New Roman" w:hAnsi="Times New Roman" w:cs="Times New Roman"/>
+          <w:i w:val="0"/>
+          <w:noProof/>
+          <w:color w:val="auto"/>
+          <w:sz w:val="24"/>
+          <w:szCs w:val="24"/>
+        </w:rPr>
+      </w:pPr>
+      <w:r>
+        <w:rPr>
+          <w:rFonts w:ascii="Times New Roman" w:hAnsi="Times New Roman" w:cs="Times New Roman"/>
+          <w:b/>
+          <w:i w:val="0"/>
+          <w:color w:val="auto"/>
+          <w:sz w:val="24"/>
+          <w:szCs w:val="24"/>
+        </w:rPr>
+        <w:t xml:space="preserve">Figure 5 </w:t>
+      </w:r>
+      <w:r>
+        <w:rPr>
+          <w:rFonts w:ascii="Times New Roman" w:hAnsi="Times New Roman" w:cs="Times New Roman"/>
+          <w:i w:val="0"/>
+          <w:color w:val="auto"/>
+          <w:sz w:val="24"/>
+          <w:szCs w:val="24"/>
+        </w:rPr>
+        <w:t>Smoothed plot of fish depth over 24-hour timeframe, pooled from both cold-water alcove locations, 07/30-08/06 (cut off first few days and</w:t>
+      </w:r>
       <w:bookmarkStart w:id="2" w:name="_GoBack"/>
       <w:bookmarkEnd w:id="2"/>
       <w:r>
-        <w:pict w14:anchorId="1DE1F4C2">
-          <v:shape id="_x0000_i1036" type="#_x0000_t75" style="width:467.4pt;height:289.8pt">
-            <v:imagedata r:id="rId16" o:title="radial.plot.deepest.shallowest"/>
+        <w:rPr>
+          <w:rFonts w:ascii="Times New Roman" w:hAnsi="Times New Roman" w:cs="Times New Roman"/>
+          <w:i w:val="0"/>
+          <w:color w:val="auto"/>
+          <w:sz w:val="24"/>
+          <w:szCs w:val="24"/>
+        </w:rPr>
+        <w:t xml:space="preserve"> end days, looking at 1-week)</w:t>
+      </w:r>
+    </w:p>
+    <w:p>
+      <w:pPr>
+        <w:pStyle w:val="Caption"/>
+        <w:rPr>
+          <w:rFonts w:ascii="Times New Roman" w:hAnsi="Times New Roman" w:cs="Times New Roman"/>
+          <w:i w:val="0"/>
+          <w:color w:val="auto"/>
+          <w:sz w:val="24"/>
+          <w:szCs w:val="24"/>
+        </w:rPr>
+      </w:pPr>
+      <w:r>
+        <w:rPr>
+          <w:rFonts w:ascii="Times New Roman" w:hAnsi="Times New Roman" w:cs="Times New Roman"/>
+          <w:i w:val="0"/>
+          <w:color w:val="auto"/>
+          <w:sz w:val="24"/>
+          <w:szCs w:val="24"/>
+        </w:rPr>
+        <w:pict w14:anchorId="7F8CB453">
+          <v:shape id="_x0000_i1031" type="#_x0000_t75" style="width:357pt;height:238.5pt">
+            <v:imagedata r:id="rId17" o:title="br.ibutton.8"/>
           </v:shape>
         </w:pict>
       </w:r>
-    </w:p>
-    <w:p>
-      <w:pPr>
-        <w:pStyle w:val="Caption"/>
-        <w:rPr>
-          <w:rFonts w:ascii="Times New Roman" w:hAnsi="Times New Roman" w:cs="Times New Roman"/>
-          <w:i w:val="0"/>
-          <w:color w:val="auto"/>
-          <w:sz w:val="24"/>
-          <w:szCs w:val="24"/>
-        </w:rPr>
-      </w:pPr>
-      <w:r>
-        <w:rPr>
-          <w:rFonts w:ascii="Times New Roman" w:hAnsi="Times New Roman" w:cs="Times New Roman"/>
-          <w:i w:val="0"/>
-          <w:noProof/>
-          <w:color w:val="auto"/>
-          <w:sz w:val="24"/>
-          <w:szCs w:val="24"/>
-        </w:rPr>
-        <w:lastRenderedPageBreak/>
-        <w:drawing>
-          <wp:inline distT="0" distB="0" distL="0" distR="0" wp14:anchorId="1F3F5757" wp14:editId="5C067A3F">
-            <wp:extent cx="5570422" cy="2514600"/>
-            <wp:effectExtent l="0" t="0" r="0" b="0"/>
-            <wp:docPr id="1" name="Picture 1" descr="C:\Users\barrehan\AppData\Local\Microsoft\Windows\INetCache\Content.Word\smoothed.fit.fish.depth.BRib.png"/>
-            <wp:cNvGraphicFramePr>
-              <a:graphicFrameLocks xmlns:a="http://schemas.openxmlformats.org/drawingml/2006/main" noChangeAspect="1"/>
-            </wp:cNvGraphicFramePr>
-            <a:graphic xmlns:a="http://schemas.openxmlformats.org/drawingml/2006/main">
-              <a:graphicData uri="http://schemas.openxmlformats.org/drawingml/2006/picture">
-                <pic:pic xmlns:pic="http://schemas.openxmlformats.org/drawingml/2006/picture">
-                  <pic:nvPicPr>
-                    <pic:cNvPr id="0" name="Picture 23" descr="C:\Users\barrehan\AppData\Local\Microsoft\Windows\INetCache\Content.Word\smoothed.fit.fish.depth.BRib.png"/>
-                    <pic:cNvPicPr>
-                      <a:picLocks noChangeAspect="1" noChangeArrowheads="1"/>
-                    </pic:cNvPicPr>
-                  </pic:nvPicPr>
-                  <pic:blipFill>
-                    <a:blip r:embed="rId17" cstate="print">
-                      <a:extLst>
-                        <a:ext uri="{28A0092B-C50C-407E-A947-70E740481C1C}">
-                          <a14:useLocalDpi xmlns:a14="http://schemas.microsoft.com/office/drawing/2010/main" val="0"/>
-                        </a:ext>
-                      </a:extLst>
-                    </a:blip>
-                    <a:srcRect/>
-                    <a:stretch>
-                      <a:fillRect/>
-                    </a:stretch>
-                  </pic:blipFill>
-                  <pic:spPr bwMode="auto">
-                    <a:xfrm>
-                      <a:off x="0" y="0"/>
-                      <a:ext cx="5573121" cy="2515818"/>
-                    </a:xfrm>
-                    <a:prstGeom prst="rect">
-                      <a:avLst/>
-                    </a:prstGeom>
-                    <a:noFill/>
-                    <a:ln>
-                      <a:noFill/>
-                    </a:ln>
-                  </pic:spPr>
-                </pic:pic>
-              </a:graphicData>
-            </a:graphic>
-          </wp:inline>
-        </w:drawing>
-      </w:r>
-      <w:r>
-        <w:rPr>
-          <w:rFonts w:ascii="Times New Roman" w:hAnsi="Times New Roman" w:cs="Times New Roman"/>
-          <w:i w:val="0"/>
-          <w:color w:val="auto"/>
-          <w:sz w:val="24"/>
-          <w:szCs w:val="24"/>
-        </w:rPr>
-        <w:pict w14:anchorId="7F8CB453">
-          <v:shape id="_x0000_i1030" type="#_x0000_t75" style="width:357pt;height:238.2pt">
-            <v:imagedata r:id="rId18" o:title="br.ibutton.8.do"/>
+      <w:r>
+        <w:rPr>
+          <w:rFonts w:ascii="Times New Roman" w:hAnsi="Times New Roman" w:cs="Times New Roman"/>
+          <w:i w:val="0"/>
+          <w:color w:val="auto"/>
+          <w:sz w:val="24"/>
+          <w:szCs w:val="24"/>
+        </w:rPr>
+        <w:t xml:space="preserve"> </w:t>
+      </w:r>
+      <w:r>
+        <w:rPr>
+          <w:rFonts w:ascii="Times New Roman" w:hAnsi="Times New Roman" w:cs="Times New Roman"/>
+          <w:i w:val="0"/>
+          <w:color w:val="auto"/>
+          <w:sz w:val="24"/>
+          <w:szCs w:val="24"/>
+        </w:rPr>
+        <w:pict w14:anchorId="53EED481">
+          <v:shape id="_x0000_i1032" type="#_x0000_t75" style="width:365.25pt;height:243pt">
+            <v:imagedata r:id="rId18" o:title="norwood.ibutton.13"/>
           </v:shape>
         </w:pict>
       </w:r>
       <w:r>
         <w:rPr>
-          <w:rFonts w:ascii="Times New Roman" w:hAnsi="Times New Roman" w:cs="Times New Roman"/>
-          <w:i w:val="0"/>
-          <w:color w:val="auto"/>
-          <w:sz w:val="24"/>
-          <w:szCs w:val="24"/>
-        </w:rPr>
-        <w:t xml:space="preserve"> </w:t>
-      </w:r>
-      <w:r>
-        <w:rPr>
-          <w:rFonts w:ascii="Times New Roman" w:hAnsi="Times New Roman" w:cs="Times New Roman"/>
-          <w:i w:val="0"/>
-          <w:color w:val="auto"/>
-          <w:sz w:val="24"/>
-          <w:szCs w:val="24"/>
-        </w:rPr>
-        <w:lastRenderedPageBreak/>
-        <w:pict w14:anchorId="53EED481">
-          <v:shape id="_x0000_i1031" type="#_x0000_t75" style="width:365.4pt;height:243pt">
-            <v:imagedata r:id="rId19" o:title="norwood.ibutton.13.do"/>
+          <w:rStyle w:val="CommentReference"/>
+          <w:i w:val="0"/>
+          <w:iCs w:val="0"/>
+          <w:color w:val="auto"/>
+        </w:rPr>
+        <w:commentReference w:id="3"/>
+      </w:r>
+    </w:p>
+    <w:p/>
+    <w:p>
+      <w:r>
+        <w:pict w14:anchorId="0C5B388D">
+          <v:shape id="_x0000_i1033" type="#_x0000_t75" style="width:468pt;height:260.25pt">
+            <v:imagedata r:id="rId19" o:title="nor.ib.evening"/>
           </v:shape>
         </w:pict>
       </w:r>
       <w:r>
         <w:rPr>
           <w:rStyle w:val="CommentReference"/>
-          <w:i w:val="0"/>
-          <w:iCs w:val="0"/>
-          <w:color w:val="auto"/>
-        </w:rPr>
-        <w:commentReference w:id="3"/>
-      </w:r>
-    </w:p>
-    <w:p/>
-    <w:p>
-      <w:r>
-        <w:lastRenderedPageBreak/>
-        <w:pict w14:anchorId="0C5B388D">
-          <v:shape id="_x0000_i1032" type="#_x0000_t75" style="width:468pt;height:260.4pt">
-            <v:imagedata r:id="rId20" o:title="nor.ib.evening.avgDO"/>
+        </w:rPr>
+        <w:commentReference w:id="4"/>
+      </w:r>
+      <w:r>
+        <w:pict w14:anchorId="22952AFA">
+          <v:shape id="_x0000_i1034" type="#_x0000_t75" style="width:468pt;height:260.25pt">
+            <v:imagedata r:id="rId20" o:title="nor.ib.morning"/>
           </v:shape>
         </w:pict>
       </w:r>
       <w:r>
-        <w:rPr>
-          <w:rStyle w:val="CommentReference"/>
-        </w:rPr>
-        <w:commentReference w:id="4"/>
-      </w:r>
-      <w:r>
-        <w:pict w14:anchorId="22952AFA">
-          <v:shape id="_x0000_i1033" type="#_x0000_t75" style="width:468pt;height:260.4pt">
-            <v:imagedata r:id="rId21" o:title="nor.ib.morning.avgDO"/>
+        <w:pict w14:anchorId="4F9E83AC">
+          <v:shape id="_x0000_i1035" type="#_x0000_t75" style="width:468pt;height:260.25pt">
+            <v:imagedata r:id="rId21" o:title="br.ib.evening"/>
           </v:shape>
         </w:pict>
       </w:r>
       <w:r>
-        <w:lastRenderedPageBreak/>
-        <w:pict w14:anchorId="4F9E83AC">
-          <v:shape id="_x0000_i1034" type="#_x0000_t75" style="width:468pt;height:260.4pt">
-            <v:imagedata r:id="rId22" o:title="br.ib.evening.avgDO"/>
-          </v:shape>
-        </w:pict>
-      </w:r>
-      <w:r>
         <w:pict w14:anchorId="0F2E48EF">
-          <v:shape id="_x0000_i1035" type="#_x0000_t75" style="width:468pt;height:260.4pt">
-            <v:imagedata r:id="rId23" o:title="br.ib.morning.avgDO"/>
+          <v:shape id="_x0000_i1036" type="#_x0000_t75" style="width:468pt;height:260.25pt">
+            <v:imagedata r:id="rId22" o:title="br.ib.morning"/>
           </v:shape>
         </w:pict>
       </w:r>
@@ -1139,7 +1174,7 @@
 
 <file path=word/comments.xml><?xml version="1.0" encoding="utf-8"?>
 <w:comments xmlns:wpc="http://schemas.microsoft.com/office/word/2010/wordprocessingCanvas" xmlns:cx="http://schemas.microsoft.com/office/drawing/2014/chartex" xmlns:cx1="http://schemas.microsoft.com/office/drawing/2015/9/8/chartex" xmlns:mc="http://schemas.openxmlformats.org/markup-compatibility/2006" xmlns:o="urn:schemas-microsoft-com:office:office" xmlns:r="http://schemas.openxmlformats.org/officeDocument/2006/relationships" xmlns:m="http://schemas.openxmlformats.org/officeDocument/2006/math" xmlns:v="urn:schemas-microsoft-com:vml" xmlns:wp14="http://schemas.microsoft.com/office/word/2010/wordprocessingDrawing" xmlns:wp="http://schemas.openxmlformats.org/drawingml/2006/wordprocessingDrawing" xmlns:w10="urn:schemas-microsoft-com:office:word" xmlns:w="http://schemas.openxmlformats.org/wordprocessingml/2006/main" xmlns:w14="http://schemas.microsoft.com/office/word/2010/wordml" xmlns:w15="http://schemas.microsoft.com/office/word/2012/wordml" xmlns:w16se="http://schemas.microsoft.com/office/word/2015/wordml/symex" xmlns:wpg="http://schemas.microsoft.com/office/word/2010/wordprocessingGroup" xmlns:wpi="http://schemas.microsoft.com/office/word/2010/wordprocessingInk" xmlns:wne="http://schemas.microsoft.com/office/word/2006/wordml" xmlns:wps="http://schemas.microsoft.com/office/word/2010/wordprocessingShape" mc:Ignorable="w14 w15 w16se wp14">
-  <w:comment w:id="0" w:author="Barrett, Hannah" w:date="2023-06-22T12:57:00Z" w:initials="BH">
+  <w:comment w:id="0" w:author="Barrett, Hannah" w:date="2023-06-22T11:16:00Z" w:initials="BH">
     <w:p>
       <w:pPr>
         <w:pStyle w:val="CommentText"/>
@@ -1151,52 +1186,52 @@
         <w:annotationRef/>
       </w:r>
       <w:r>
-        <w:t xml:space="preserve">Figure out legend key for </w:t>
+        <w:t>North Harrisburg deepest</w:t>
+      </w:r>
+      <w:r>
+        <w:t xml:space="preserve"> DO logger </w:t>
+      </w:r>
+      <w:r>
+        <w:t xml:space="preserve">(2.4m) </w:t>
+      </w:r>
+      <w:r>
+        <w:t>had really high DO (</w:t>
+      </w:r>
+      <w:r>
+        <w:t>circled points upper left corner of figure)</w:t>
+      </w:r>
+      <w:r>
+        <w:t xml:space="preserve"> changing coefficient estimates</w:t>
+      </w:r>
+      <w:r>
+        <w:t xml:space="preserve"> </w:t>
+      </w:r>
+      <w:r>
+        <w:t>– seems like it could be logger error DO readings are super high…</w:t>
+      </w:r>
+    </w:p>
+  </w:comment>
+  <w:comment w:id="1" w:author="Barrett, Hannah" w:date="2023-07-19T11:54:00Z" w:initials="BH">
+    <w:p>
+      <w:pPr>
+        <w:pStyle w:val="CommentText"/>
+      </w:pPr>
+      <w:r>
+        <w:rPr>
+          <w:rStyle w:val="CommentReference"/>
+        </w:rPr>
+        <w:annotationRef/>
+      </w:r>
+      <w:r>
+        <w:t xml:space="preserve">Radial plot probably </w:t>
       </w:r>
       <w:proofErr w:type="spellStart"/>
       <w:r>
-        <w:t>dased</w:t>
+        <w:t>wont</w:t>
       </w:r>
       <w:proofErr w:type="spellEnd"/>
       <w:r>
-        <w:t>/solid lines</w:t>
-      </w:r>
-    </w:p>
-  </w:comment>
-  <w:comment w:id="1" w:author="Barrett, Hannah" w:date="2023-06-22T11:16:00Z" w:initials="BH">
-    <w:p>
-      <w:pPr>
-        <w:pStyle w:val="CommentText"/>
-      </w:pPr>
-      <w:r>
-        <w:rPr>
-          <w:rStyle w:val="CommentReference"/>
-        </w:rPr>
-        <w:annotationRef/>
-      </w:r>
-      <w:r>
-        <w:t>North Harrisburg deepest</w:t>
-      </w:r>
-      <w:r>
-        <w:t xml:space="preserve"> DO logger </w:t>
-      </w:r>
-      <w:r>
-        <w:t xml:space="preserve">(2.4m) </w:t>
-      </w:r>
-      <w:r>
-        <w:t>had really high DO (</w:t>
-      </w:r>
-      <w:r>
-        <w:t>circled points upper left corner of figure)</w:t>
-      </w:r>
-      <w:r>
-        <w:t xml:space="preserve"> changing coefficient estimates</w:t>
-      </w:r>
-      <w:r>
-        <w:t xml:space="preserve"> </w:t>
-      </w:r>
-      <w:r>
-        <w:t>– seems like it could be logger error DO readings are super high…</w:t>
+        <w:t xml:space="preserve"> work, look at difference in scale – fish are at ‘max depth’ continuously across multiple hours so getting way more hits for that plot </w:t>
       </w:r>
     </w:p>
   </w:comment>
@@ -1237,8 +1272,8 @@
 
 <file path=word/commentsExtended.xml><?xml version="1.0" encoding="utf-8"?>
 <w15:commentsEx xmlns:wpc="http://schemas.microsoft.com/office/word/2010/wordprocessingCanvas" xmlns:cx="http://schemas.microsoft.com/office/drawing/2014/chartex" xmlns:cx1="http://schemas.microsoft.com/office/drawing/2015/9/8/chartex" xmlns:mc="http://schemas.openxmlformats.org/markup-compatibility/2006" xmlns:o="urn:schemas-microsoft-com:office:office" xmlns:r="http://schemas.openxmlformats.org/officeDocument/2006/relationships" xmlns:m="http://schemas.openxmlformats.org/officeDocument/2006/math" xmlns:v="urn:schemas-microsoft-com:vml" xmlns:wp14="http://schemas.microsoft.com/office/word/2010/wordprocessingDrawing" xmlns:wp="http://schemas.openxmlformats.org/drawingml/2006/wordprocessingDrawing" xmlns:w10="urn:schemas-microsoft-com:office:word" xmlns:w="http://schemas.openxmlformats.org/wordprocessingml/2006/main" xmlns:w14="http://schemas.microsoft.com/office/word/2010/wordml" xmlns:w15="http://schemas.microsoft.com/office/word/2012/wordml" xmlns:w16se="http://schemas.microsoft.com/office/word/2015/wordml/symex" xmlns:wpg="http://schemas.microsoft.com/office/word/2010/wordprocessingGroup" xmlns:wpi="http://schemas.microsoft.com/office/word/2010/wordprocessingInk" xmlns:wne="http://schemas.microsoft.com/office/word/2006/wordml" xmlns:wps="http://schemas.microsoft.com/office/word/2010/wordprocessingShape" mc:Ignorable="w14 w15 w16se wp14">
-  <w15:commentEx w15:paraId="070FE743" w15:done="0"/>
   <w15:commentEx w15:paraId="50FA2023" w15:done="0"/>
+  <w15:commentEx w15:paraId="355F0212" w15:done="0"/>
   <w15:commentEx w15:paraId="523BF81B" w15:done="0"/>
   <w15:commentEx w15:paraId="61A9F721" w15:done="0"/>
 </w15:commentsEx>

--- a/final.figures/dvm.figures.HB1.docx
+++ b/final.figures/dvm.figures.HB1.docx
@@ -27,7 +27,7 @@
             <v:path o:extrusionok="f" gradientshapeok="t" o:connecttype="rect"/>
             <o:lock v:ext="edit" aspectratio="t"/>
           </v:shapetype>
-          <v:shape id="_x0000_i1025" type="#_x0000_t75" style="width:513.75pt;height:350.25pt">
+          <v:shape id="_x0000_i1025" type="#_x0000_t75" style="width:513.6pt;height:350.4pt">
             <v:imagedata r:id="rId4" o:title="br"/>
           </v:shape>
         </w:pict>
@@ -169,8 +169,8 @@
       <w:r>
         <w:lastRenderedPageBreak/>
         <w:pict w14:anchorId="2E036715">
-          <v:shape id="_x0000_i1038" type="#_x0000_t75" style="width:435pt;height:411pt">
-            <v:imagedata r:id="rId5" o:title="norwood.24hr.do.temp"/>
+          <v:shape id="_x0000_i1026" type="#_x0000_t75" style="width:435pt;height:411pt">
+            <v:imagedata r:id="rId5" o:title="norwood.24hr.do"/>
           </v:shape>
         </w:pict>
       </w:r>
@@ -494,9 +494,10 @@
     </w:p>
     <w:p>
       <w:r>
+        <w:lastRenderedPageBreak/>
         <w:pict w14:anchorId="3B797F20">
-          <v:shape id="_x0000_i1027" type="#_x0000_t75" style="width:414pt;height:192.75pt">
-            <v:imagedata r:id="rId6" o:title="temp.do.br.nor.cwa.mixed" croptop="2193f" cropbottom="39792f"/>
+          <v:shape id="_x0000_i1027" type="#_x0000_t75" style="width:414pt;height:192.6pt">
+            <v:imagedata r:id="rId6" o:title="temp.do.br.nor.cwa" croptop="2193f" cropbottom="39792f"/>
           </v:shape>
         </w:pict>
       </w:r>
@@ -518,8 +519,8 @@
           <w:szCs w:val="24"/>
         </w:rPr>
         <w:pict w14:anchorId="659AF171">
-          <v:shape id="_x0000_i1028" type="#_x0000_t75" style="width:389.25pt;height:264pt">
-            <v:imagedata r:id="rId7" o:title="temp.do.mixed.effects.reg"/>
+          <v:shape id="_x0000_i1028" type="#_x0000_t75" style="width:389.4pt;height:264pt">
+            <v:imagedata r:id="rId7" o:title="temp.do.mixed.effects"/>
           </v:shape>
         </w:pict>
       </w:r>
@@ -573,6 +574,7 @@
         <w:rPr>
           <w:noProof/>
         </w:rPr>
+        <w:lastRenderedPageBreak/>
         <w:drawing>
           <wp:inline distT="0" distB="0" distL="0" distR="0" wp14:anchorId="490AA77F" wp14:editId="47CC3B8C">
             <wp:extent cx="5943600" cy="2752725"/>
@@ -811,6 +813,7 @@
         <w:rPr>
           <w:noProof/>
         </w:rPr>
+        <w:lastRenderedPageBreak/>
         <w:drawing>
           <wp:inline distT="0" distB="0" distL="0" distR="0" wp14:anchorId="309ACAC7" wp14:editId="7B06B36A">
             <wp:extent cx="4667250" cy="2414903"/>
@@ -925,7 +928,31 @@
           <w:sz w:val="24"/>
           <w:szCs w:val="24"/>
         </w:rPr>
-        <w:t>Marginal fit (solid orange line) from a mixed effects model evaluating the relationship between temperature and dissolved oxygen across six cold-water alcoves plotted with raw data (grey points) and a 95% confidence interval (bottom logger from N. Harrisburg removed).</w:t>
+        <w:t>Marginal fit (solid orange line) from a mixed effects model evaluating the relationship between temperature and dissolved oxygen across six cold-water alcoves plotted with raw data (grey points) and a 95% confidence interval (</w:t>
+      </w:r>
+      <w:commentRangeStart w:id="1"/>
+      <w:r>
+        <w:rPr>
+          <w:rFonts w:ascii="Times New Roman" w:hAnsi="Times New Roman" w:cs="Times New Roman"/>
+          <w:sz w:val="24"/>
+          <w:szCs w:val="24"/>
+        </w:rPr>
+        <w:t>bottom</w:t>
+      </w:r>
+      <w:commentRangeEnd w:id="1"/>
+      <w:r>
+        <w:rPr>
+          <w:rStyle w:val="CommentReference"/>
+        </w:rPr>
+        <w:commentReference w:id="1"/>
+      </w:r>
+      <w:r>
+        <w:rPr>
+          <w:rFonts w:ascii="Times New Roman" w:hAnsi="Times New Roman" w:cs="Times New Roman"/>
+          <w:sz w:val="24"/>
+          <w:szCs w:val="24"/>
+        </w:rPr>
+        <w:t xml:space="preserve"> logger from N. Harrisburg removed).</w:t>
       </w:r>
     </w:p>
     <w:p>
@@ -941,8 +968,9 @@
           <w:sz w:val="24"/>
           <w:szCs w:val="24"/>
         </w:rPr>
+        <w:lastRenderedPageBreak/>
         <w:pict w14:anchorId="2FD87CFA">
-          <v:shape id="_x0000_i1029" type="#_x0000_t75" style="width:409.5pt;height:272.25pt">
+          <v:shape id="_x0000_i1029" type="#_x0000_t75" style="width:409.2pt;height:272.4pt">
             <v:imagedata r:id="rId14" o:title="depth"/>
           </v:shape>
         </w:pict>
@@ -983,20 +1011,18 @@
     </w:p>
     <w:p/>
     <w:p>
-      <w:commentRangeStart w:id="1"/>
       <w:r>
         <w:pict w14:anchorId="1DE1F4C2">
-          <v:shape id="_x0000_i1030" type="#_x0000_t75" style="width:467.25pt;height:290.25pt">
-            <v:imagedata r:id="rId15" o:title="radial.plot.deepest"/>
+          <v:shape id="_x0000_i1030" type="#_x0000_t75" style="width:467.4pt;height:290.4pt">
+            <v:imagedata r:id="rId15" o:title="radial.plot"/>
           </v:shape>
         </w:pict>
       </w:r>
-      <w:commentRangeEnd w:id="1"/>
       <w:r>
         <w:rPr>
           <w:rStyle w:val="CommentReference"/>
         </w:rPr>
-        <w:commentReference w:id="1"/>
+        <w:commentReference w:id="2"/>
       </w:r>
     </w:p>
     <w:p>
@@ -1013,9 +1039,10 @@
           <w:sz w:val="24"/>
           <w:szCs w:val="24"/>
         </w:rPr>
+        <w:lastRenderedPageBreak/>
         <w:pict w14:anchorId="1A71092B">
-          <v:shape id="_x0000_i1055" type="#_x0000_t75" style="width:485.25pt;height:330pt">
-            <v:imagedata r:id="rId16" o:title="grouped.smoothed.fish.depth"/>
+          <v:shape id="_x0000_i1031" type="#_x0000_t75" style="width:485.4pt;height:330pt">
+            <v:imagedata r:id="rId16" o:title="grouped.smoothed.fish"/>
           </v:shape>
         </w:pict>
       </w:r>
@@ -1051,19 +1078,69 @@
           <w:sz w:val="24"/>
           <w:szCs w:val="24"/>
         </w:rPr>
-        <w:t>Smoothed plot of fish depth over 24-hour timeframe, pooled from both cold-water alcove locations, 07/30-08/06 (cut off first few days and</w:t>
-      </w:r>
-      <w:bookmarkStart w:id="2" w:name="_GoBack"/>
-      <w:bookmarkEnd w:id="2"/>
-      <w:r>
-        <w:rPr>
-          <w:rFonts w:ascii="Times New Roman" w:hAnsi="Times New Roman" w:cs="Times New Roman"/>
-          <w:i w:val="0"/>
-          <w:color w:val="auto"/>
-          <w:sz w:val="24"/>
-          <w:szCs w:val="24"/>
-        </w:rPr>
-        <w:t xml:space="preserve"> end days, looking at 1-week)</w:t>
+        <w:t xml:space="preserve">Smoothed plot of fish depth over 24-hour timeframe, pooled from both cold-water alcove locations, 07/30-08/06 (cut off first few days and end </w:t>
+      </w:r>
+      <w:commentRangeStart w:id="3"/>
+      <w:r>
+        <w:rPr>
+          <w:rFonts w:ascii="Times New Roman" w:hAnsi="Times New Roman" w:cs="Times New Roman"/>
+          <w:i w:val="0"/>
+          <w:color w:val="auto"/>
+          <w:sz w:val="24"/>
+          <w:szCs w:val="24"/>
+        </w:rPr>
+        <w:t>days</w:t>
+      </w:r>
+      <w:commentRangeEnd w:id="3"/>
+      <w:r>
+        <w:rPr>
+          <w:rStyle w:val="CommentReference"/>
+          <w:i w:val="0"/>
+          <w:iCs w:val="0"/>
+          <w:color w:val="auto"/>
+        </w:rPr>
+        <w:commentReference w:id="3"/>
+      </w:r>
+      <w:r>
+        <w:rPr>
+          <w:rFonts w:ascii="Times New Roman" w:hAnsi="Times New Roman" w:cs="Times New Roman"/>
+          <w:i w:val="0"/>
+          <w:color w:val="auto"/>
+          <w:sz w:val="24"/>
+          <w:szCs w:val="24"/>
+        </w:rPr>
+        <w:t xml:space="preserve">, looking </w:t>
+      </w:r>
+      <w:commentRangeStart w:id="4"/>
+      <w:r>
+        <w:rPr>
+          <w:rFonts w:ascii="Times New Roman" w:hAnsi="Times New Roman" w:cs="Times New Roman"/>
+          <w:i w:val="0"/>
+          <w:color w:val="auto"/>
+          <w:sz w:val="24"/>
+          <w:szCs w:val="24"/>
+        </w:rPr>
+        <w:t>at 1-week</w:t>
+      </w:r>
+      <w:commentRangeEnd w:id="4"/>
+      <w:r>
+        <w:rPr>
+          <w:rStyle w:val="CommentReference"/>
+          <w:i w:val="0"/>
+          <w:iCs w:val="0"/>
+          <w:color w:val="auto"/>
+        </w:rPr>
+        <w:commentReference w:id="4"/>
+      </w:r>
+      <w:r>
+        <w:rPr>
+          <w:rFonts w:ascii="Times New Roman" w:hAnsi="Times New Roman" w:cs="Times New Roman"/>
+          <w:i w:val="0"/>
+          <w:color w:val="auto"/>
+          <w:sz w:val="24"/>
+          <w:szCs w:val="24"/>
+        </w:rPr>
+        <w:t>)</w:t>
       </w:r>
     </w:p>
     <w:p>
@@ -1085,9 +1162,10 @@
           <w:sz w:val="24"/>
           <w:szCs w:val="24"/>
         </w:rPr>
+        <w:lastRenderedPageBreak/>
         <w:pict w14:anchorId="7F8CB453">
-          <v:shape id="_x0000_i1031" type="#_x0000_t75" style="width:357pt;height:238.5pt">
-            <v:imagedata r:id="rId17" o:title="br.ibutton.8"/>
+          <v:shape id="_x0000_i1032" type="#_x0000_t75" style="width:357pt;height:238.2pt">
+            <v:imagedata r:id="rId17" o:title="br.ibutton"/>
           </v:shape>
         </w:pict>
       </w:r>
@@ -1110,8 +1188,8 @@
           <w:szCs w:val="24"/>
         </w:rPr>
         <w:pict w14:anchorId="53EED481">
-          <v:shape id="_x0000_i1032" type="#_x0000_t75" style="width:365.25pt;height:243pt">
-            <v:imagedata r:id="rId18" o:title="norwood.ibutton.13"/>
+          <v:shape id="_x0000_i1033" type="#_x0000_t75" style="width:365.4pt;height:243pt">
+            <v:imagedata r:id="rId18" o:title="norwood.ibutton"/>
           </v:shape>
         </w:pict>
       </w:r>
@@ -1122,15 +1200,16 @@
           <w:iCs w:val="0"/>
           <w:color w:val="auto"/>
         </w:rPr>
-        <w:commentReference w:id="3"/>
+        <w:commentReference w:id="6"/>
       </w:r>
     </w:p>
     <w:p/>
     <w:p>
       <w:r>
+        <w:lastRenderedPageBreak/>
         <w:pict w14:anchorId="0C5B388D">
-          <v:shape id="_x0000_i1033" type="#_x0000_t75" style="width:468pt;height:260.25pt">
-            <v:imagedata r:id="rId19" o:title="nor.ib.evening"/>
+          <v:shape id="_x0000_i1034" type="#_x0000_t75" style="width:468pt;height:260.4pt">
+            <v:imagedata r:id="rId19" o:title="nor.ib"/>
           </v:shape>
         </w:pict>
       </w:r>
@@ -1138,26 +1217,27 @@
         <w:rPr>
           <w:rStyle w:val="CommentReference"/>
         </w:rPr>
-        <w:commentReference w:id="4"/>
+        <w:commentReference w:id="7"/>
       </w:r>
       <w:r>
         <w:pict w14:anchorId="22952AFA">
-          <v:shape id="_x0000_i1034" type="#_x0000_t75" style="width:468pt;height:260.25pt">
-            <v:imagedata r:id="rId20" o:title="nor.ib.morning"/>
+          <v:shape id="_x0000_i1035" type="#_x0000_t75" style="width:468pt;height:260.4pt">
+            <v:imagedata r:id="rId20" o:title="nor.ib"/>
           </v:shape>
         </w:pict>
       </w:r>
       <w:r>
+        <w:lastRenderedPageBreak/>
         <w:pict w14:anchorId="4F9E83AC">
-          <v:shape id="_x0000_i1035" type="#_x0000_t75" style="width:468pt;height:260.25pt">
-            <v:imagedata r:id="rId21" o:title="br.ib.evening"/>
+          <v:shape id="_x0000_i1036" type="#_x0000_t75" style="width:468pt;height:260.4pt">
+            <v:imagedata r:id="rId21" o:title="br.ib"/>
           </v:shape>
         </w:pict>
       </w:r>
       <w:r>
         <w:pict w14:anchorId="0F2E48EF">
-          <v:shape id="_x0000_i1036" type="#_x0000_t75" style="width:468pt;height:260.25pt">
-            <v:imagedata r:id="rId22" o:title="br.ib.morning"/>
+          <v:shape id="_x0000_i1037" type="#_x0000_t75" style="width:468pt;height:260.4pt">
+            <v:imagedata r:id="rId22" o:title="br.ib"/>
           </v:shape>
         </w:pict>
       </w:r>
@@ -1211,7 +1291,7 @@
       </w:r>
     </w:p>
   </w:comment>
-  <w:comment w:id="1" w:author="Barrett, Hannah" w:date="2023-07-19T11:54:00Z" w:initials="BH">
+  <w:comment w:id="1" w:author="Barrett, Hannah" w:date="2023-07-19T14:45:00Z" w:initials="BH">
     <w:p>
       <w:pPr>
         <w:pStyle w:val="CommentText"/>
@@ -1223,6 +1303,22 @@
         <w:annotationRef/>
       </w:r>
       <w:r>
+        <w:t>Do day vs night (6-6)</w:t>
+      </w:r>
+    </w:p>
+  </w:comment>
+  <w:comment w:id="2" w:author="Barrett, Hannah" w:date="2023-07-19T11:54:00Z" w:initials="BH">
+    <w:p>
+      <w:pPr>
+        <w:pStyle w:val="CommentText"/>
+      </w:pPr>
+      <w:r>
+        <w:rPr>
+          <w:rStyle w:val="CommentReference"/>
+        </w:rPr>
+        <w:annotationRef/>
+      </w:r>
+      <w:r>
         <w:t xml:space="preserve">Radial plot probably </w:t>
       </w:r>
       <w:proofErr w:type="spellStart"/>
@@ -1235,7 +1331,7 @@
       </w:r>
     </w:p>
   </w:comment>
-  <w:comment w:id="3" w:author="Barrett, Hannah" w:date="2023-06-21T11:29:00Z" w:initials="BH">
+  <w:comment w:id="3" w:author="Barrett, Hannah" w:date="2023-07-19T14:48:00Z" w:initials="BH">
     <w:p>
       <w:pPr>
         <w:pStyle w:val="CommentText"/>
@@ -1247,11 +1343,56 @@
         <w:annotationRef/>
       </w:r>
       <w:r>
+        <w:t xml:space="preserve">Spectral analysis </w:t>
+      </w:r>
+      <w:proofErr w:type="spellStart"/>
+      <w:r>
+        <w:t>eric</w:t>
+      </w:r>
+      <w:proofErr w:type="spellEnd"/>
+      <w:r>
+        <w:t xml:space="preserve"> ward?</w:t>
+      </w:r>
+    </w:p>
+  </w:comment>
+  <w:comment w:id="4" w:author="Barrett, Hannah" w:date="2023-07-19T14:50:00Z" w:initials="BH">
+    <w:p>
+      <w:pPr>
+        <w:pStyle w:val="CommentText"/>
+      </w:pPr>
+      <w:r>
+        <w:rPr>
+          <w:rStyle w:val="CommentReference"/>
+        </w:rPr>
+        <w:annotationRef/>
+      </w:r>
+      <w:r>
+        <w:t xml:space="preserve">Separate alcoves, </w:t>
+      </w:r>
+      <w:r>
+        <w:t>standardize?</w:t>
+      </w:r>
+      <w:bookmarkStart w:id="5" w:name="_GoBack"/>
+      <w:bookmarkEnd w:id="5"/>
+    </w:p>
+  </w:comment>
+  <w:comment w:id="6" w:author="Barrett, Hannah" w:date="2023-06-21T11:29:00Z" w:initials="BH">
+    <w:p>
+      <w:pPr>
+        <w:pStyle w:val="CommentText"/>
+      </w:pPr>
+      <w:r>
+        <w:rPr>
+          <w:rStyle w:val="CommentReference"/>
+        </w:rPr>
+        <w:annotationRef/>
+      </w:r>
+      <w:r>
         <w:t>Zoom interpolation window to ~5 day period, use this 5-day period for smoothed group average (above)</w:t>
       </w:r>
     </w:p>
   </w:comment>
-  <w:comment w:id="4" w:author="Barrett, Hannah" w:date="2023-06-21T11:55:00Z" w:initials="BH">
+  <w:comment w:id="7" w:author="Barrett, Hannah" w:date="2023-06-21T11:55:00Z" w:initials="BH">
     <w:p>
       <w:pPr>
         <w:pStyle w:val="CommentText"/>
@@ -1273,7 +1414,10 @@
 <file path=word/commentsExtended.xml><?xml version="1.0" encoding="utf-8"?>
 <w15:commentsEx xmlns:wpc="http://schemas.microsoft.com/office/word/2010/wordprocessingCanvas" xmlns:cx="http://schemas.microsoft.com/office/drawing/2014/chartex" xmlns:cx1="http://schemas.microsoft.com/office/drawing/2015/9/8/chartex" xmlns:mc="http://schemas.openxmlformats.org/markup-compatibility/2006" xmlns:o="urn:schemas-microsoft-com:office:office" xmlns:r="http://schemas.openxmlformats.org/officeDocument/2006/relationships" xmlns:m="http://schemas.openxmlformats.org/officeDocument/2006/math" xmlns:v="urn:schemas-microsoft-com:vml" xmlns:wp14="http://schemas.microsoft.com/office/word/2010/wordprocessingDrawing" xmlns:wp="http://schemas.openxmlformats.org/drawingml/2006/wordprocessingDrawing" xmlns:w10="urn:schemas-microsoft-com:office:word" xmlns:w="http://schemas.openxmlformats.org/wordprocessingml/2006/main" xmlns:w14="http://schemas.microsoft.com/office/word/2010/wordml" xmlns:w15="http://schemas.microsoft.com/office/word/2012/wordml" xmlns:w16se="http://schemas.microsoft.com/office/word/2015/wordml/symex" xmlns:wpg="http://schemas.microsoft.com/office/word/2010/wordprocessingGroup" xmlns:wpi="http://schemas.microsoft.com/office/word/2010/wordprocessingInk" xmlns:wne="http://schemas.microsoft.com/office/word/2006/wordml" xmlns:wps="http://schemas.microsoft.com/office/word/2010/wordprocessingShape" mc:Ignorable="w14 w15 w16se wp14">
   <w15:commentEx w15:paraId="50FA2023" w15:done="0"/>
+  <w15:commentEx w15:paraId="3A1E08C0" w15:done="0"/>
   <w15:commentEx w15:paraId="355F0212" w15:done="0"/>
+  <w15:commentEx w15:paraId="3B3B59E6" w15:done="0"/>
+  <w15:commentEx w15:paraId="4CCD4D81" w15:done="0"/>
   <w15:commentEx w15:paraId="523BF81B" w15:done="0"/>
   <w15:commentEx w15:paraId="61A9F721" w15:done="0"/>
 </w15:commentsEx>

--- a/final.figures/dvm.figures.HB1.docx
+++ b/final.figures/dvm.figures.HB1.docx
@@ -7,7 +7,7 @@
         <w:keepNext/>
       </w:pPr>
       <w:r>
-        <w:pict w14:anchorId="4682DF16">
+        <w:pict w14:anchorId="547EDEF1">
           <v:shapetype id="_x0000_t75" coordsize="21600,21600" o:spt="75" o:preferrelative="t" path="m@4@5l@4@11@9@11@9@5xe" filled="f" stroked="f">
             <v:stroke joinstyle="miter"/>
             <v:formulas>
@@ -27,8 +27,8 @@
             <v:path o:extrusionok="f" gradientshapeok="t" o:connecttype="rect"/>
             <o:lock v:ext="edit" aspectratio="t"/>
           </v:shapetype>
-          <v:shape id="_x0000_i1025" type="#_x0000_t75" style="width:513.75pt;height:350.25pt">
-            <v:imagedata r:id="rId4" o:title="br"/>
+          <v:shape id="_x0000_i1025" type="#_x0000_t75" style="width:425.2pt;height:283.25pt">
+            <v:imagedata r:id="rId4" o:title="br.head.morning.noon"/>
           </v:shape>
         </w:pict>
       </w:r>
@@ -168,9 +168,9 @@
       </w:pPr>
       <w:r>
         <w:lastRenderedPageBreak/>
-        <w:pict w14:anchorId="2E036715">
-          <v:shape id="_x0000_i1038" type="#_x0000_t75" style="width:435pt;height:411pt">
-            <v:imagedata r:id="rId5" o:title="norwood.24hr.do.temp"/>
+        <w:pict w14:anchorId="3835EE77">
+          <v:shape id="_x0000_i1026" type="#_x0000_t75" style="width:453.05pt;height:283.25pt">
+            <v:imagedata r:id="rId5" o:title="norwood.24hr.temp"/>
           </v:shape>
         </w:pict>
       </w:r>
@@ -286,29 +286,7 @@
           <w:sz w:val="24"/>
           <w:szCs w:val="24"/>
         </w:rPr>
-        <w:t xml:space="preserve"> in the epilimnion, metalimnion, and </w:t>
-      </w:r>
-      <w:proofErr w:type="spellStart"/>
-      <w:r>
-        <w:rPr>
-          <w:rFonts w:ascii="Times New Roman" w:hAnsi="Times New Roman" w:cs="Times New Roman"/>
-          <w:i w:val="0"/>
-          <w:color w:val="auto"/>
-          <w:sz w:val="24"/>
-          <w:szCs w:val="24"/>
-        </w:rPr>
-        <w:t>hypolimnion</w:t>
-      </w:r>
-      <w:proofErr w:type="spellEnd"/>
-      <w:r>
-        <w:rPr>
-          <w:rFonts w:ascii="Times New Roman" w:hAnsi="Times New Roman" w:cs="Times New Roman"/>
-          <w:i w:val="0"/>
-          <w:color w:val="auto"/>
-          <w:sz w:val="24"/>
-          <w:szCs w:val="24"/>
-        </w:rPr>
-        <w:t xml:space="preserve"> </w:t>
+        <w:t xml:space="preserve"> in the epilimnion, metalimnion, and hypolimnion </w:t>
       </w:r>
       <w:r>
         <w:rPr>
@@ -495,8 +473,8 @@
     <w:p>
       <w:r>
         <w:pict w14:anchorId="3B797F20">
-          <v:shape id="_x0000_i1027" type="#_x0000_t75" style="width:414pt;height:192.75pt">
-            <v:imagedata r:id="rId6" o:title="temp.do.br.nor.cwa.mixed" croptop="2193f" cropbottom="39792f"/>
+          <v:shape id="_x0000_i1027" type="#_x0000_t75" style="width:414.35pt;height:192.25pt">
+            <v:imagedata r:id="rId6" o:title="temp.do.br.nor" croptop="2193f" cropbottom="39792f"/>
           </v:shape>
         </w:pict>
       </w:r>
@@ -517,9 +495,9 @@
           <w:sz w:val="24"/>
           <w:szCs w:val="24"/>
         </w:rPr>
-        <w:pict w14:anchorId="659AF171">
-          <v:shape id="_x0000_i1028" type="#_x0000_t75" style="width:389.25pt;height:264pt">
-            <v:imagedata r:id="rId7" o:title="temp.do.mixed.effects.reg"/>
+        <w:pict w14:anchorId="49DB6E1E">
+          <v:shape id="_x0000_i1028" type="#_x0000_t75" style="width:340.3pt;height:226.85pt">
+            <v:imagedata r:id="rId7" o:title="temp.do.mixed.effects.br"/>
           </v:shape>
         </w:pict>
       </w:r>
@@ -565,240 +543,6 @@
           <w:szCs w:val="24"/>
         </w:rPr>
         <w:t>Marginal fit (solid orange line) from a mixed effects model evaluating the relationship between temperature and dissolved oxygen across Blue Ruin and Norwood cold-water alcoves plotted with raw data (grey points) and a 95% confidence interval envelope.</w:t>
-      </w:r>
-    </w:p>
-    <w:p/>
-    <w:p>
-      <w:r>
-        <w:rPr>
-          <w:noProof/>
-        </w:rPr>
-        <w:drawing>
-          <wp:inline distT="0" distB="0" distL="0" distR="0" wp14:anchorId="490AA77F" wp14:editId="47CC3B8C">
-            <wp:extent cx="5943600" cy="2752725"/>
-            <wp:effectExtent l="0" t="0" r="0" b="9525"/>
-            <wp:docPr id="2" name="Picture 2"/>
-            <wp:cNvGraphicFramePr>
-              <a:graphicFrameLocks xmlns:a="http://schemas.openxmlformats.org/drawingml/2006/main" noChangeAspect="1"/>
-            </wp:cNvGraphicFramePr>
-            <a:graphic xmlns:a="http://schemas.openxmlformats.org/drawingml/2006/main">
-              <a:graphicData uri="http://schemas.openxmlformats.org/drawingml/2006/picture">
-                <pic:pic xmlns:pic="http://schemas.openxmlformats.org/drawingml/2006/picture">
-                  <pic:nvPicPr>
-                    <pic:cNvPr id="1" name=""/>
-                    <pic:cNvPicPr/>
-                  </pic:nvPicPr>
-                  <pic:blipFill rotWithShape="1">
-                    <a:blip r:embed="rId8"/>
-                    <a:srcRect b="20063"/>
-                    <a:stretch/>
-                  </pic:blipFill>
-                  <pic:spPr bwMode="auto">
-                    <a:xfrm>
-                      <a:off x="0" y="0"/>
-                      <a:ext cx="5943600" cy="2752725"/>
-                    </a:xfrm>
-                    <a:prstGeom prst="rect">
-                      <a:avLst/>
-                    </a:prstGeom>
-                    <a:ln>
-                      <a:noFill/>
-                    </a:ln>
-                    <a:extLst>
-                      <a:ext uri="{53640926-AAD7-44D8-BBD7-CCE9431645EC}">
-                        <a14:shadowObscured xmlns:a14="http://schemas.microsoft.com/office/drawing/2010/main"/>
-                      </a:ext>
-                    </a:extLst>
-                  </pic:spPr>
-                </pic:pic>
-              </a:graphicData>
-            </a:graphic>
-          </wp:inline>
-        </w:drawing>
-      </w:r>
-    </w:p>
-    <w:p>
-      <w:pPr>
-        <w:rPr>
-          <w:b/>
-        </w:rPr>
-      </w:pPr>
-      <w:r>
-        <w:rPr>
-          <w:noProof/>
-        </w:rPr>
-        <mc:AlternateContent>
-          <mc:Choice Requires="wps">
-            <w:drawing>
-              <wp:anchor distT="0" distB="0" distL="114300" distR="114300" simplePos="0" relativeHeight="251659264" behindDoc="0" locked="0" layoutInCell="1" allowOverlap="1" wp14:anchorId="25AD7753" wp14:editId="170D4B44">
-                <wp:simplePos x="0" y="0"/>
-                <wp:positionH relativeFrom="column">
-                  <wp:posOffset>419100</wp:posOffset>
-                </wp:positionH>
-                <wp:positionV relativeFrom="paragraph">
-                  <wp:posOffset>551815</wp:posOffset>
-                </wp:positionV>
-                <wp:extent cx="962025" cy="971550"/>
-                <wp:effectExtent l="0" t="0" r="28575" b="19050"/>
-                <wp:wrapNone/>
-                <wp:docPr id="4" name="Oval 4"/>
-                <wp:cNvGraphicFramePr/>
-                <a:graphic xmlns:a="http://schemas.openxmlformats.org/drawingml/2006/main">
-                  <a:graphicData uri="http://schemas.microsoft.com/office/word/2010/wordprocessingShape">
-                    <wps:wsp>
-                      <wps:cNvSpPr/>
-                      <wps:spPr>
-                        <a:xfrm>
-                          <a:off x="0" y="0"/>
-                          <a:ext cx="962025" cy="971550"/>
-                        </a:xfrm>
-                        <a:prstGeom prst="ellipse">
-                          <a:avLst/>
-                        </a:prstGeom>
-                        <a:noFill/>
-                        <a:ln>
-                          <a:solidFill>
-                            <a:srgbClr val="FFC000"/>
-                          </a:solidFill>
-                        </a:ln>
-                      </wps:spPr>
-                      <wps:style>
-                        <a:lnRef idx="2">
-                          <a:schemeClr val="accent1">
-                            <a:shade val="50000"/>
-                          </a:schemeClr>
-                        </a:lnRef>
-                        <a:fillRef idx="1">
-                          <a:schemeClr val="accent1"/>
-                        </a:fillRef>
-                        <a:effectRef idx="0">
-                          <a:schemeClr val="accent1"/>
-                        </a:effectRef>
-                        <a:fontRef idx="minor">
-                          <a:schemeClr val="lt1"/>
-                        </a:fontRef>
-                      </wps:style>
-                      <wps:bodyPr rot="0" spcFirstLastPara="0" vertOverflow="overflow" horzOverflow="overflow" vert="horz" wrap="square" lIns="91440" tIns="45720" rIns="91440" bIns="45720" numCol="1" spcCol="0" rtlCol="0" fromWordArt="0" anchor="ctr" anchorCtr="0" forceAA="0" compatLnSpc="1">
-                        <a:prstTxWarp prst="textNoShape">
-                          <a:avLst/>
-                        </a:prstTxWarp>
-                        <a:noAutofit/>
-                      </wps:bodyPr>
-                    </wps:wsp>
-                  </a:graphicData>
-                </a:graphic>
-                <wp14:sizeRelH relativeFrom="margin">
-                  <wp14:pctWidth>0</wp14:pctWidth>
-                </wp14:sizeRelH>
-              </wp:anchor>
-            </w:drawing>
-          </mc:Choice>
-          <mc:Fallback>
-            <w:pict>
-              <v:oval w14:anchorId="340A223F" id="Oval 4" o:spid="_x0000_s1026" style="position:absolute;margin-left:33pt;margin-top:43.45pt;width:75.75pt;height:76.5pt;z-index:251659264;visibility:visible;mso-wrap-style:square;mso-width-percent:0;mso-wrap-distance-left:9pt;mso-wrap-distance-top:0;mso-wrap-distance-right:9pt;mso-wrap-distance-bottom:0;mso-position-horizontal:absolute;mso-position-horizontal-relative:text;mso-position-vertical:absolute;mso-position-vertical-relative:text;mso-width-percent:0;mso-width-relative:margin;v-text-anchor:middle" o:gfxdata="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" filled="f" strokecolor="#ffc000" strokeweight="1pt">
-                <v:stroke joinstyle="miter"/>
-              </v:oval>
-            </w:pict>
-          </mc:Fallback>
-        </mc:AlternateContent>
-      </w:r>
-      <w:r>
-        <w:rPr>
-          <w:noProof/>
-        </w:rPr>
-        <w:drawing>
-          <wp:inline distT="0" distB="0" distL="0" distR="0" wp14:anchorId="1F4D8B04" wp14:editId="1A330CDB">
-            <wp:extent cx="4943475" cy="3642813"/>
-            <wp:effectExtent l="0" t="0" r="0" b="0"/>
-            <wp:docPr id="3" name="Picture 3"/>
-            <wp:cNvGraphicFramePr>
-              <a:graphicFrameLocks xmlns:a="http://schemas.openxmlformats.org/drawingml/2006/main" noChangeAspect="1"/>
-            </wp:cNvGraphicFramePr>
-            <a:graphic xmlns:a="http://schemas.openxmlformats.org/drawingml/2006/main">
-              <a:graphicData uri="http://schemas.openxmlformats.org/drawingml/2006/picture">
-                <pic:pic xmlns:pic="http://schemas.openxmlformats.org/drawingml/2006/picture">
-                  <pic:nvPicPr>
-                    <pic:cNvPr id="1" name=""/>
-                    <pic:cNvPicPr/>
-                  </pic:nvPicPr>
-                  <pic:blipFill rotWithShape="1">
-                    <a:blip r:embed="rId9"/>
-                    <a:srcRect l="961"/>
-                    <a:stretch/>
-                  </pic:blipFill>
-                  <pic:spPr bwMode="auto">
-                    <a:xfrm>
-                      <a:off x="0" y="0"/>
-                      <a:ext cx="4959426" cy="3654567"/>
-                    </a:xfrm>
-                    <a:prstGeom prst="rect">
-                      <a:avLst/>
-                    </a:prstGeom>
-                    <a:ln>
-                      <a:noFill/>
-                    </a:ln>
-                    <a:extLst>
-                      <a:ext uri="{53640926-AAD7-44D8-BBD7-CCE9431645EC}">
-                        <a14:shadowObscured xmlns:a14="http://schemas.microsoft.com/office/drawing/2010/main"/>
-                      </a:ext>
-                    </a:extLst>
-                  </pic:spPr>
-                </pic:pic>
-              </a:graphicData>
-            </a:graphic>
-          </wp:inline>
-        </w:drawing>
-      </w:r>
-    </w:p>
-    <w:p>
-      <w:pPr>
-        <w:rPr>
-          <w:rFonts w:ascii="Times New Roman" w:hAnsi="Times New Roman" w:cs="Times New Roman"/>
-          <w:sz w:val="24"/>
-          <w:szCs w:val="24"/>
-        </w:rPr>
-      </w:pPr>
-      <w:r>
-        <w:rPr>
-          <w:rFonts w:ascii="Times New Roman" w:hAnsi="Times New Roman" w:cs="Times New Roman"/>
-          <w:b/>
-          <w:sz w:val="24"/>
-          <w:szCs w:val="24"/>
-        </w:rPr>
-        <w:t>Figure 3</w:t>
-      </w:r>
-      <w:r>
-        <w:rPr>
-          <w:rFonts w:ascii="Times New Roman" w:hAnsi="Times New Roman" w:cs="Times New Roman"/>
-          <w:b/>
-          <w:sz w:val="24"/>
-          <w:szCs w:val="24"/>
-        </w:rPr>
-        <w:t xml:space="preserve">(2) </w:t>
-      </w:r>
-      <w:r>
-        <w:rPr>
-          <w:rFonts w:ascii="Times New Roman" w:hAnsi="Times New Roman" w:cs="Times New Roman"/>
-          <w:sz w:val="24"/>
-          <w:szCs w:val="24"/>
-        </w:rPr>
-        <w:t xml:space="preserve">Marginal fit (solid orange line) from a mixed effects model evaluating the relationship between temperature and dissolved oxygen across six cold-water alcoves plotted with raw data (grey points) and a 95% confidence interval </w:t>
-      </w:r>
-      <w:commentRangeStart w:id="0"/>
-      <w:r>
-        <w:rPr>
-          <w:rFonts w:ascii="Times New Roman" w:hAnsi="Times New Roman" w:cs="Times New Roman"/>
-          <w:sz w:val="24"/>
-          <w:szCs w:val="24"/>
-        </w:rPr>
-        <w:t>envelope (tan).</w:t>
-      </w:r>
-      <w:commentRangeEnd w:id="0"/>
-      <w:r>
-        <w:rPr>
-          <w:rStyle w:val="CommentReference"/>
-        </w:rPr>
-        <w:commentReference w:id="0"/>
       </w:r>
     </w:p>
     <w:p>
@@ -827,7 +571,7 @@
                     <pic:cNvPicPr/>
                   </pic:nvPicPr>
                   <pic:blipFill>
-                    <a:blip r:embed="rId12"/>
+                    <a:blip r:embed="rId8"/>
                     <a:stretch>
                       <a:fillRect/>
                     </a:stretch>
@@ -856,13 +600,490 @@
       </w:pPr>
       <w:r>
         <w:rPr>
+          <w:b/>
+        </w:rPr>
+        <w:pict w14:anchorId="6AE596EE">
+          <v:shape id="_x0000_i1029" type="#_x0000_t75" style="width:340.3pt;height:226.85pt">
+            <v:imagedata r:id="rId9" o:title="temp.do.mixed.effects.all"/>
+          </v:shape>
+        </w:pict>
+      </w:r>
+    </w:p>
+    <w:p>
+      <w:pPr>
+        <w:rPr>
+          <w:b/>
+        </w:rPr>
+      </w:pPr>
+      <w:r>
+        <w:rPr>
+          <w:rFonts w:ascii="Times New Roman" w:hAnsi="Times New Roman" w:cs="Times New Roman"/>
+          <w:b/>
+          <w:sz w:val="24"/>
+          <w:szCs w:val="24"/>
+        </w:rPr>
+        <w:t>Figure 3</w:t>
+      </w:r>
+      <w:r>
+        <w:rPr>
+          <w:rFonts w:ascii="Times New Roman" w:hAnsi="Times New Roman" w:cs="Times New Roman"/>
+          <w:b/>
+          <w:sz w:val="24"/>
+          <w:szCs w:val="24"/>
+        </w:rPr>
+        <w:t>(1</w:t>
+      </w:r>
+      <w:r>
+        <w:rPr>
+          <w:rFonts w:ascii="Times New Roman" w:hAnsi="Times New Roman" w:cs="Times New Roman"/>
+          <w:b/>
+          <w:sz w:val="24"/>
+          <w:szCs w:val="24"/>
+        </w:rPr>
+        <w:t xml:space="preserve">) </w:t>
+      </w:r>
+      <w:r>
+        <w:rPr>
+          <w:rFonts w:ascii="Times New Roman" w:hAnsi="Times New Roman" w:cs="Times New Roman"/>
+          <w:sz w:val="24"/>
+          <w:szCs w:val="24"/>
+        </w:rPr>
+        <w:t>Marginal fit (solid</w:t>
+      </w:r>
+      <w:r>
+        <w:rPr>
+          <w:rFonts w:ascii="Times New Roman" w:hAnsi="Times New Roman" w:cs="Times New Roman"/>
+          <w:sz w:val="24"/>
+          <w:szCs w:val="24"/>
+        </w:rPr>
+        <w:t xml:space="preserve"> line) from a mixed effects model evaluating the relationship between temperature and dissolved oxygen across six cold-water alcoves plotted with raw data (grey points) and a 95</w:t>
+      </w:r>
+      <w:r>
+        <w:rPr>
+          <w:rFonts w:ascii="Times New Roman" w:hAnsi="Times New Roman" w:cs="Times New Roman"/>
+          <w:sz w:val="24"/>
+          <w:szCs w:val="24"/>
+        </w:rPr>
+        <w:t>% confidence envelope.</w:t>
+      </w:r>
+    </w:p>
+    <w:p>
+      <w:pPr>
+        <w:pStyle w:val="Caption"/>
+        <w:keepNext/>
+      </w:pPr>
+      <w:r>
+        <w:rPr>
+          <w:rFonts w:ascii="Times New Roman" w:hAnsi="Times New Roman" w:cs="Times New Roman"/>
+          <w:i w:val="0"/>
+          <w:color w:val="auto"/>
+          <w:sz w:val="24"/>
+          <w:szCs w:val="24"/>
+        </w:rPr>
+        <w:pict w14:anchorId="231D6388">
+          <v:shape id="_x0000_i1030" type="#_x0000_t75" style="width:468pt;height:260.15pt">
+            <v:imagedata r:id="rId10" o:title="depth.selection"/>
+          </v:shape>
+        </w:pict>
+      </w:r>
+    </w:p>
+    <w:p>
+      <w:pPr>
+        <w:pStyle w:val="Caption"/>
+        <w:rPr>
+          <w:rFonts w:ascii="Times New Roman" w:hAnsi="Times New Roman" w:cs="Times New Roman"/>
+          <w:i w:val="0"/>
+          <w:color w:val="auto"/>
+          <w:sz w:val="24"/>
+          <w:szCs w:val="24"/>
+        </w:rPr>
+      </w:pPr>
+      <w:r>
+        <w:rPr>
+          <w:rFonts w:ascii="Times New Roman" w:hAnsi="Times New Roman" w:cs="Times New Roman"/>
+          <w:b/>
+          <w:i w:val="0"/>
+          <w:color w:val="auto"/>
+          <w:sz w:val="24"/>
+          <w:szCs w:val="24"/>
+        </w:rPr>
+        <w:t>Figure 4</w:t>
+      </w:r>
+      <w:r>
+        <w:rPr>
+          <w:rFonts w:ascii="Times New Roman" w:hAnsi="Times New Roman" w:cs="Times New Roman"/>
+          <w:i w:val="0"/>
+          <w:color w:val="auto"/>
+          <w:sz w:val="24"/>
+          <w:szCs w:val="24"/>
+        </w:rPr>
+        <w:t xml:space="preserve"> Simulation of depth selection based </w:t>
+      </w:r>
+      <w:r>
+        <w:rPr>
+          <w:rFonts w:ascii="Times New Roman" w:hAnsi="Times New Roman" w:cs="Times New Roman"/>
+          <w:i w:val="0"/>
+          <w:color w:val="auto"/>
+          <w:sz w:val="24"/>
+          <w:szCs w:val="24"/>
+        </w:rPr>
+        <w:t xml:space="preserve">on three different strategies; dissolved oxygen (DO), temperature, and a water quality index (WQI). In the DO strategy, fish depth is based on maximizing DO, in the temperature strategy, fish depth is based on minimizing temperature, and in the WQI strategy, fish depth is based on considering DO and temperature concurrently. </w:t>
+      </w:r>
+    </w:p>
+    <w:p/>
+    <w:p/>
+    <w:p>
+      <w:pPr>
+        <w:pStyle w:val="Caption"/>
+        <w:keepNext/>
+      </w:pPr>
+      <w:r>
+        <w:rPr>
+          <w:rFonts w:ascii="Times New Roman" w:hAnsi="Times New Roman" w:cs="Times New Roman"/>
+          <w:i w:val="0"/>
           <w:noProof/>
+          <w:color w:val="auto"/>
+          <w:sz w:val="24"/>
+          <w:szCs w:val="24"/>
+        </w:rPr>
+        <w:pict w14:anchorId="1F5DA9A6">
+          <v:shape id="_x0000_i1031" type="#_x0000_t75" style="width:340.3pt;height:226.85pt">
+            <v:imagedata r:id="rId11" o:title="smoothed.fit.fish.depth"/>
+          </v:shape>
+        </w:pict>
+      </w:r>
+    </w:p>
+    <w:p>
+      <w:pPr>
+        <w:pStyle w:val="Caption"/>
+        <w:rPr>
+          <w:rFonts w:ascii="Times New Roman" w:hAnsi="Times New Roman" w:cs="Times New Roman"/>
+          <w:i w:val="0"/>
+          <w:color w:val="auto"/>
+          <w:sz w:val="24"/>
+          <w:szCs w:val="24"/>
+        </w:rPr>
+      </w:pPr>
+      <w:r>
+        <w:rPr>
+          <w:rFonts w:ascii="Times New Roman" w:hAnsi="Times New Roman" w:cs="Times New Roman"/>
+          <w:b/>
+          <w:i w:val="0"/>
+          <w:color w:val="auto"/>
+          <w:sz w:val="24"/>
+          <w:szCs w:val="24"/>
+        </w:rPr>
+        <w:t xml:space="preserve">Figure 5 </w:t>
+      </w:r>
+      <w:r>
+        <w:rPr>
+          <w:rFonts w:ascii="Times New Roman" w:hAnsi="Times New Roman" w:cs="Times New Roman"/>
+          <w:i w:val="0"/>
+          <w:color w:val="auto"/>
+          <w:sz w:val="24"/>
+          <w:szCs w:val="24"/>
+        </w:rPr>
+        <w:t>Smoothed plot of fish depth over 24-hour timeframe, pooled from bo</w:t>
+      </w:r>
+      <w:r>
+        <w:rPr>
+          <w:rFonts w:ascii="Times New Roman" w:hAnsi="Times New Roman" w:cs="Times New Roman"/>
+          <w:i w:val="0"/>
+          <w:color w:val="auto"/>
+          <w:sz w:val="24"/>
+          <w:szCs w:val="24"/>
+        </w:rPr>
+        <w:t xml:space="preserve">th cold-water alcove locations </w:t>
+      </w:r>
+      <w:r>
+        <w:rPr>
+          <w:rFonts w:ascii="Times New Roman" w:hAnsi="Times New Roman" w:cs="Times New Roman"/>
+          <w:i w:val="0"/>
+          <w:color w:val="auto"/>
+          <w:sz w:val="24"/>
+          <w:szCs w:val="24"/>
+        </w:rPr>
+        <w:t xml:space="preserve">between </w:t>
+      </w:r>
+      <w:r>
+        <w:rPr>
+          <w:rFonts w:ascii="Times New Roman" w:hAnsi="Times New Roman" w:cs="Times New Roman"/>
+          <w:i w:val="0"/>
+          <w:color w:val="auto"/>
+          <w:sz w:val="24"/>
+          <w:szCs w:val="24"/>
+        </w:rPr>
+        <w:t xml:space="preserve">July 31 and August 6. </w:t>
+      </w:r>
+      <w:r>
+        <w:rPr>
+          <w:rFonts w:ascii="Times New Roman" w:hAnsi="Times New Roman" w:cs="Times New Roman"/>
+          <w:i w:val="0"/>
+          <w:color w:val="auto"/>
+          <w:sz w:val="24"/>
+          <w:szCs w:val="24"/>
+        </w:rPr>
+        <w:t xml:space="preserve"> </w:t>
+      </w:r>
+    </w:p>
+    <w:p/>
+    <w:p/>
+    <w:p/>
+    <w:p>
+      <w:pPr>
+        <w:pStyle w:val="Caption"/>
+        <w:rPr>
+          <w:rFonts w:ascii="Times New Roman" w:hAnsi="Times New Roman" w:cs="Times New Roman"/>
+          <w:i w:val="0"/>
+          <w:color w:val="auto"/>
+          <w:sz w:val="24"/>
+          <w:szCs w:val="24"/>
+        </w:rPr>
+      </w:pPr>
+      <w:r>
+        <w:rPr>
+          <w:rFonts w:ascii="Times New Roman" w:hAnsi="Times New Roman" w:cs="Times New Roman"/>
+          <w:i w:val="0"/>
+          <w:color w:val="auto"/>
+          <w:sz w:val="24"/>
+          <w:szCs w:val="24"/>
+        </w:rPr>
+        <w:pict w14:anchorId="237E1906">
+          <v:shape id="_x0000_i1032" type="#_x0000_t75" style="width:467.3pt;height:300.9pt">
+            <v:imagedata r:id="rId12" o:title="norwood.ibutton.13.do.temp" croptop="2286f"/>
+          </v:shape>
+        </w:pict>
+      </w:r>
+    </w:p>
+    <w:p>
+      <w:pPr>
+        <w:pStyle w:val="Caption"/>
+        <w:rPr>
+          <w:rFonts w:ascii="Times New Roman" w:hAnsi="Times New Roman" w:cs="Times New Roman"/>
+          <w:i w:val="0"/>
+          <w:color w:val="auto"/>
+          <w:sz w:val="24"/>
+          <w:szCs w:val="24"/>
+        </w:rPr>
+      </w:pPr>
+      <w:r>
+        <w:rPr>
+          <w:rFonts w:ascii="Times New Roman" w:hAnsi="Times New Roman" w:cs="Times New Roman"/>
+          <w:b/>
+          <w:i w:val="0"/>
+          <w:color w:val="auto"/>
+          <w:sz w:val="24"/>
+          <w:szCs w:val="24"/>
+        </w:rPr>
+        <w:t>Figure 6</w:t>
+      </w:r>
+      <w:r>
+        <w:rPr>
+          <w:rFonts w:ascii="Times New Roman" w:hAnsi="Times New Roman" w:cs="Times New Roman"/>
+          <w:b/>
+          <w:i w:val="0"/>
+          <w:color w:val="auto"/>
+          <w:sz w:val="24"/>
+          <w:szCs w:val="24"/>
+        </w:rPr>
+        <w:t>a)</w:t>
+      </w:r>
+      <w:r>
+        <w:rPr>
+          <w:rFonts w:ascii="Times New Roman" w:hAnsi="Times New Roman" w:cs="Times New Roman"/>
+          <w:b/>
+          <w:i w:val="0"/>
+          <w:color w:val="auto"/>
+          <w:sz w:val="24"/>
+          <w:szCs w:val="24"/>
+        </w:rPr>
+        <w:t xml:space="preserve"> </w:t>
+      </w:r>
+      <w:r>
+        <w:rPr>
+          <w:rFonts w:ascii="Times New Roman" w:hAnsi="Times New Roman" w:cs="Times New Roman"/>
+          <w:i w:val="0"/>
+          <w:color w:val="auto"/>
+          <w:sz w:val="24"/>
+          <w:szCs w:val="24"/>
+        </w:rPr>
+        <w:t>Plot of individual tagged fish temperature over 1-week, July 31</w:t>
+      </w:r>
+      <w:r>
+        <w:rPr>
+          <w:rFonts w:ascii="Times New Roman" w:hAnsi="Times New Roman" w:cs="Times New Roman"/>
+          <w:i w:val="0"/>
+          <w:color w:val="auto"/>
+          <w:sz w:val="24"/>
+          <w:szCs w:val="24"/>
+        </w:rPr>
+        <w:t xml:space="preserve"> –</w:t>
+      </w:r>
+      <w:r>
+        <w:rPr>
+          <w:rFonts w:ascii="Times New Roman" w:hAnsi="Times New Roman" w:cs="Times New Roman"/>
+          <w:i w:val="0"/>
+          <w:color w:val="auto"/>
+          <w:sz w:val="24"/>
+          <w:szCs w:val="24"/>
+        </w:rPr>
+        <w:t xml:space="preserve"> August 6</w:t>
+      </w:r>
+      <w:r>
+        <w:rPr>
+          <w:rFonts w:ascii="Times New Roman" w:hAnsi="Times New Roman" w:cs="Times New Roman"/>
+          <w:i w:val="0"/>
+          <w:color w:val="auto"/>
+          <w:sz w:val="24"/>
+          <w:szCs w:val="24"/>
+        </w:rPr>
+        <w:t xml:space="preserve">, </w:t>
+      </w:r>
+      <w:r>
+        <w:rPr>
+          <w:rFonts w:ascii="Times New Roman" w:hAnsi="Times New Roman" w:cs="Times New Roman"/>
+          <w:b/>
+          <w:i w:val="0"/>
+          <w:color w:val="auto"/>
+          <w:sz w:val="24"/>
+          <w:szCs w:val="24"/>
+        </w:rPr>
+        <w:t>b</w:t>
+      </w:r>
+      <w:r>
+        <w:rPr>
+          <w:rFonts w:ascii="Times New Roman" w:hAnsi="Times New Roman" w:cs="Times New Roman"/>
+          <w:b/>
+          <w:i w:val="0"/>
+          <w:color w:val="auto"/>
+          <w:sz w:val="24"/>
+          <w:szCs w:val="24"/>
+        </w:rPr>
+        <w:t>)</w:t>
+      </w:r>
+      <w:r>
+        <w:rPr>
+          <w:rFonts w:ascii="Times New Roman" w:hAnsi="Times New Roman" w:cs="Times New Roman"/>
+          <w:i w:val="0"/>
+          <w:color w:val="auto"/>
+          <w:sz w:val="24"/>
+          <w:szCs w:val="24"/>
+        </w:rPr>
+        <w:t xml:space="preserve"> </w:t>
+      </w:r>
+      <w:r>
+        <w:rPr>
+          <w:rFonts w:ascii="Times New Roman" w:hAnsi="Times New Roman" w:cs="Times New Roman"/>
+          <w:i w:val="0"/>
+          <w:color w:val="auto"/>
+          <w:sz w:val="24"/>
+          <w:szCs w:val="24"/>
+        </w:rPr>
+        <w:t xml:space="preserve">plot of </w:t>
+      </w:r>
+      <w:r>
+        <w:rPr>
+          <w:rFonts w:ascii="Times New Roman" w:hAnsi="Times New Roman" w:cs="Times New Roman"/>
+          <w:i w:val="0"/>
+          <w:color w:val="auto"/>
+          <w:sz w:val="24"/>
+          <w:szCs w:val="24"/>
+        </w:rPr>
+        <w:t>estimated fish depth</w:t>
+      </w:r>
+      <w:r>
+        <w:rPr>
+          <w:rFonts w:ascii="Times New Roman" w:hAnsi="Times New Roman" w:cs="Times New Roman"/>
+          <w:i w:val="0"/>
+          <w:color w:val="auto"/>
+          <w:sz w:val="24"/>
+          <w:szCs w:val="24"/>
+        </w:rPr>
+        <w:t xml:space="preserve"> (calculated using linear interpolation)</w:t>
+      </w:r>
+      <w:r>
+        <w:rPr>
+          <w:rFonts w:ascii="Times New Roman" w:hAnsi="Times New Roman" w:cs="Times New Roman"/>
+          <w:i w:val="0"/>
+          <w:color w:val="auto"/>
+          <w:sz w:val="24"/>
+          <w:szCs w:val="24"/>
+        </w:rPr>
+        <w:t xml:space="preserve">, and </w:t>
+      </w:r>
+      <w:r>
+        <w:rPr>
+          <w:rFonts w:ascii="Times New Roman" w:hAnsi="Times New Roman" w:cs="Times New Roman"/>
+          <w:b/>
+          <w:i w:val="0"/>
+          <w:color w:val="auto"/>
+          <w:sz w:val="24"/>
+          <w:szCs w:val="24"/>
+        </w:rPr>
+        <w:t>c)</w:t>
+      </w:r>
+      <w:r>
+        <w:rPr>
+          <w:rFonts w:ascii="Times New Roman" w:hAnsi="Times New Roman" w:cs="Times New Roman"/>
+          <w:i w:val="0"/>
+          <w:color w:val="auto"/>
+          <w:sz w:val="24"/>
+          <w:szCs w:val="24"/>
+        </w:rPr>
+        <w:t xml:space="preserve"> </w:t>
+      </w:r>
+      <w:r>
+        <w:rPr>
+          <w:rFonts w:ascii="Times New Roman" w:hAnsi="Times New Roman" w:cs="Times New Roman"/>
+          <w:i w:val="0"/>
+          <w:color w:val="auto"/>
+          <w:sz w:val="24"/>
+          <w:szCs w:val="24"/>
+        </w:rPr>
+        <w:t xml:space="preserve">plot of </w:t>
+      </w:r>
+      <w:r>
+        <w:rPr>
+          <w:rFonts w:ascii="Times New Roman" w:hAnsi="Times New Roman" w:cs="Times New Roman"/>
+          <w:i w:val="0"/>
+          <w:color w:val="auto"/>
+          <w:sz w:val="24"/>
+          <w:szCs w:val="24"/>
+        </w:rPr>
+        <w:t>estimated dissolved oxygen experienced by the fish</w:t>
+      </w:r>
+      <w:r>
+        <w:rPr>
+          <w:rFonts w:ascii="Times New Roman" w:hAnsi="Times New Roman" w:cs="Times New Roman"/>
+          <w:i w:val="0"/>
+          <w:color w:val="auto"/>
+          <w:sz w:val="24"/>
+          <w:szCs w:val="24"/>
+        </w:rPr>
+        <w:t xml:space="preserve"> (calculated using linear interpolation)</w:t>
+      </w:r>
+      <w:r>
+        <w:rPr>
+          <w:rFonts w:ascii="Times New Roman" w:hAnsi="Times New Roman" w:cs="Times New Roman"/>
+          <w:i w:val="0"/>
+          <w:color w:val="auto"/>
+          <w:sz w:val="24"/>
+          <w:szCs w:val="24"/>
+        </w:rPr>
+        <w:t xml:space="preserve">. </w:t>
+      </w:r>
+    </w:p>
+    <w:p/>
+    <w:p>
+      <w:r>
+        <w:rPr>
+          <w:noProof/>
         </w:rPr>
         <w:drawing>
-          <wp:inline distT="0" distB="0" distL="0" distR="0" wp14:anchorId="408B8D22" wp14:editId="38AE2432">
-            <wp:extent cx="4667250" cy="3413176"/>
+          <wp:inline distT="0" distB="0" distL="0" distR="0" wp14:anchorId="0DD5E0F9" wp14:editId="43CBF77D">
+            <wp:extent cx="5943600" cy="3639820"/>
             <wp:effectExtent l="0" t="0" r="0" b="0"/>
-            <wp:docPr id="5" name="Picture 5"/>
+            <wp:docPr id="2" name="Picture 2"/>
             <wp:cNvGraphicFramePr>
               <a:graphicFrameLocks xmlns:a="http://schemas.openxmlformats.org/drawingml/2006/main" noChangeAspect="1"/>
             </wp:cNvGraphicFramePr>
@@ -882,7 +1103,7 @@
                   <pic:spPr>
                     <a:xfrm>
                       <a:off x="0" y="0"/>
-                      <a:ext cx="4676826" cy="3420179"/>
+                      <a:ext cx="5943600" cy="3639820"/>
                     </a:xfrm>
                     <a:prstGeom prst="rect">
                       <a:avLst/>
@@ -894,273 +1115,48 @@
           </wp:inline>
         </w:drawing>
       </w:r>
-    </w:p>
-    <w:p>
-      <w:pPr>
-        <w:rPr>
-          <w:b/>
-        </w:rPr>
-      </w:pPr>
-      <w:r>
-        <w:rPr>
-          <w:rFonts w:ascii="Times New Roman" w:hAnsi="Times New Roman" w:cs="Times New Roman"/>
-          <w:b/>
-          <w:sz w:val="24"/>
-          <w:szCs w:val="24"/>
-        </w:rPr>
-        <w:t>Figure 3</w:t>
-      </w:r>
-      <w:r>
-        <w:rPr>
-          <w:rFonts w:ascii="Times New Roman" w:hAnsi="Times New Roman" w:cs="Times New Roman"/>
-          <w:b/>
-          <w:sz w:val="24"/>
-          <w:szCs w:val="24"/>
-        </w:rPr>
-        <w:t xml:space="preserve">(3) </w:t>
-      </w:r>
-      <w:r>
-        <w:rPr>
-          <w:rFonts w:ascii="Times New Roman" w:hAnsi="Times New Roman" w:cs="Times New Roman"/>
-          <w:sz w:val="24"/>
-          <w:szCs w:val="24"/>
-        </w:rPr>
-        <w:t>Marginal fit (solid orange line) from a mixed effects model evaluating the relationship between temperature and dissolved oxygen across six cold-water alcoves plotted with raw data (grey points) and a 95% confidence interval (bottom logger from N. Harrisburg removed).</w:t>
-      </w:r>
-    </w:p>
-    <w:p>
-      <w:pPr>
-        <w:pStyle w:val="Caption"/>
-        <w:keepNext/>
-      </w:pPr>
-      <w:r>
-        <w:rPr>
-          <w:rFonts w:ascii="Times New Roman" w:hAnsi="Times New Roman" w:cs="Times New Roman"/>
-          <w:i w:val="0"/>
-          <w:color w:val="auto"/>
-          <w:sz w:val="24"/>
-          <w:szCs w:val="24"/>
-        </w:rPr>
-        <w:pict w14:anchorId="2FD87CFA">
-          <v:shape id="_x0000_i1029" type="#_x0000_t75" style="width:409.5pt;height:272.25pt">
-            <v:imagedata r:id="rId14" o:title="depth"/>
-          </v:shape>
-        </w:pict>
-      </w:r>
-    </w:p>
-    <w:p>
-      <w:pPr>
-        <w:pStyle w:val="Caption"/>
-        <w:rPr>
-          <w:rFonts w:ascii="Times New Roman" w:hAnsi="Times New Roman" w:cs="Times New Roman"/>
-          <w:i w:val="0"/>
-          <w:color w:val="auto"/>
-          <w:sz w:val="24"/>
-          <w:szCs w:val="24"/>
-        </w:rPr>
-      </w:pPr>
-      <w:r>
-        <w:rPr>
-          <w:rFonts w:ascii="Times New Roman" w:hAnsi="Times New Roman" w:cs="Times New Roman"/>
-          <w:b/>
-          <w:i w:val="0"/>
-          <w:color w:val="auto"/>
-          <w:sz w:val="24"/>
-          <w:szCs w:val="24"/>
-        </w:rPr>
-        <w:t>Figure 4</w:t>
-      </w:r>
-      <w:r>
-        <w:rPr>
-          <w:rFonts w:ascii="Times New Roman" w:hAnsi="Times New Roman" w:cs="Times New Roman"/>
-          <w:i w:val="0"/>
-          <w:color w:val="auto"/>
-          <w:sz w:val="24"/>
-          <w:szCs w:val="24"/>
-        </w:rPr>
-        <w:t xml:space="preserve"> Simulation of depth selection based on three different strategies – fish that maximizes DO, fish that maximizes temp, fish that considers DO and temp concurrently</w:t>
-      </w:r>
-    </w:p>
-    <w:p/>
-    <w:p>
-      <w:commentRangeStart w:id="1"/>
-      <w:r>
-        <w:pict w14:anchorId="1DE1F4C2">
-          <v:shape id="_x0000_i1030" type="#_x0000_t75" style="width:467.25pt;height:290.25pt">
-            <v:imagedata r:id="rId15" o:title="radial.plot.deepest"/>
-          </v:shape>
-        </w:pict>
-      </w:r>
-      <w:commentRangeEnd w:id="1"/>
-      <w:r>
-        <w:rPr>
-          <w:rStyle w:val="CommentReference"/>
-        </w:rPr>
-        <w:commentReference w:id="1"/>
-      </w:r>
-    </w:p>
-    <w:p>
-      <w:pPr>
-        <w:pStyle w:val="Caption"/>
-        <w:keepNext/>
-      </w:pPr>
-      <w:r>
-        <w:rPr>
-          <w:rFonts w:ascii="Times New Roman" w:hAnsi="Times New Roman" w:cs="Times New Roman"/>
-          <w:i w:val="0"/>
+      <w:bookmarkStart w:id="0" w:name="_GoBack"/>
+      <w:r>
+        <w:rPr>
           <w:noProof/>
-          <w:color w:val="auto"/>
-          <w:sz w:val="24"/>
-          <w:szCs w:val="24"/>
-        </w:rPr>
-        <w:pict w14:anchorId="1A71092B">
-          <v:shape id="_x0000_i1055" type="#_x0000_t75" style="width:485.25pt;height:330pt">
-            <v:imagedata r:id="rId16" o:title="grouped.smoothed.fish.depth"/>
-          </v:shape>
-        </w:pict>
-      </w:r>
-    </w:p>
-    <w:p>
-      <w:pPr>
-        <w:pStyle w:val="Caption"/>
-        <w:rPr>
-          <w:rFonts w:ascii="Times New Roman" w:hAnsi="Times New Roman" w:cs="Times New Roman"/>
-          <w:i w:val="0"/>
-          <w:noProof/>
-          <w:color w:val="auto"/>
-          <w:sz w:val="24"/>
-          <w:szCs w:val="24"/>
-        </w:rPr>
-      </w:pPr>
-      <w:r>
-        <w:rPr>
-          <w:rFonts w:ascii="Times New Roman" w:hAnsi="Times New Roman" w:cs="Times New Roman"/>
-          <w:b/>
-          <w:i w:val="0"/>
-          <w:color w:val="auto"/>
-          <w:sz w:val="24"/>
-          <w:szCs w:val="24"/>
-        </w:rPr>
-        <w:t xml:space="preserve">Figure 5 </w:t>
-      </w:r>
-      <w:r>
-        <w:rPr>
-          <w:rFonts w:ascii="Times New Roman" w:hAnsi="Times New Roman" w:cs="Times New Roman"/>
-          <w:i w:val="0"/>
-          <w:color w:val="auto"/>
-          <w:sz w:val="24"/>
-          <w:szCs w:val="24"/>
-        </w:rPr>
-        <w:t>Smoothed plot of fish depth over 24-hour timeframe, pooled from both cold-water alcove locations, 07/30-08/06 (cut off first few days and</w:t>
-      </w:r>
-      <w:bookmarkStart w:id="2" w:name="_GoBack"/>
-      <w:bookmarkEnd w:id="2"/>
-      <w:r>
-        <w:rPr>
-          <w:rFonts w:ascii="Times New Roman" w:hAnsi="Times New Roman" w:cs="Times New Roman"/>
-          <w:i w:val="0"/>
-          <w:color w:val="auto"/>
-          <w:sz w:val="24"/>
-          <w:szCs w:val="24"/>
-        </w:rPr>
-        <w:t xml:space="preserve"> end days, looking at 1-week)</w:t>
-      </w:r>
-    </w:p>
-    <w:p>
-      <w:pPr>
-        <w:pStyle w:val="Caption"/>
-        <w:rPr>
-          <w:rFonts w:ascii="Times New Roman" w:hAnsi="Times New Roman" w:cs="Times New Roman"/>
-          <w:i w:val="0"/>
-          <w:color w:val="auto"/>
-          <w:sz w:val="24"/>
-          <w:szCs w:val="24"/>
-        </w:rPr>
-      </w:pPr>
-      <w:r>
-        <w:rPr>
-          <w:rFonts w:ascii="Times New Roman" w:hAnsi="Times New Roman" w:cs="Times New Roman"/>
-          <w:i w:val="0"/>
-          <w:color w:val="auto"/>
-          <w:sz w:val="24"/>
-          <w:szCs w:val="24"/>
-        </w:rPr>
-        <w:pict w14:anchorId="7F8CB453">
-          <v:shape id="_x0000_i1031" type="#_x0000_t75" style="width:357pt;height:238.5pt">
-            <v:imagedata r:id="rId17" o:title="br.ibutton.8"/>
-          </v:shape>
-        </w:pict>
-      </w:r>
-      <w:r>
-        <w:rPr>
-          <w:rFonts w:ascii="Times New Roman" w:hAnsi="Times New Roman" w:cs="Times New Roman"/>
-          <w:i w:val="0"/>
-          <w:color w:val="auto"/>
-          <w:sz w:val="24"/>
-          <w:szCs w:val="24"/>
-        </w:rPr>
-        <w:t xml:space="preserve"> </w:t>
-      </w:r>
-      <w:r>
-        <w:rPr>
-          <w:rFonts w:ascii="Times New Roman" w:hAnsi="Times New Roman" w:cs="Times New Roman"/>
-          <w:i w:val="0"/>
-          <w:color w:val="auto"/>
-          <w:sz w:val="24"/>
-          <w:szCs w:val="24"/>
-        </w:rPr>
-        <w:pict w14:anchorId="53EED481">
-          <v:shape id="_x0000_i1032" type="#_x0000_t75" style="width:365.25pt;height:243pt">
-            <v:imagedata r:id="rId18" o:title="norwood.ibutton.13"/>
-          </v:shape>
-        </w:pict>
-      </w:r>
-      <w:r>
-        <w:rPr>
-          <w:rStyle w:val="CommentReference"/>
-          <w:i w:val="0"/>
-          <w:iCs w:val="0"/>
-          <w:color w:val="auto"/>
-        </w:rPr>
-        <w:commentReference w:id="3"/>
-      </w:r>
-    </w:p>
-    <w:p/>
-    <w:p>
-      <w:r>
-        <w:pict w14:anchorId="0C5B388D">
-          <v:shape id="_x0000_i1033" type="#_x0000_t75" style="width:468pt;height:260.25pt">
-            <v:imagedata r:id="rId19" o:title="nor.ib.evening"/>
-          </v:shape>
-        </w:pict>
-      </w:r>
-      <w:r>
-        <w:rPr>
-          <w:rStyle w:val="CommentReference"/>
-        </w:rPr>
-        <w:commentReference w:id="4"/>
-      </w:r>
-      <w:r>
-        <w:pict w14:anchorId="22952AFA">
-          <v:shape id="_x0000_i1034" type="#_x0000_t75" style="width:468pt;height:260.25pt">
-            <v:imagedata r:id="rId20" o:title="nor.ib.morning"/>
-          </v:shape>
-        </w:pict>
-      </w:r>
-      <w:r>
-        <w:pict w14:anchorId="4F9E83AC">
-          <v:shape id="_x0000_i1035" type="#_x0000_t75" style="width:468pt;height:260.25pt">
-            <v:imagedata r:id="rId21" o:title="br.ib.evening"/>
-          </v:shape>
-        </w:pict>
-      </w:r>
-      <w:r>
-        <w:pict w14:anchorId="0F2E48EF">
-          <v:shape id="_x0000_i1036" type="#_x0000_t75" style="width:468pt;height:260.25pt">
-            <v:imagedata r:id="rId22" o:title="br.ib.morning"/>
-          </v:shape>
-        </w:pict>
-      </w:r>
+        </w:rPr>
+        <w:drawing>
+          <wp:inline distT="0" distB="0" distL="0" distR="0" wp14:anchorId="66A88268" wp14:editId="0F919DAE">
+            <wp:extent cx="5943600" cy="3402965"/>
+            <wp:effectExtent l="0" t="0" r="0" b="6985"/>
+            <wp:docPr id="1" name="Picture 1"/>
+            <wp:cNvGraphicFramePr>
+              <a:graphicFrameLocks xmlns:a="http://schemas.openxmlformats.org/drawingml/2006/main" noChangeAspect="1"/>
+            </wp:cNvGraphicFramePr>
+            <a:graphic xmlns:a="http://schemas.openxmlformats.org/drawingml/2006/main">
+              <a:graphicData uri="http://schemas.openxmlformats.org/drawingml/2006/picture">
+                <pic:pic xmlns:pic="http://schemas.openxmlformats.org/drawingml/2006/picture">
+                  <pic:nvPicPr>
+                    <pic:cNvPr id="1" name=""/>
+                    <pic:cNvPicPr/>
+                  </pic:nvPicPr>
+                  <pic:blipFill>
+                    <a:blip r:embed="rId14"/>
+                    <a:stretch>
+                      <a:fillRect/>
+                    </a:stretch>
+                  </pic:blipFill>
+                  <pic:spPr>
+                    <a:xfrm>
+                      <a:off x="0" y="0"/>
+                      <a:ext cx="5943600" cy="3402965"/>
+                    </a:xfrm>
+                    <a:prstGeom prst="rect">
+                      <a:avLst/>
+                    </a:prstGeom>
+                  </pic:spPr>
+                </pic:pic>
+              </a:graphicData>
+            </a:graphic>
+          </wp:inline>
+        </w:drawing>
+      </w:r>
+      <w:bookmarkEnd w:id="0"/>
     </w:p>
     <w:sectPr>
       <w:pgSz w:w="12240" w:h="15840"/>
@@ -1170,121 +1166,6 @@
     </w:sectPr>
   </w:body>
 </w:document>
-</file>
-
-<file path=word/comments.xml><?xml version="1.0" encoding="utf-8"?>
-<w:comments xmlns:wpc="http://schemas.microsoft.com/office/word/2010/wordprocessingCanvas" xmlns:cx="http://schemas.microsoft.com/office/drawing/2014/chartex" xmlns:cx1="http://schemas.microsoft.com/office/drawing/2015/9/8/chartex" xmlns:mc="http://schemas.openxmlformats.org/markup-compatibility/2006" xmlns:o="urn:schemas-microsoft-com:office:office" xmlns:r="http://schemas.openxmlformats.org/officeDocument/2006/relationships" xmlns:m="http://schemas.openxmlformats.org/officeDocument/2006/math" xmlns:v="urn:schemas-microsoft-com:vml" xmlns:wp14="http://schemas.microsoft.com/office/word/2010/wordprocessingDrawing" xmlns:wp="http://schemas.openxmlformats.org/drawingml/2006/wordprocessingDrawing" xmlns:w10="urn:schemas-microsoft-com:office:word" xmlns:w="http://schemas.openxmlformats.org/wordprocessingml/2006/main" xmlns:w14="http://schemas.microsoft.com/office/word/2010/wordml" xmlns:w15="http://schemas.microsoft.com/office/word/2012/wordml" xmlns:w16se="http://schemas.microsoft.com/office/word/2015/wordml/symex" xmlns:wpg="http://schemas.microsoft.com/office/word/2010/wordprocessingGroup" xmlns:wpi="http://schemas.microsoft.com/office/word/2010/wordprocessingInk" xmlns:wne="http://schemas.microsoft.com/office/word/2006/wordml" xmlns:wps="http://schemas.microsoft.com/office/word/2010/wordprocessingShape" mc:Ignorable="w14 w15 w16se wp14">
-  <w:comment w:id="0" w:author="Barrett, Hannah" w:date="2023-06-22T11:16:00Z" w:initials="BH">
-    <w:p>
-      <w:pPr>
-        <w:pStyle w:val="CommentText"/>
-      </w:pPr>
-      <w:r>
-        <w:rPr>
-          <w:rStyle w:val="CommentReference"/>
-        </w:rPr>
-        <w:annotationRef/>
-      </w:r>
-      <w:r>
-        <w:t>North Harrisburg deepest</w:t>
-      </w:r>
-      <w:r>
-        <w:t xml:space="preserve"> DO logger </w:t>
-      </w:r>
-      <w:r>
-        <w:t xml:space="preserve">(2.4m) </w:t>
-      </w:r>
-      <w:r>
-        <w:t>had really high DO (</w:t>
-      </w:r>
-      <w:r>
-        <w:t>circled points upper left corner of figure)</w:t>
-      </w:r>
-      <w:r>
-        <w:t xml:space="preserve"> changing coefficient estimates</w:t>
-      </w:r>
-      <w:r>
-        <w:t xml:space="preserve"> </w:t>
-      </w:r>
-      <w:r>
-        <w:t>– seems like it could be logger error DO readings are super high…</w:t>
-      </w:r>
-    </w:p>
-  </w:comment>
-  <w:comment w:id="1" w:author="Barrett, Hannah" w:date="2023-07-19T11:54:00Z" w:initials="BH">
-    <w:p>
-      <w:pPr>
-        <w:pStyle w:val="CommentText"/>
-      </w:pPr>
-      <w:r>
-        <w:rPr>
-          <w:rStyle w:val="CommentReference"/>
-        </w:rPr>
-        <w:annotationRef/>
-      </w:r>
-      <w:r>
-        <w:t xml:space="preserve">Radial plot probably </w:t>
-      </w:r>
-      <w:proofErr w:type="spellStart"/>
-      <w:r>
-        <w:t>wont</w:t>
-      </w:r>
-      <w:proofErr w:type="spellEnd"/>
-      <w:r>
-        <w:t xml:space="preserve"> work, look at difference in scale – fish are at ‘max depth’ continuously across multiple hours so getting way more hits for that plot </w:t>
-      </w:r>
-    </w:p>
-  </w:comment>
-  <w:comment w:id="3" w:author="Barrett, Hannah" w:date="2023-06-21T11:29:00Z" w:initials="BH">
-    <w:p>
-      <w:pPr>
-        <w:pStyle w:val="CommentText"/>
-      </w:pPr>
-      <w:r>
-        <w:rPr>
-          <w:rStyle w:val="CommentReference"/>
-        </w:rPr>
-        <w:annotationRef/>
-      </w:r>
-      <w:r>
-        <w:t>Zoom interpolation window to ~5 day period, use this 5-day period for smoothed group average (above)</w:t>
-      </w:r>
-    </w:p>
-  </w:comment>
-  <w:comment w:id="4" w:author="Barrett, Hannah" w:date="2023-06-21T11:55:00Z" w:initials="BH">
-    <w:p>
-      <w:pPr>
-        <w:pStyle w:val="CommentText"/>
-      </w:pPr>
-      <w:r>
-        <w:rPr>
-          <w:rStyle w:val="CommentReference"/>
-        </w:rPr>
-        <w:annotationRef/>
-      </w:r>
-      <w:r>
-        <w:t xml:space="preserve">Is DO set to the average for this 2-hour window or to the entire average of all data? </w:t>
-      </w:r>
-    </w:p>
-  </w:comment>
-</w:comments>
-</file>
-
-<file path=word/commentsExtended.xml><?xml version="1.0" encoding="utf-8"?>
-<w15:commentsEx xmlns:wpc="http://schemas.microsoft.com/office/word/2010/wordprocessingCanvas" xmlns:cx="http://schemas.microsoft.com/office/drawing/2014/chartex" xmlns:cx1="http://schemas.microsoft.com/office/drawing/2015/9/8/chartex" xmlns:mc="http://schemas.openxmlformats.org/markup-compatibility/2006" xmlns:o="urn:schemas-microsoft-com:office:office" xmlns:r="http://schemas.openxmlformats.org/officeDocument/2006/relationships" xmlns:m="http://schemas.openxmlformats.org/officeDocument/2006/math" xmlns:v="urn:schemas-microsoft-com:vml" xmlns:wp14="http://schemas.microsoft.com/office/word/2010/wordprocessingDrawing" xmlns:wp="http://schemas.openxmlformats.org/drawingml/2006/wordprocessingDrawing" xmlns:w10="urn:schemas-microsoft-com:office:word" xmlns:w="http://schemas.openxmlformats.org/wordprocessingml/2006/main" xmlns:w14="http://schemas.microsoft.com/office/word/2010/wordml" xmlns:w15="http://schemas.microsoft.com/office/word/2012/wordml" xmlns:w16se="http://schemas.microsoft.com/office/word/2015/wordml/symex" xmlns:wpg="http://schemas.microsoft.com/office/word/2010/wordprocessingGroup" xmlns:wpi="http://schemas.microsoft.com/office/word/2010/wordprocessingInk" xmlns:wne="http://schemas.microsoft.com/office/word/2006/wordml" xmlns:wps="http://schemas.microsoft.com/office/word/2010/wordprocessingShape" mc:Ignorable="w14 w15 w16se wp14">
-  <w15:commentEx w15:paraId="50FA2023" w15:done="0"/>
-  <w15:commentEx w15:paraId="355F0212" w15:done="0"/>
-  <w15:commentEx w15:paraId="523BF81B" w15:done="0"/>
-  <w15:commentEx w15:paraId="61A9F721" w15:done="0"/>
-</w15:commentsEx>
-</file>
-
-<file path=word/people.xml><?xml version="1.0" encoding="utf-8"?>
-<w15:people xmlns:wpc="http://schemas.microsoft.com/office/word/2010/wordprocessingCanvas" xmlns:cx="http://schemas.microsoft.com/office/drawing/2014/chartex" xmlns:cx1="http://schemas.microsoft.com/office/drawing/2015/9/8/chartex" xmlns:mc="http://schemas.openxmlformats.org/markup-compatibility/2006" xmlns:o="urn:schemas-microsoft-com:office:office" xmlns:r="http://schemas.openxmlformats.org/officeDocument/2006/relationships" xmlns:m="http://schemas.openxmlformats.org/officeDocument/2006/math" xmlns:v="urn:schemas-microsoft-com:vml" xmlns:wp14="http://schemas.microsoft.com/office/word/2010/wordprocessingDrawing" xmlns:wp="http://schemas.openxmlformats.org/drawingml/2006/wordprocessingDrawing" xmlns:w10="urn:schemas-microsoft-com:office:word" xmlns:w="http://schemas.openxmlformats.org/wordprocessingml/2006/main" xmlns:w14="http://schemas.microsoft.com/office/word/2010/wordml" xmlns:w15="http://schemas.microsoft.com/office/word/2012/wordml" xmlns:w16se="http://schemas.microsoft.com/office/word/2015/wordml/symex" xmlns:wpg="http://schemas.microsoft.com/office/word/2010/wordprocessingGroup" xmlns:wpi="http://schemas.microsoft.com/office/word/2010/wordprocessingInk" xmlns:wne="http://schemas.microsoft.com/office/word/2006/wordml" xmlns:wps="http://schemas.microsoft.com/office/word/2010/wordprocessingShape" mc:Ignorable="w14 w15 w16se wp14">
-  <w15:person w15:author="Barrett, Hannah">
-    <w15:presenceInfo w15:providerId="AD" w15:userId="S-1-5-21-828376571-1197701538-1844936127-350467"/>
-  </w15:person>
-</w15:people>
 </file>
 
 <file path=word/styles.xml><?xml version="1.0" encoding="utf-8"?>

--- a/final.figures/dvm.figures.HB1.docx
+++ b/final.figures/dvm.figures.HB1.docx
@@ -7,7 +7,7 @@
         <w:keepNext/>
       </w:pPr>
       <w:r>
-        <w:pict w14:anchorId="547EDEF1">
+        <w:pict w14:anchorId="05C2EEA4">
           <v:shapetype id="_x0000_t75" coordsize="21600,21600" o:spt="75" o:preferrelative="t" path="m@4@5l@4@11@9@11@9@5xe" filled="f" stroked="f">
             <v:stroke joinstyle="miter"/>
             <v:formulas>
@@ -27,8 +27,8 @@
             <v:path o:extrusionok="f" gradientshapeok="t" o:connecttype="rect"/>
             <o:lock v:ext="edit" aspectratio="t"/>
           </v:shapetype>
-          <v:shape id="_x0000_i1025" type="#_x0000_t75" style="width:425.2pt;height:283.25pt">
-            <v:imagedata r:id="rId4" o:title="br.head.morning.noon"/>
+          <v:shape id="_x0000_i1025" type="#_x0000_t75" style="width:425.35pt;height:283.35pt">
+            <v:imagedata r:id="rId4" o:title="br.head.morning"/>
           </v:shape>
         </w:pict>
       </w:r>
@@ -166,19 +166,30 @@
       <w:pPr>
         <w:keepNext/>
       </w:pPr>
+      <w:commentRangeStart w:id="0"/>
+      <w:commentRangeStart w:id="1"/>
       <w:r>
         <w:lastRenderedPageBreak/>
-        <w:pict w14:anchorId="3835EE77">
-          <v:shape id="_x0000_i1026" type="#_x0000_t75" style="width:453.05pt;height:283.25pt">
-            <v:imagedata r:id="rId5" o:title="norwood.24hr.temp"/>
+        <w:pict w14:anchorId="7D0D1D95">
+          <v:shape id="_x0000_i1026" type="#_x0000_t75" style="width:453.35pt;height:283.35pt">
+            <v:imagedata r:id="rId5" o:title="norwood.24hr"/>
           </v:shape>
         </w:pict>
       </w:r>
-    </w:p>
-    <w:p>
-      <w:pPr>
-        <w:keepNext/>
-      </w:pPr>
+      <w:commentRangeEnd w:id="0"/>
+      <w:r>
+        <w:rPr>
+          <w:rStyle w:val="CommentReference"/>
+        </w:rPr>
+        <w:commentReference w:id="0"/>
+      </w:r>
+      <w:commentRangeEnd w:id="1"/>
+      <w:r>
+        <w:rPr>
+          <w:rStyle w:val="CommentReference"/>
+        </w:rPr>
+        <w:commentReference w:id="1"/>
+      </w:r>
     </w:p>
     <w:p>
       <w:pPr>
@@ -211,355 +222,337 @@
           <w:sz w:val="24"/>
           <w:szCs w:val="24"/>
         </w:rPr>
-        <w:fldChar w:fldCharType="begin"/>
-      </w:r>
-      <w:r>
-        <w:rPr>
-          <w:rFonts w:ascii="Times New Roman" w:hAnsi="Times New Roman" w:cs="Times New Roman"/>
-          <w:b/>
-          <w:i w:val="0"/>
-          <w:color w:val="auto"/>
-          <w:sz w:val="24"/>
-          <w:szCs w:val="24"/>
-        </w:rPr>
-        <w:instrText xml:space="preserve"> SEQ Figure \* ARABIC </w:instrText>
-      </w:r>
-      <w:r>
-        <w:rPr>
-          <w:rFonts w:ascii="Times New Roman" w:hAnsi="Times New Roman" w:cs="Times New Roman"/>
-          <w:b/>
-          <w:i w:val="0"/>
-          <w:color w:val="auto"/>
-          <w:sz w:val="24"/>
-          <w:szCs w:val="24"/>
-        </w:rPr>
-        <w:fldChar w:fldCharType="separate"/>
-      </w:r>
-      <w:r>
-        <w:rPr>
-          <w:rFonts w:ascii="Times New Roman" w:hAnsi="Times New Roman" w:cs="Times New Roman"/>
-          <w:b/>
-          <w:i w:val="0"/>
+        <w:t>2</w:t>
+      </w:r>
+      <w:r>
+        <w:rPr>
+          <w:rFonts w:ascii="Times New Roman" w:hAnsi="Times New Roman" w:cs="Times New Roman"/>
+          <w:i w:val="0"/>
+          <w:color w:val="auto"/>
+          <w:sz w:val="24"/>
+          <w:szCs w:val="24"/>
+        </w:rPr>
+        <w:t xml:space="preserve"> Temperature and dissolved oxygen recorded</w:t>
+      </w:r>
+      <w:r>
+        <w:rPr>
+          <w:rFonts w:ascii="Times New Roman" w:hAnsi="Times New Roman" w:cs="Times New Roman"/>
+          <w:i w:val="0"/>
+          <w:color w:val="auto"/>
+          <w:sz w:val="24"/>
+          <w:szCs w:val="24"/>
+        </w:rPr>
+        <w:t xml:space="preserve"> </w:t>
+      </w:r>
+      <w:commentRangeStart w:id="3"/>
+      <w:r>
+        <w:rPr>
+          <w:rFonts w:ascii="Times New Roman" w:hAnsi="Times New Roman" w:cs="Times New Roman"/>
+          <w:i w:val="0"/>
+          <w:color w:val="auto"/>
+          <w:sz w:val="24"/>
+          <w:szCs w:val="24"/>
+        </w:rPr>
+        <w:t>across</w:t>
+      </w:r>
+      <w:commentRangeEnd w:id="3"/>
+      <w:r>
+        <w:rPr>
+          <w:rStyle w:val="CommentReference"/>
+          <w:i w:val="0"/>
+          <w:iCs w:val="0"/>
+          <w:color w:val="auto"/>
+        </w:rPr>
+        <w:commentReference w:id="3"/>
+      </w:r>
+      <w:r>
+        <w:rPr>
+          <w:rFonts w:ascii="Times New Roman" w:hAnsi="Times New Roman" w:cs="Times New Roman"/>
+          <w:i w:val="0"/>
+          <w:color w:val="auto"/>
+          <w:sz w:val="24"/>
+          <w:szCs w:val="24"/>
+        </w:rPr>
+        <w:t xml:space="preserve"> 24-hours</w:t>
+      </w:r>
+      <w:r>
+        <w:rPr>
+          <w:rFonts w:ascii="Times New Roman" w:hAnsi="Times New Roman" w:cs="Times New Roman"/>
+          <w:i w:val="0"/>
+          <w:color w:val="auto"/>
+          <w:sz w:val="24"/>
+          <w:szCs w:val="24"/>
+        </w:rPr>
+        <w:t xml:space="preserve"> in the epilimnion, metalimnion, and </w:t>
+      </w:r>
+      <w:proofErr w:type="spellStart"/>
+      <w:r>
+        <w:rPr>
+          <w:rFonts w:ascii="Times New Roman" w:hAnsi="Times New Roman" w:cs="Times New Roman"/>
+          <w:i w:val="0"/>
+          <w:color w:val="auto"/>
+          <w:sz w:val="24"/>
+          <w:szCs w:val="24"/>
+        </w:rPr>
+        <w:t>hypolimnion</w:t>
+      </w:r>
+      <w:proofErr w:type="spellEnd"/>
+      <w:r>
+        <w:rPr>
+          <w:rFonts w:ascii="Times New Roman" w:hAnsi="Times New Roman" w:cs="Times New Roman"/>
+          <w:i w:val="0"/>
+          <w:color w:val="auto"/>
+          <w:sz w:val="24"/>
+          <w:szCs w:val="24"/>
+        </w:rPr>
+        <w:t xml:space="preserve"> </w:t>
+      </w:r>
+      <w:r>
+        <w:rPr>
+          <w:rFonts w:ascii="Times New Roman" w:hAnsi="Times New Roman" w:cs="Times New Roman"/>
+          <w:i w:val="0"/>
+          <w:color w:val="auto"/>
+          <w:sz w:val="24"/>
+          <w:szCs w:val="24"/>
+        </w:rPr>
+        <w:t>of</w:t>
+      </w:r>
+      <w:r>
+        <w:rPr>
+          <w:rFonts w:ascii="Times New Roman" w:hAnsi="Times New Roman" w:cs="Times New Roman"/>
+          <w:i w:val="0"/>
+          <w:color w:val="auto"/>
+          <w:sz w:val="24"/>
+          <w:szCs w:val="24"/>
+        </w:rPr>
+        <w:t xml:space="preserve"> Norwood cold-water alcove</w:t>
+      </w:r>
+      <w:r>
+        <w:rPr>
+          <w:rFonts w:ascii="Times New Roman" w:hAnsi="Times New Roman" w:cs="Times New Roman"/>
+          <w:i w:val="0"/>
+          <w:color w:val="auto"/>
+          <w:sz w:val="24"/>
+          <w:szCs w:val="24"/>
+        </w:rPr>
+        <w:t xml:space="preserve">. Time series </w:t>
+      </w:r>
+      <w:commentRangeStart w:id="4"/>
+      <w:r>
+        <w:rPr>
+          <w:rFonts w:ascii="Times New Roman" w:hAnsi="Times New Roman" w:cs="Times New Roman"/>
+          <w:i w:val="0"/>
+          <w:color w:val="auto"/>
+          <w:sz w:val="24"/>
+          <w:szCs w:val="24"/>
+        </w:rPr>
+        <w:t>begins</w:t>
+      </w:r>
+      <w:commentRangeEnd w:id="4"/>
+      <w:r>
+        <w:rPr>
+          <w:rStyle w:val="CommentReference"/>
+          <w:i w:val="0"/>
+          <w:iCs w:val="0"/>
+          <w:color w:val="auto"/>
+        </w:rPr>
+        <w:commentReference w:id="4"/>
+      </w:r>
+      <w:r>
+        <w:rPr>
+          <w:rFonts w:ascii="Times New Roman" w:hAnsi="Times New Roman" w:cs="Times New Roman"/>
+          <w:i w:val="0"/>
+          <w:color w:val="auto"/>
+          <w:sz w:val="24"/>
+          <w:szCs w:val="24"/>
+        </w:rPr>
+        <w:t xml:space="preserve"> on the </w:t>
+      </w:r>
+      <w:r>
+        <w:rPr>
+          <w:rFonts w:ascii="Times New Roman" w:hAnsi="Times New Roman" w:cs="Times New Roman"/>
+          <w:i w:val="0"/>
+          <w:color w:val="auto"/>
+          <w:sz w:val="24"/>
+          <w:szCs w:val="24"/>
+        </w:rPr>
+        <w:t>morning of July 27</w:t>
+      </w:r>
+      <w:r>
+        <w:rPr>
+          <w:rFonts w:ascii="Times New Roman" w:hAnsi="Times New Roman" w:cs="Times New Roman"/>
+          <w:i w:val="0"/>
+          <w:color w:val="auto"/>
+          <w:sz w:val="24"/>
+          <w:szCs w:val="24"/>
+          <w:vertAlign w:val="superscript"/>
+        </w:rPr>
+        <w:t>th</w:t>
+      </w:r>
+      <w:r>
+        <w:rPr>
+          <w:rFonts w:ascii="Times New Roman" w:hAnsi="Times New Roman" w:cs="Times New Roman"/>
+          <w:i w:val="0"/>
+          <w:color w:val="auto"/>
+          <w:sz w:val="24"/>
+          <w:szCs w:val="24"/>
+        </w:rPr>
+        <w:t xml:space="preserve"> with a</w:t>
+      </w:r>
+      <w:r>
+        <w:rPr>
+          <w:rFonts w:ascii="Times New Roman" w:hAnsi="Times New Roman" w:cs="Times New Roman"/>
+          <w:i w:val="0"/>
+          <w:color w:val="auto"/>
+          <w:sz w:val="24"/>
+          <w:szCs w:val="24"/>
+        </w:rPr>
+        <w:t xml:space="preserve"> record interval of</w:t>
+      </w:r>
+      <w:r>
+        <w:rPr>
+          <w:rFonts w:ascii="Times New Roman" w:hAnsi="Times New Roman" w:cs="Times New Roman"/>
+          <w:i w:val="0"/>
+          <w:color w:val="auto"/>
+          <w:sz w:val="24"/>
+          <w:szCs w:val="24"/>
+        </w:rPr>
+        <w:t xml:space="preserve"> </w:t>
+      </w:r>
+      <w:r>
+        <w:rPr>
+          <w:rFonts w:ascii="Times New Roman" w:hAnsi="Times New Roman" w:cs="Times New Roman"/>
+          <w:i w:val="0"/>
+          <w:color w:val="auto"/>
+          <w:sz w:val="24"/>
+          <w:szCs w:val="24"/>
+        </w:rPr>
+        <w:t>5</w:t>
+      </w:r>
+      <w:r>
+        <w:rPr>
+          <w:rFonts w:ascii="Times New Roman" w:hAnsi="Times New Roman" w:cs="Times New Roman"/>
+          <w:i w:val="0"/>
+          <w:color w:val="auto"/>
+          <w:sz w:val="24"/>
+          <w:szCs w:val="24"/>
+        </w:rPr>
+        <w:t>-minute</w:t>
+      </w:r>
+      <w:r>
+        <w:rPr>
+          <w:rFonts w:ascii="Times New Roman" w:hAnsi="Times New Roman" w:cs="Times New Roman"/>
+          <w:i w:val="0"/>
+          <w:color w:val="auto"/>
+          <w:sz w:val="24"/>
+          <w:szCs w:val="24"/>
+        </w:rPr>
+        <w:t>s</w:t>
+      </w:r>
+      <w:r>
+        <w:rPr>
+          <w:rFonts w:ascii="Times New Roman" w:hAnsi="Times New Roman" w:cs="Times New Roman"/>
+          <w:i w:val="0"/>
+          <w:color w:val="auto"/>
+          <w:sz w:val="24"/>
+          <w:szCs w:val="24"/>
+        </w:rPr>
+        <w:t xml:space="preserve">, dashed lines </w:t>
+      </w:r>
+      <w:r>
+        <w:rPr>
+          <w:rFonts w:ascii="Times New Roman" w:hAnsi="Times New Roman" w:cs="Times New Roman"/>
+          <w:i w:val="0"/>
+          <w:color w:val="auto"/>
+          <w:sz w:val="24"/>
+          <w:szCs w:val="24"/>
+        </w:rPr>
+        <w:t>represent</w:t>
+      </w:r>
+      <w:r>
+        <w:rPr>
+          <w:rFonts w:ascii="Times New Roman" w:hAnsi="Times New Roman" w:cs="Times New Roman"/>
+          <w:i w:val="0"/>
+          <w:color w:val="auto"/>
+          <w:sz w:val="24"/>
+          <w:szCs w:val="24"/>
+        </w:rPr>
+        <w:t xml:space="preserve"> temperature, </w:t>
+      </w:r>
+      <w:r>
+        <w:rPr>
+          <w:rFonts w:ascii="Times New Roman" w:hAnsi="Times New Roman" w:cs="Times New Roman"/>
+          <w:i w:val="0"/>
+          <w:color w:val="auto"/>
+          <w:sz w:val="24"/>
+          <w:szCs w:val="24"/>
+        </w:rPr>
+        <w:t>and solid</w:t>
+      </w:r>
+      <w:r>
+        <w:rPr>
+          <w:rFonts w:ascii="Times New Roman" w:hAnsi="Times New Roman" w:cs="Times New Roman"/>
+          <w:i w:val="0"/>
+          <w:color w:val="auto"/>
+          <w:sz w:val="24"/>
+          <w:szCs w:val="24"/>
+        </w:rPr>
+        <w:t xml:space="preserve"> </w:t>
+      </w:r>
+      <w:r>
+        <w:rPr>
+          <w:rFonts w:ascii="Times New Roman" w:hAnsi="Times New Roman" w:cs="Times New Roman"/>
+          <w:i w:val="0"/>
+          <w:color w:val="auto"/>
+          <w:sz w:val="24"/>
+          <w:szCs w:val="24"/>
+        </w:rPr>
+        <w:t xml:space="preserve">lines represent </w:t>
+      </w:r>
+      <w:r>
+        <w:rPr>
+          <w:rFonts w:ascii="Times New Roman" w:hAnsi="Times New Roman" w:cs="Times New Roman"/>
+          <w:i w:val="0"/>
+          <w:color w:val="auto"/>
+          <w:sz w:val="24"/>
+          <w:szCs w:val="24"/>
+        </w:rPr>
+        <w:t>dissolved oxygen</w:t>
+      </w:r>
+    </w:p>
+    <w:p/>
+    <w:p>
+      <w:pPr>
+        <w:rPr>
+          <w:rFonts w:ascii="Times New Roman" w:hAnsi="Times New Roman" w:cs="Times New Roman"/>
+          <w:b/>
+          <w:sz w:val="24"/>
+          <w:szCs w:val="24"/>
+        </w:rPr>
+      </w:pPr>
+    </w:p>
+    <w:p>
+      <w:pPr>
+        <w:spacing w:before="240"/>
+        <w:rPr>
+          <w:rFonts w:ascii="Times New Roman" w:hAnsi="Times New Roman" w:cs="Times New Roman"/>
+          <w:b/>
+          <w:sz w:val="24"/>
+          <w:szCs w:val="24"/>
+        </w:rPr>
+      </w:pPr>
+      <w:r>
+        <w:rPr>
+          <w:rFonts w:ascii="Times New Roman" w:hAnsi="Times New Roman" w:cs="Times New Roman"/>
           <w:noProof/>
-          <w:color w:val="auto"/>
-          <w:sz w:val="24"/>
-          <w:szCs w:val="24"/>
-        </w:rPr>
-        <w:t>2</w:t>
-      </w:r>
-      <w:r>
-        <w:rPr>
-          <w:rFonts w:ascii="Times New Roman" w:hAnsi="Times New Roman" w:cs="Times New Roman"/>
-          <w:b/>
-          <w:i w:val="0"/>
-          <w:color w:val="auto"/>
-          <w:sz w:val="24"/>
-          <w:szCs w:val="24"/>
-        </w:rPr>
-        <w:fldChar w:fldCharType="end"/>
-      </w:r>
-      <w:r>
-        <w:rPr>
-          <w:rFonts w:ascii="Times New Roman" w:hAnsi="Times New Roman" w:cs="Times New Roman"/>
-          <w:i w:val="0"/>
-          <w:color w:val="auto"/>
-          <w:sz w:val="24"/>
-          <w:szCs w:val="24"/>
-        </w:rPr>
-        <w:t xml:space="preserve"> Temperature and dissolved oxygen recorded</w:t>
-      </w:r>
-      <w:r>
-        <w:rPr>
-          <w:rFonts w:ascii="Times New Roman" w:hAnsi="Times New Roman" w:cs="Times New Roman"/>
-          <w:i w:val="0"/>
-          <w:color w:val="auto"/>
-          <w:sz w:val="24"/>
-          <w:szCs w:val="24"/>
-        </w:rPr>
-        <w:t xml:space="preserve"> across 24-hours</w:t>
-      </w:r>
-      <w:r>
-        <w:rPr>
-          <w:rFonts w:ascii="Times New Roman" w:hAnsi="Times New Roman" w:cs="Times New Roman"/>
-          <w:i w:val="0"/>
-          <w:color w:val="auto"/>
-          <w:sz w:val="24"/>
-          <w:szCs w:val="24"/>
-        </w:rPr>
-        <w:t xml:space="preserve"> in the epilimnion, metalimnion, and hypolimnion </w:t>
-      </w:r>
-      <w:r>
-        <w:rPr>
-          <w:rFonts w:ascii="Times New Roman" w:hAnsi="Times New Roman" w:cs="Times New Roman"/>
-          <w:i w:val="0"/>
-          <w:color w:val="auto"/>
-          <w:sz w:val="24"/>
-          <w:szCs w:val="24"/>
-        </w:rPr>
-        <w:t>of</w:t>
-      </w:r>
-      <w:r>
-        <w:rPr>
-          <w:rFonts w:ascii="Times New Roman" w:hAnsi="Times New Roman" w:cs="Times New Roman"/>
-          <w:i w:val="0"/>
-          <w:color w:val="auto"/>
-          <w:sz w:val="24"/>
-          <w:szCs w:val="24"/>
-        </w:rPr>
-        <w:t xml:space="preserve"> Norwood cold-water alcove</w:t>
-      </w:r>
-      <w:r>
-        <w:rPr>
-          <w:rFonts w:ascii="Times New Roman" w:hAnsi="Times New Roman" w:cs="Times New Roman"/>
-          <w:i w:val="0"/>
-          <w:color w:val="auto"/>
-          <w:sz w:val="24"/>
-          <w:szCs w:val="24"/>
-        </w:rPr>
-        <w:t xml:space="preserve">. Time series begins on the </w:t>
-      </w:r>
-      <w:r>
-        <w:rPr>
-          <w:rFonts w:ascii="Times New Roman" w:hAnsi="Times New Roman" w:cs="Times New Roman"/>
-          <w:i w:val="0"/>
-          <w:color w:val="auto"/>
-          <w:sz w:val="24"/>
-          <w:szCs w:val="24"/>
-        </w:rPr>
-        <w:t>morning of July 27</w:t>
-      </w:r>
-      <w:r>
-        <w:rPr>
-          <w:rFonts w:ascii="Times New Roman" w:hAnsi="Times New Roman" w:cs="Times New Roman"/>
-          <w:i w:val="0"/>
-          <w:color w:val="auto"/>
-          <w:sz w:val="24"/>
-          <w:szCs w:val="24"/>
-          <w:vertAlign w:val="superscript"/>
-        </w:rPr>
-        <w:t>th</w:t>
-      </w:r>
-      <w:r>
-        <w:rPr>
-          <w:rFonts w:ascii="Times New Roman" w:hAnsi="Times New Roman" w:cs="Times New Roman"/>
-          <w:i w:val="0"/>
-          <w:color w:val="auto"/>
-          <w:sz w:val="24"/>
-          <w:szCs w:val="24"/>
-        </w:rPr>
-        <w:t xml:space="preserve"> with a</w:t>
-      </w:r>
-      <w:r>
-        <w:rPr>
-          <w:rFonts w:ascii="Times New Roman" w:hAnsi="Times New Roman" w:cs="Times New Roman"/>
-          <w:i w:val="0"/>
-          <w:color w:val="auto"/>
-          <w:sz w:val="24"/>
-          <w:szCs w:val="24"/>
-        </w:rPr>
-        <w:t xml:space="preserve"> record interval of</w:t>
-      </w:r>
-      <w:r>
-        <w:rPr>
-          <w:rFonts w:ascii="Times New Roman" w:hAnsi="Times New Roman" w:cs="Times New Roman"/>
-          <w:i w:val="0"/>
-          <w:color w:val="auto"/>
-          <w:sz w:val="24"/>
-          <w:szCs w:val="24"/>
-        </w:rPr>
-        <w:t xml:space="preserve"> </w:t>
-      </w:r>
-      <w:r>
-        <w:rPr>
-          <w:rFonts w:ascii="Times New Roman" w:hAnsi="Times New Roman" w:cs="Times New Roman"/>
-          <w:i w:val="0"/>
-          <w:color w:val="auto"/>
-          <w:sz w:val="24"/>
-          <w:szCs w:val="24"/>
-        </w:rPr>
-        <w:t>5</w:t>
-      </w:r>
-      <w:r>
-        <w:rPr>
-          <w:rFonts w:ascii="Times New Roman" w:hAnsi="Times New Roman" w:cs="Times New Roman"/>
-          <w:i w:val="0"/>
-          <w:color w:val="auto"/>
-          <w:sz w:val="24"/>
-          <w:szCs w:val="24"/>
-        </w:rPr>
-        <w:t>-minute</w:t>
-      </w:r>
-      <w:r>
-        <w:rPr>
-          <w:rFonts w:ascii="Times New Roman" w:hAnsi="Times New Roman" w:cs="Times New Roman"/>
-          <w:i w:val="0"/>
-          <w:color w:val="auto"/>
-          <w:sz w:val="24"/>
-          <w:szCs w:val="24"/>
-        </w:rPr>
-        <w:t>s</w:t>
-      </w:r>
-      <w:r>
-        <w:rPr>
-          <w:rFonts w:ascii="Times New Roman" w:hAnsi="Times New Roman" w:cs="Times New Roman"/>
-          <w:i w:val="0"/>
-          <w:color w:val="auto"/>
-          <w:sz w:val="24"/>
-          <w:szCs w:val="24"/>
-        </w:rPr>
-        <w:t xml:space="preserve">, dashed lines </w:t>
-      </w:r>
-      <w:r>
-        <w:rPr>
-          <w:rFonts w:ascii="Times New Roman" w:hAnsi="Times New Roman" w:cs="Times New Roman"/>
-          <w:i w:val="0"/>
-          <w:color w:val="auto"/>
-          <w:sz w:val="24"/>
-          <w:szCs w:val="24"/>
-        </w:rPr>
-        <w:t>represent</w:t>
-      </w:r>
-      <w:r>
-        <w:rPr>
-          <w:rFonts w:ascii="Times New Roman" w:hAnsi="Times New Roman" w:cs="Times New Roman"/>
-          <w:i w:val="0"/>
-          <w:color w:val="auto"/>
-          <w:sz w:val="24"/>
-          <w:szCs w:val="24"/>
-        </w:rPr>
-        <w:t xml:space="preserve"> temperature, </w:t>
-      </w:r>
-      <w:r>
-        <w:rPr>
-          <w:rFonts w:ascii="Times New Roman" w:hAnsi="Times New Roman" w:cs="Times New Roman"/>
-          <w:i w:val="0"/>
-          <w:color w:val="auto"/>
-          <w:sz w:val="24"/>
-          <w:szCs w:val="24"/>
-        </w:rPr>
-        <w:t>and solid</w:t>
-      </w:r>
-      <w:r>
-        <w:rPr>
-          <w:rFonts w:ascii="Times New Roman" w:hAnsi="Times New Roman" w:cs="Times New Roman"/>
-          <w:i w:val="0"/>
-          <w:color w:val="auto"/>
-          <w:sz w:val="24"/>
-          <w:szCs w:val="24"/>
-        </w:rPr>
-        <w:t xml:space="preserve"> </w:t>
-      </w:r>
-      <w:r>
-        <w:rPr>
-          <w:rFonts w:ascii="Times New Roman" w:hAnsi="Times New Roman" w:cs="Times New Roman"/>
-          <w:i w:val="0"/>
-          <w:color w:val="auto"/>
-          <w:sz w:val="24"/>
-          <w:szCs w:val="24"/>
-        </w:rPr>
-        <w:t xml:space="preserve">lines represent </w:t>
-      </w:r>
-      <w:r>
-        <w:rPr>
-          <w:rFonts w:ascii="Times New Roman" w:hAnsi="Times New Roman" w:cs="Times New Roman"/>
-          <w:i w:val="0"/>
-          <w:color w:val="auto"/>
-          <w:sz w:val="24"/>
-          <w:szCs w:val="24"/>
-        </w:rPr>
-        <w:t>dissolved oxygen</w:t>
-      </w:r>
-    </w:p>
-    <w:p>
-      <w:r>
-        <w:pict w14:anchorId="3B797F20">
-          <v:shape id="_x0000_i1027" type="#_x0000_t75" style="width:414.35pt;height:192.25pt">
-            <v:imagedata r:id="rId6" o:title="temp.do.br.nor" croptop="2193f" cropbottom="39792f"/>
-          </v:shape>
-        </w:pict>
-      </w:r>
-    </w:p>
-    <w:p>
-      <w:pPr>
-        <w:rPr>
-          <w:rFonts w:ascii="Times New Roman" w:hAnsi="Times New Roman" w:cs="Times New Roman"/>
-          <w:b/>
-          <w:sz w:val="24"/>
-          <w:szCs w:val="24"/>
-        </w:rPr>
-      </w:pPr>
-      <w:r>
-        <w:rPr>
-          <w:rFonts w:ascii="Times New Roman" w:hAnsi="Times New Roman" w:cs="Times New Roman"/>
-          <w:b/>
-          <w:sz w:val="24"/>
-          <w:szCs w:val="24"/>
-        </w:rPr>
-        <w:pict w14:anchorId="49DB6E1E">
-          <v:shape id="_x0000_i1028" type="#_x0000_t75" style="width:340.3pt;height:226.85pt">
-            <v:imagedata r:id="rId7" o:title="temp.do.mixed.effects.br"/>
-          </v:shape>
-        </w:pict>
-      </w:r>
-    </w:p>
-    <w:p>
-      <w:pPr>
-        <w:rPr>
-          <w:rFonts w:ascii="Times New Roman" w:hAnsi="Times New Roman" w:cs="Times New Roman"/>
-          <w:sz w:val="24"/>
-          <w:szCs w:val="24"/>
-        </w:rPr>
-      </w:pPr>
-      <w:r>
-        <w:rPr>
-          <w:rFonts w:ascii="Times New Roman" w:hAnsi="Times New Roman" w:cs="Times New Roman"/>
-          <w:b/>
-          <w:sz w:val="24"/>
-          <w:szCs w:val="24"/>
-        </w:rPr>
-        <w:t>Figure 3</w:t>
-      </w:r>
-      <w:r>
-        <w:rPr>
-          <w:rFonts w:ascii="Times New Roman" w:hAnsi="Times New Roman" w:cs="Times New Roman"/>
-          <w:b/>
-          <w:sz w:val="24"/>
-          <w:szCs w:val="24"/>
-        </w:rPr>
-        <w:t>(1)</w:t>
-      </w:r>
-      <w:r>
-        <w:rPr>
-          <w:rFonts w:ascii="Times New Roman" w:hAnsi="Times New Roman" w:cs="Times New Roman"/>
-          <w:sz w:val="24"/>
-          <w:szCs w:val="24"/>
-        </w:rPr>
-        <w:t xml:space="preserve"> </w:t>
-      </w:r>
-      <w:r>
-        <w:rPr>
-          <w:rFonts w:ascii="Times New Roman" w:hAnsi="Times New Roman" w:cs="Times New Roman"/>
-          <w:sz w:val="24"/>
-          <w:szCs w:val="24"/>
-        </w:rPr>
-        <w:t>Marginal fit (solid orange line) from a mixed effects model evaluating the relationship between temperature and dissolved oxygen across Blue Ruin and Norwood cold-water alcoves plotted with raw data (grey points) and a 95% confidence interval envelope.</w:t>
-      </w:r>
-    </w:p>
-    <w:p>
-      <w:pPr>
-        <w:rPr>
-          <w:b/>
-        </w:rPr>
-      </w:pPr>
-      <w:r>
-        <w:rPr>
-          <w:noProof/>
+          <w:sz w:val="24"/>
+          <w:szCs w:val="24"/>
         </w:rPr>
         <w:drawing>
-          <wp:inline distT="0" distB="0" distL="0" distR="0" wp14:anchorId="309ACAC7" wp14:editId="7B06B36A">
-            <wp:extent cx="4667250" cy="2414903"/>
-            <wp:effectExtent l="0" t="0" r="0" b="5080"/>
-            <wp:docPr id="6" name="Picture 6"/>
+          <wp:inline distT="0" distB="0" distL="0" distR="0" wp14:anchorId="436143FA" wp14:editId="1B25F5A9">
+            <wp:extent cx="6299200" cy="2971800"/>
+            <wp:effectExtent l="0" t="0" r="6350" b="0"/>
+            <wp:docPr id="3" name="Picture 3" descr="C:\Users\barrehan\AppData\Local\Microsoft\Windows\INetCache\Content.Word\temp.do.mixed.effects.br.nor.2hr.png"/>
             <wp:cNvGraphicFramePr>
               <a:graphicFrameLocks xmlns:a="http://schemas.openxmlformats.org/drawingml/2006/main" noChangeAspect="1"/>
             </wp:cNvGraphicFramePr>
@@ -567,23 +560,36 @@
               <a:graphicData uri="http://schemas.openxmlformats.org/drawingml/2006/picture">
                 <pic:pic xmlns:pic="http://schemas.openxmlformats.org/drawingml/2006/picture">
                   <pic:nvPicPr>
-                    <pic:cNvPr id="1" name=""/>
-                    <pic:cNvPicPr/>
+                    <pic:cNvPr id="0" name="Picture 16" descr="C:\Users\barrehan\AppData\Local\Microsoft\Windows\INetCache\Content.Word\temp.do.mixed.effects.br.nor.2hr.png"/>
+                    <pic:cNvPicPr>
+                      <a:picLocks noChangeAspect="1" noChangeArrowheads="1"/>
+                    </pic:cNvPicPr>
                   </pic:nvPicPr>
                   <pic:blipFill>
-                    <a:blip r:embed="rId8"/>
+                    <a:blip r:embed="rId8" cstate="print">
+                      <a:extLst>
+                        <a:ext uri="{28A0092B-C50C-407E-A947-70E740481C1C}">
+                          <a14:useLocalDpi xmlns:a14="http://schemas.microsoft.com/office/drawing/2010/main" val="0"/>
+                        </a:ext>
+                      </a:extLst>
+                    </a:blip>
+                    <a:srcRect/>
                     <a:stretch>
                       <a:fillRect/>
                     </a:stretch>
                   </pic:blipFill>
-                  <pic:spPr>
+                  <pic:spPr bwMode="auto">
                     <a:xfrm>
                       <a:off x="0" y="0"/>
-                      <a:ext cx="4681184" cy="2422113"/>
+                      <a:ext cx="6301570" cy="2972918"/>
                     </a:xfrm>
                     <a:prstGeom prst="rect">
                       <a:avLst/>
                     </a:prstGeom>
+                    <a:noFill/>
+                    <a:ln>
+                      <a:noFill/>
+                    </a:ln>
                   </pic:spPr>
                 </pic:pic>
               </a:graphicData>
@@ -594,27 +600,108 @@
     </w:p>
     <w:p>
       <w:pPr>
-        <w:rPr>
-          <w:b/>
-        </w:rPr>
-      </w:pPr>
-      <w:r>
-        <w:rPr>
-          <w:b/>
-        </w:rPr>
-        <w:pict w14:anchorId="6AE596EE">
-          <v:shape id="_x0000_i1029" type="#_x0000_t75" style="width:340.3pt;height:226.85pt">
+        <w:spacing w:before="240"/>
+        <w:rPr>
+          <w:rFonts w:ascii="Times New Roman" w:hAnsi="Times New Roman" w:cs="Times New Roman"/>
+          <w:sz w:val="24"/>
+          <w:szCs w:val="24"/>
+        </w:rPr>
+      </w:pPr>
+      <w:r>
+        <w:rPr>
+          <w:rFonts w:ascii="Times New Roman" w:hAnsi="Times New Roman" w:cs="Times New Roman"/>
+          <w:b/>
+          <w:sz w:val="24"/>
+          <w:szCs w:val="24"/>
+        </w:rPr>
+        <w:lastRenderedPageBreak/>
+        <w:t>Figure 3</w:t>
+      </w:r>
+      <w:r>
+        <w:rPr>
+          <w:rFonts w:ascii="Times New Roman" w:hAnsi="Times New Roman" w:cs="Times New Roman"/>
+          <w:b/>
+          <w:sz w:val="24"/>
+          <w:szCs w:val="24"/>
+        </w:rPr>
+        <w:t>(1)</w:t>
+      </w:r>
+      <w:r>
+        <w:rPr>
+          <w:rFonts w:ascii="Times New Roman" w:hAnsi="Times New Roman" w:cs="Times New Roman"/>
+          <w:sz w:val="24"/>
+          <w:szCs w:val="24"/>
+        </w:rPr>
+        <w:t xml:space="preserve"> </w:t>
+      </w:r>
+      <w:r>
+        <w:rPr>
+          <w:rFonts w:ascii="Times New Roman" w:hAnsi="Times New Roman" w:cs="Times New Roman"/>
+          <w:sz w:val="24"/>
+          <w:szCs w:val="24"/>
+        </w:rPr>
+        <w:t xml:space="preserve">Marginal fit (solid line) from a mixed effects model evaluating the relationship between temperature and dissolved oxygen across Blue Ruin and Norwood </w:t>
+      </w:r>
+      <w:r>
+        <w:rPr>
+          <w:rFonts w:ascii="Times New Roman" w:hAnsi="Times New Roman" w:cs="Times New Roman"/>
+          <w:sz w:val="24"/>
+          <w:szCs w:val="24"/>
+        </w:rPr>
+        <w:t xml:space="preserve">cold-water alcoves </w:t>
+      </w:r>
+      <w:r>
+        <w:rPr>
+          <w:rFonts w:ascii="Times New Roman" w:hAnsi="Times New Roman" w:cs="Times New Roman"/>
+          <w:sz w:val="24"/>
+          <w:szCs w:val="24"/>
+        </w:rPr>
+        <w:t>plotted with raw data (grey points) and a 95% confidence interval envelope.</w:t>
+      </w:r>
+      <w:r>
+        <w:rPr>
+          <w:rFonts w:ascii="Times New Roman" w:hAnsi="Times New Roman" w:cs="Times New Roman"/>
+          <w:sz w:val="24"/>
+          <w:szCs w:val="24"/>
+        </w:rPr>
+        <w:t xml:space="preserve"> </w:t>
+      </w:r>
+    </w:p>
+    <w:p>
+      <w:pPr>
+        <w:rPr>
+          <w:rFonts w:ascii="Times New Roman" w:hAnsi="Times New Roman" w:cs="Times New Roman"/>
+          <w:sz w:val="24"/>
+          <w:szCs w:val="24"/>
+        </w:rPr>
+      </w:pPr>
+    </w:p>
+    <w:p>
+      <w:pPr>
+        <w:rPr>
+          <w:b/>
+        </w:rPr>
+      </w:pPr>
+      <w:commentRangeStart w:id="5"/>
+      <w:r>
+        <w:rPr>
+          <w:b/>
+        </w:rPr>
+        <w:pict w14:anchorId="1BF6A73F">
+          <v:shape id="_x0000_i1027" type="#_x0000_t75" style="width:489.35pt;height:234pt">
             <v:imagedata r:id="rId9" o:title="temp.do.mixed.effects.all"/>
           </v:shape>
         </w:pict>
       </w:r>
-    </w:p>
-    <w:p>
-      <w:pPr>
-        <w:rPr>
-          <w:b/>
-        </w:rPr>
-      </w:pPr>
+      <w:commentRangeEnd w:id="5"/>
+      <w:r>
+        <w:rPr>
+          <w:rStyle w:val="CommentReference"/>
+        </w:rPr>
+        <w:commentReference w:id="5"/>
+      </w:r>
+    </w:p>
+    <w:p>
       <w:r>
         <w:rPr>
           <w:rFonts w:ascii="Times New Roman" w:hAnsi="Times New Roman" w:cs="Times New Roman"/>
@@ -631,7 +718,7 @@
           <w:sz w:val="24"/>
           <w:szCs w:val="24"/>
         </w:rPr>
-        <w:t>(1</w:t>
+        <w:t>(2</w:t>
       </w:r>
       <w:r>
         <w:rPr>
@@ -664,7 +751,41 @@
           <w:sz w:val="24"/>
           <w:szCs w:val="24"/>
         </w:rPr>
-        <w:t>% confidence envelope.</w:t>
+        <w:t xml:space="preserve">% confidence envelope. Plot </w:t>
+      </w:r>
+      <w:r>
+        <w:rPr>
+          <w:rFonts w:ascii="Times New Roman" w:hAnsi="Times New Roman" w:cs="Times New Roman"/>
+          <w:b/>
+          <w:sz w:val="24"/>
+          <w:szCs w:val="24"/>
+        </w:rPr>
+        <w:t>a)</w:t>
+      </w:r>
+      <w:r>
+        <w:rPr>
+          <w:rFonts w:ascii="Times New Roman" w:hAnsi="Times New Roman" w:cs="Times New Roman"/>
+          <w:sz w:val="24"/>
+          <w:szCs w:val="24"/>
+        </w:rPr>
+        <w:t xml:space="preserve"> shows data from a 2-hour window that approximates the DO-minima across (6am-8am), plot </w:t>
+      </w:r>
+      <w:r>
+        <w:rPr>
+          <w:rFonts w:ascii="Times New Roman" w:hAnsi="Times New Roman" w:cs="Times New Roman"/>
+          <w:b/>
+          <w:sz w:val="24"/>
+          <w:szCs w:val="24"/>
+        </w:rPr>
+        <w:t>b)</w:t>
+      </w:r>
+      <w:r>
+        <w:rPr>
+          <w:rFonts w:ascii="Times New Roman" w:hAnsi="Times New Roman" w:cs="Times New Roman"/>
+          <w:sz w:val="24"/>
+          <w:szCs w:val="24"/>
+        </w:rPr>
+        <w:t xml:space="preserve"> shows data from a 2-hour window that approximates the DO-maxima across alcoves (6pm-8pm). </w:t>
       </w:r>
     </w:p>
     <w:p>
@@ -672,20 +793,32 @@
         <w:pStyle w:val="Caption"/>
         <w:keepNext/>
       </w:pPr>
-      <w:r>
-        <w:rPr>
-          <w:rFonts w:ascii="Times New Roman" w:hAnsi="Times New Roman" w:cs="Times New Roman"/>
-          <w:i w:val="0"/>
-          <w:color w:val="auto"/>
-          <w:sz w:val="24"/>
-          <w:szCs w:val="24"/>
-        </w:rPr>
+      <w:commentRangeStart w:id="6"/>
+      <w:r>
+        <w:rPr>
+          <w:rFonts w:ascii="Times New Roman" w:hAnsi="Times New Roman" w:cs="Times New Roman"/>
+          <w:i w:val="0"/>
+          <w:color w:val="auto"/>
+          <w:sz w:val="24"/>
+          <w:szCs w:val="24"/>
+        </w:rPr>
+        <w:lastRenderedPageBreak/>
         <w:pict w14:anchorId="231D6388">
-          <v:shape id="_x0000_i1030" type="#_x0000_t75" style="width:468pt;height:260.15pt">
-            <v:imagedata r:id="rId10" o:title="depth.selection"/>
+          <v:shape id="_x0000_i1028" type="#_x0000_t75" style="width:468pt;height:260pt">
+            <v:imagedata r:id="rId10" o:title="depth"/>
           </v:shape>
         </w:pict>
       </w:r>
+      <w:commentRangeEnd w:id="6"/>
+      <w:r>
+        <w:rPr>
+          <w:rStyle w:val="CommentReference"/>
+          <w:i w:val="0"/>
+          <w:iCs w:val="0"/>
+          <w:color w:val="auto"/>
+        </w:rPr>
+        <w:commentReference w:id="6"/>
+      </w:r>
     </w:p>
     <w:p>
       <w:pPr>
@@ -708,6 +841,17 @@
           <w:szCs w:val="24"/>
         </w:rPr>
         <w:t>Figure 4</w:t>
+      </w:r>
+      <w:r>
+        <w:rPr>
+          <w:rFonts w:ascii="Times New Roman" w:hAnsi="Times New Roman" w:cs="Times New Roman"/>
+          <w:b/>
+          <w:i w:val="0"/>
+          <w:color w:val="auto"/>
+          <w:sz w:val="24"/>
+          <w:szCs w:val="24"/>
+        </w:rPr>
+        <w:t>a</w:t>
       </w:r>
       <w:r>
         <w:rPr>
@@ -747,8 +891,8 @@
           <w:szCs w:val="24"/>
         </w:rPr>
         <w:pict w14:anchorId="1F5DA9A6">
-          <v:shape id="_x0000_i1031" type="#_x0000_t75" style="width:340.3pt;height:226.85pt">
-            <v:imagedata r:id="rId11" o:title="smoothed.fit.fish.depth"/>
+          <v:shape id="_x0000_i1029" type="#_x0000_t75" style="width:340pt;height:226.65pt">
+            <v:imagedata r:id="rId11" o:title="smoothed"/>
           </v:shape>
         </w:pict>
       </w:r>
@@ -773,7 +917,18 @@
           <w:sz w:val="24"/>
           <w:szCs w:val="24"/>
         </w:rPr>
-        <w:t xml:space="preserve">Figure 5 </w:t>
+        <w:t>Figure 4b</w:t>
+      </w:r>
+      <w:r>
+        <w:rPr>
+          <w:rFonts w:ascii="Times New Roman" w:hAnsi="Times New Roman" w:cs="Times New Roman"/>
+          <w:b/>
+          <w:i w:val="0"/>
+          <w:color w:val="auto"/>
+          <w:sz w:val="24"/>
+          <w:szCs w:val="24"/>
+        </w:rPr>
+        <w:t xml:space="preserve"> </w:t>
       </w:r>
       <w:r>
         <w:rPr>
@@ -840,6 +995,7 @@
           <w:szCs w:val="24"/>
         </w:rPr>
       </w:pPr>
+      <w:commentRangeStart w:id="7"/>
       <w:r>
         <w:rPr>
           <w:rFonts w:ascii="Times New Roman" w:hAnsi="Times New Roman" w:cs="Times New Roman"/>
@@ -849,11 +1005,21 @@
           <w:szCs w:val="24"/>
         </w:rPr>
         <w:pict w14:anchorId="237E1906">
-          <v:shape id="_x0000_i1032" type="#_x0000_t75" style="width:467.3pt;height:300.9pt">
-            <v:imagedata r:id="rId12" o:title="norwood.ibutton.13.do.temp" croptop="2286f"/>
+          <v:shape id="_x0000_i1030" type="#_x0000_t75" style="width:467.35pt;height:300.65pt">
+            <v:imagedata r:id="rId12" o:title="norwood.ibutton" croptop="2286f"/>
           </v:shape>
         </w:pict>
       </w:r>
+      <w:commentRangeEnd w:id="7"/>
+      <w:r>
+        <w:rPr>
+          <w:rStyle w:val="CommentReference"/>
+          <w:i w:val="0"/>
+          <w:iCs w:val="0"/>
+          <w:color w:val="auto"/>
+        </w:rPr>
+        <w:commentReference w:id="7"/>
+      </w:r>
     </w:p>
     <w:p>
       <w:pPr>
@@ -875,18 +1041,29 @@
           <w:sz w:val="24"/>
           <w:szCs w:val="24"/>
         </w:rPr>
-        <w:t>Figure 6</w:t>
-      </w:r>
-      <w:r>
-        <w:rPr>
-          <w:rFonts w:ascii="Times New Roman" w:hAnsi="Times New Roman" w:cs="Times New Roman"/>
-          <w:b/>
-          <w:i w:val="0"/>
-          <w:color w:val="auto"/>
-          <w:sz w:val="24"/>
-          <w:szCs w:val="24"/>
-        </w:rPr>
-        <w:t>a)</w:t>
+        <w:t>Figure</w:t>
+      </w:r>
+      <w:r>
+        <w:rPr>
+          <w:rFonts w:ascii="Times New Roman" w:hAnsi="Times New Roman" w:cs="Times New Roman"/>
+          <w:b/>
+          <w:i w:val="0"/>
+          <w:color w:val="auto"/>
+          <w:sz w:val="24"/>
+          <w:szCs w:val="24"/>
+        </w:rPr>
+        <w:t xml:space="preserve"> 5a</w:t>
+      </w:r>
+      <w:r>
+        <w:rPr>
+          <w:rFonts w:ascii="Times New Roman" w:hAnsi="Times New Roman" w:cs="Times New Roman"/>
+          <w:b/>
+          <w:i w:val="0"/>
+          <w:color w:val="auto"/>
+          <w:sz w:val="24"/>
+          <w:szCs w:val="24"/>
+        </w:rPr>
+        <w:t>)</w:t>
       </w:r>
       <w:r>
         <w:rPr>
@@ -1075,88 +1252,105 @@
     </w:p>
     <w:p/>
     <w:p>
-      <w:r>
+      <w:pPr>
         <w:rPr>
           <w:noProof/>
         </w:rPr>
-        <w:drawing>
-          <wp:inline distT="0" distB="0" distL="0" distR="0" wp14:anchorId="0DD5E0F9" wp14:editId="43CBF77D">
-            <wp:extent cx="5943600" cy="3639820"/>
-            <wp:effectExtent l="0" t="0" r="0" b="0"/>
-            <wp:docPr id="2" name="Picture 2"/>
-            <wp:cNvGraphicFramePr>
-              <a:graphicFrameLocks xmlns:a="http://schemas.openxmlformats.org/drawingml/2006/main" noChangeAspect="1"/>
-            </wp:cNvGraphicFramePr>
-            <a:graphic xmlns:a="http://schemas.openxmlformats.org/drawingml/2006/main">
-              <a:graphicData uri="http://schemas.openxmlformats.org/drawingml/2006/picture">
-                <pic:pic xmlns:pic="http://schemas.openxmlformats.org/drawingml/2006/picture">
-                  <pic:nvPicPr>
-                    <pic:cNvPr id="1" name=""/>
-                    <pic:cNvPicPr/>
-                  </pic:nvPicPr>
-                  <pic:blipFill>
-                    <a:blip r:embed="rId13"/>
-                    <a:stretch>
-                      <a:fillRect/>
-                    </a:stretch>
-                  </pic:blipFill>
-                  <pic:spPr>
-                    <a:xfrm>
-                      <a:off x="0" y="0"/>
-                      <a:ext cx="5943600" cy="3639820"/>
-                    </a:xfrm>
-                    <a:prstGeom prst="rect">
-                      <a:avLst/>
-                    </a:prstGeom>
-                  </pic:spPr>
-                </pic:pic>
-              </a:graphicData>
-            </a:graphic>
-          </wp:inline>
-        </w:drawing>
-      </w:r>
-      <w:bookmarkStart w:id="0" w:name="_GoBack"/>
+      </w:pPr>
       <w:r>
         <w:rPr>
           <w:noProof/>
         </w:rPr>
-        <w:drawing>
-          <wp:inline distT="0" distB="0" distL="0" distR="0" wp14:anchorId="66A88268" wp14:editId="0F919DAE">
-            <wp:extent cx="5943600" cy="3402965"/>
-            <wp:effectExtent l="0" t="0" r="0" b="6985"/>
-            <wp:docPr id="1" name="Picture 1"/>
-            <wp:cNvGraphicFramePr>
-              <a:graphicFrameLocks xmlns:a="http://schemas.openxmlformats.org/drawingml/2006/main" noChangeAspect="1"/>
-            </wp:cNvGraphicFramePr>
-            <a:graphic xmlns:a="http://schemas.openxmlformats.org/drawingml/2006/main">
-              <a:graphicData uri="http://schemas.openxmlformats.org/drawingml/2006/picture">
-                <pic:pic xmlns:pic="http://schemas.openxmlformats.org/drawingml/2006/picture">
-                  <pic:nvPicPr>
-                    <pic:cNvPr id="1" name=""/>
-                    <pic:cNvPicPr/>
-                  </pic:nvPicPr>
-                  <pic:blipFill>
-                    <a:blip r:embed="rId14"/>
-                    <a:stretch>
-                      <a:fillRect/>
-                    </a:stretch>
-                  </pic:blipFill>
-                  <pic:spPr>
-                    <a:xfrm>
-                      <a:off x="0" y="0"/>
-                      <a:ext cx="5943600" cy="3402965"/>
-                    </a:xfrm>
-                    <a:prstGeom prst="rect">
-                      <a:avLst/>
-                    </a:prstGeom>
-                  </pic:spPr>
-                </pic:pic>
-              </a:graphicData>
-            </a:graphic>
-          </wp:inline>
-        </w:drawing>
-      </w:r>
-      <w:bookmarkEnd w:id="0"/>
+        <w:lastRenderedPageBreak/>
+        <w:pict w14:anchorId="3A8B8DD4">
+          <v:shape id="_x0000_i1031" type="#_x0000_t75" style="width:467.35pt;height:203.35pt">
+            <v:imagedata r:id="rId13" o:title="norwood"/>
+          </v:shape>
+        </w:pict>
+      </w:r>
+    </w:p>
+    <w:p>
+      <w:pPr>
+        <w:rPr>
+          <w:noProof/>
+        </w:rPr>
+      </w:pPr>
+      <w:r>
+        <w:rPr>
+          <w:noProof/>
+        </w:rPr>
+        <w:pict w14:anchorId="34D253FA">
+          <v:shape id="_x0000_i1032" type="#_x0000_t75" style="width:474pt;height:206pt">
+            <v:imagedata r:id="rId14" o:title="br"/>
+          </v:shape>
+        </w:pict>
+      </w:r>
+    </w:p>
+    <w:p>
+      <w:pPr>
+        <w:rPr>
+          <w:noProof/>
+        </w:rPr>
+      </w:pPr>
+      <w:r>
+        <w:rPr>
+          <w:rFonts w:ascii="Times New Roman" w:hAnsi="Times New Roman" w:cs="Times New Roman"/>
+          <w:b/>
+          <w:sz w:val="24"/>
+          <w:szCs w:val="24"/>
+        </w:rPr>
+        <w:t>Figure 6a) b) c) d)</w:t>
+      </w:r>
+    </w:p>
+    <w:p>
+      <w:r>
+        <w:rPr>
+          <w:noProof/>
+        </w:rPr>
+        <w:t>SUPER COOL – Hy</w:t>
+      </w:r>
+      <w:r>
+        <w:rPr>
+          <w:noProof/>
+        </w:rPr>
+        <w:t>polimnion</w:t>
+      </w:r>
+      <w:r>
+        <w:rPr>
+          <w:noProof/>
+        </w:rPr>
+        <w:t xml:space="preserve"> DO has way larger amplitude in Norwood than BR (look at average </w:t>
+      </w:r>
+      <w:r>
+        <w:rPr>
+          <w:noProof/>
+        </w:rPr>
+        <w:t xml:space="preserve">hypolimnion </w:t>
+      </w:r>
+      <w:r>
+        <w:rPr>
+          <w:noProof/>
+        </w:rPr>
+        <w:t>DO during min/max windows – influences probability of selecting shallower depths during night – DVM occurs but with less selection strength</w:t>
+      </w:r>
+      <w:r>
+        <w:rPr>
+          <w:noProof/>
+        </w:rPr>
+        <w:t xml:space="preserve"> during low DO periods</w:t>
+      </w:r>
+      <w:r>
+        <w:rPr>
+          <w:noProof/>
+        </w:rPr>
+        <w:t>).</w:t>
+      </w:r>
+      <w:r>
+        <w:rPr>
+          <w:noProof/>
+        </w:rPr>
+        <w:t xml:space="preserve"> High/low DO windows also vary by 1 hour between sites. </w:t>
+      </w:r>
     </w:p>
     <w:sectPr>
       <w:pgSz w:w="12240" w:h="15840"/>
@@ -1166,6 +1360,226 @@
     </w:sectPr>
   </w:body>
 </w:document>
+</file>
+
+<file path=word/comments.xml><?xml version="1.0" encoding="utf-8"?>
+<w:comments xmlns:wpc="http://schemas.microsoft.com/office/word/2010/wordprocessingCanvas" xmlns:cx="http://schemas.microsoft.com/office/drawing/2014/chartex" xmlns:cx1="http://schemas.microsoft.com/office/drawing/2015/9/8/chartex" xmlns:mc="http://schemas.openxmlformats.org/markup-compatibility/2006" xmlns:o="urn:schemas-microsoft-com:office:office" xmlns:r="http://schemas.openxmlformats.org/officeDocument/2006/relationships" xmlns:m="http://schemas.openxmlformats.org/officeDocument/2006/math" xmlns:v="urn:schemas-microsoft-com:vml" xmlns:wp14="http://schemas.microsoft.com/office/word/2010/wordprocessingDrawing" xmlns:wp="http://schemas.openxmlformats.org/drawingml/2006/wordprocessingDrawing" xmlns:w10="urn:schemas-microsoft-com:office:word" xmlns:w="http://schemas.openxmlformats.org/wordprocessingml/2006/main" xmlns:w14="http://schemas.microsoft.com/office/word/2010/wordml" xmlns:w15="http://schemas.microsoft.com/office/word/2012/wordml" xmlns:w16se="http://schemas.microsoft.com/office/word/2015/wordml/symex" xmlns:wpg="http://schemas.microsoft.com/office/word/2010/wordprocessingGroup" xmlns:wpi="http://schemas.microsoft.com/office/word/2010/wordprocessingInk" xmlns:wne="http://schemas.microsoft.com/office/word/2006/wordml" xmlns:wps="http://schemas.microsoft.com/office/word/2010/wordprocessingShape" mc:Ignorable="w14 w15 w16se wp14">
+  <w:comment w:id="0" w:author="Barrett, Hannah" w:date="2023-07-27T15:55:00Z" w:initials="BH">
+    <w:p>
+      <w:pPr>
+        <w:pStyle w:val="CommentText"/>
+      </w:pPr>
+      <w:r>
+        <w:rPr>
+          <w:rStyle w:val="CommentReference"/>
+        </w:rPr>
+        <w:annotationRef/>
+      </w:r>
+      <w:r>
+        <w:t>Shaded bar for peak hypoxia, other for peak thermal stress to get across asynchrony of stressors</w:t>
+      </w:r>
+    </w:p>
+  </w:comment>
+  <w:comment w:id="1" w:author="Barrett, Hannah" w:date="2023-07-27T15:55:00Z" w:initials="BH">
+    <w:p>
+      <w:pPr>
+        <w:pStyle w:val="CommentText"/>
+      </w:pPr>
+      <w:r>
+        <w:rPr>
+          <w:rStyle w:val="CommentReference"/>
+        </w:rPr>
+        <w:annotationRef/>
+      </w:r>
+      <w:r>
+        <w:t xml:space="preserve">Fine scale diel vertical movement in floodplain </w:t>
+      </w:r>
+      <w:bookmarkStart w:id="2" w:name="_GoBack"/>
+      <w:bookmarkEnd w:id="2"/>
+      <w:r>
+        <w:t>refuges exploits asynchrony in hypoxia and thermal stress</w:t>
+      </w:r>
+    </w:p>
+  </w:comment>
+  <w:comment w:id="3" w:author="Barrett, Hannah" w:date="2023-07-27T15:16:00Z" w:initials="BH">
+    <w:p>
+      <w:pPr>
+        <w:pStyle w:val="CommentText"/>
+      </w:pPr>
+      <w:r>
+        <w:rPr>
+          <w:rStyle w:val="CommentReference"/>
+        </w:rPr>
+        <w:annotationRef/>
+      </w:r>
+      <w:r>
+        <w:t xml:space="preserve">Spatial temporal </w:t>
+      </w:r>
+      <w:proofErr w:type="spellStart"/>
+      <w:r>
+        <w:t>varation</w:t>
+      </w:r>
+      <w:proofErr w:type="spellEnd"/>
+      <w:r>
+        <w:t xml:space="preserve"> supplemental figure 1</w:t>
+      </w:r>
+    </w:p>
+  </w:comment>
+  <w:comment w:id="4" w:author="Barrett, Hannah" w:date="2023-07-27T15:18:00Z" w:initials="BH">
+    <w:p>
+      <w:pPr>
+        <w:pStyle w:val="CommentText"/>
+      </w:pPr>
+      <w:r>
+        <w:rPr>
+          <w:rStyle w:val="CommentReference"/>
+        </w:rPr>
+        <w:annotationRef/>
+      </w:r>
+      <w:r>
+        <w:t>4 figure plot get photo from drone?</w:t>
+      </w:r>
+    </w:p>
+  </w:comment>
+  <w:comment w:id="5" w:author="Barrett, Hannah" w:date="2023-07-27T15:21:00Z" w:initials="BH">
+    <w:p>
+      <w:pPr>
+        <w:pStyle w:val="CommentText"/>
+      </w:pPr>
+      <w:r>
+        <w:rPr>
+          <w:rStyle w:val="CommentReference"/>
+        </w:rPr>
+        <w:annotationRef/>
+      </w:r>
+      <w:r>
+        <w:t>Remove points – effect is trade-off is more brutal at night.</w:t>
+      </w:r>
+    </w:p>
+    <w:p>
+      <w:pPr>
+        <w:pStyle w:val="CommentText"/>
+      </w:pPr>
+      <w:r>
+        <w:t>Just show single array at BR and single array at Norwo</w:t>
+      </w:r>
+      <w:r>
+        <w:t>o</w:t>
+      </w:r>
+      <w:r>
+        <w:t>d</w:t>
+      </w:r>
+      <w:r>
+        <w:t xml:space="preserve"> - </w:t>
+      </w:r>
+    </w:p>
+    <w:p>
+      <w:pPr>
+        <w:pStyle w:val="CommentText"/>
+      </w:pPr>
+      <w:r>
+        <w:t>Put both day/night on one plot for all 6 sites</w:t>
+      </w:r>
+    </w:p>
+    <w:p>
+      <w:pPr>
+        <w:pStyle w:val="CommentText"/>
+      </w:pPr>
+    </w:p>
+    <w:p>
+      <w:pPr>
+        <w:pStyle w:val="CommentText"/>
+      </w:pPr>
+      <w:r>
+        <w:t>Outliers interesting algae bloom</w:t>
+      </w:r>
+    </w:p>
+  </w:comment>
+  <w:comment w:id="6" w:author="Barrett, Hannah" w:date="2023-07-27T15:53:00Z" w:initials="BH">
+    <w:p>
+      <w:pPr>
+        <w:pStyle w:val="CommentText"/>
+      </w:pPr>
+      <w:r>
+        <w:rPr>
+          <w:rStyle w:val="CommentReference"/>
+        </w:rPr>
+        <w:annotationRef/>
+      </w:r>
+      <w:r>
+        <w:t>Figure showing asynchrony of stressors</w:t>
+      </w:r>
+      <w:r>
+        <w:t xml:space="preserve"> causing </w:t>
+      </w:r>
+      <w:proofErr w:type="spellStart"/>
+      <w:r>
+        <w:t>dvm</w:t>
+      </w:r>
+      <w:proofErr w:type="spellEnd"/>
+    </w:p>
+  </w:comment>
+  <w:comment w:id="7" w:author="Barrett, Hannah" w:date="2023-07-27T15:40:00Z" w:initials="BH">
+    <w:p>
+      <w:pPr>
+        <w:pStyle w:val="CommentText"/>
+      </w:pPr>
+      <w:r>
+        <w:rPr>
+          <w:rStyle w:val="CommentReference"/>
+        </w:rPr>
+        <w:annotationRef/>
+      </w:r>
+      <w:r>
+        <w:t>Sharing best fish – just pull panel b from 3-plot panel</w:t>
+      </w:r>
+    </w:p>
+    <w:p>
+      <w:pPr>
+        <w:pStyle w:val="CommentText"/>
+      </w:pPr>
+      <w:r>
+        <w:t>Hypothesis</w:t>
+      </w:r>
+    </w:p>
+    <w:p>
+      <w:pPr>
+        <w:pStyle w:val="CommentText"/>
+      </w:pPr>
+      <w:r>
+        <w:t>Individual</w:t>
+      </w:r>
+    </w:p>
+    <w:p>
+      <w:pPr>
+        <w:pStyle w:val="CommentText"/>
+      </w:pPr>
+      <w:r>
+        <w:t>Population averaged across all fish</w:t>
+      </w:r>
+    </w:p>
+  </w:comment>
+</w:comments>
+</file>
+
+<file path=word/commentsExtended.xml><?xml version="1.0" encoding="utf-8"?>
+<w15:commentsEx xmlns:wpc="http://schemas.microsoft.com/office/word/2010/wordprocessingCanvas" xmlns:cx="http://schemas.microsoft.com/office/drawing/2014/chartex" xmlns:cx1="http://schemas.microsoft.com/office/drawing/2015/9/8/chartex" xmlns:mc="http://schemas.openxmlformats.org/markup-compatibility/2006" xmlns:o="urn:schemas-microsoft-com:office:office" xmlns:r="http://schemas.openxmlformats.org/officeDocument/2006/relationships" xmlns:m="http://schemas.openxmlformats.org/officeDocument/2006/math" xmlns:v="urn:schemas-microsoft-com:vml" xmlns:wp14="http://schemas.microsoft.com/office/word/2010/wordprocessingDrawing" xmlns:wp="http://schemas.openxmlformats.org/drawingml/2006/wordprocessingDrawing" xmlns:w10="urn:schemas-microsoft-com:office:word" xmlns:w="http://schemas.openxmlformats.org/wordprocessingml/2006/main" xmlns:w14="http://schemas.microsoft.com/office/word/2010/wordml" xmlns:w15="http://schemas.microsoft.com/office/word/2012/wordml" xmlns:w16se="http://schemas.microsoft.com/office/word/2015/wordml/symex" xmlns:wpg="http://schemas.microsoft.com/office/word/2010/wordprocessingGroup" xmlns:wpi="http://schemas.microsoft.com/office/word/2010/wordprocessingInk" xmlns:wne="http://schemas.microsoft.com/office/word/2006/wordml" xmlns:wps="http://schemas.microsoft.com/office/word/2010/wordprocessingShape" mc:Ignorable="w14 w15 w16se wp14">
+  <w15:commentEx w15:paraId="3A3CF3F6" w15:done="0"/>
+  <w15:commentEx w15:paraId="76D54F64" w15:paraIdParent="3A3CF3F6" w15:done="0"/>
+  <w15:commentEx w15:paraId="0E035095" w15:done="0"/>
+  <w15:commentEx w15:paraId="78AE97A6" w15:done="0"/>
+  <w15:commentEx w15:paraId="521118FC" w15:done="0"/>
+  <w15:commentEx w15:paraId="0F23BD2E" w15:done="0"/>
+  <w15:commentEx w15:paraId="64BAB5E0" w15:done="0"/>
+</w15:commentsEx>
+</file>
+
+<file path=word/people.xml><?xml version="1.0" encoding="utf-8"?>
+<w15:people xmlns:wpc="http://schemas.microsoft.com/office/word/2010/wordprocessingCanvas" xmlns:cx="http://schemas.microsoft.com/office/drawing/2014/chartex" xmlns:cx1="http://schemas.microsoft.com/office/drawing/2015/9/8/chartex" xmlns:mc="http://schemas.openxmlformats.org/markup-compatibility/2006" xmlns:o="urn:schemas-microsoft-com:office:office" xmlns:r="http://schemas.openxmlformats.org/officeDocument/2006/relationships" xmlns:m="http://schemas.openxmlformats.org/officeDocument/2006/math" xmlns:v="urn:schemas-microsoft-com:vml" xmlns:wp14="http://schemas.microsoft.com/office/word/2010/wordprocessingDrawing" xmlns:wp="http://schemas.openxmlformats.org/drawingml/2006/wordprocessingDrawing" xmlns:w10="urn:schemas-microsoft-com:office:word" xmlns:w="http://schemas.openxmlformats.org/wordprocessingml/2006/main" xmlns:w14="http://schemas.microsoft.com/office/word/2010/wordml" xmlns:w15="http://schemas.microsoft.com/office/word/2012/wordml" xmlns:w16se="http://schemas.microsoft.com/office/word/2015/wordml/symex" xmlns:wpg="http://schemas.microsoft.com/office/word/2010/wordprocessingGroup" xmlns:wpi="http://schemas.microsoft.com/office/word/2010/wordprocessingInk" xmlns:wne="http://schemas.microsoft.com/office/word/2006/wordml" xmlns:wps="http://schemas.microsoft.com/office/word/2010/wordprocessingShape" mc:Ignorable="w14 w15 w16se wp14">
+  <w15:person w15:author="Barrett, Hannah">
+    <w15:presenceInfo w15:providerId="AD" w15:userId="S-1-5-21-828376571-1197701538-1844936127-350467"/>
+  </w15:person>
+</w15:people>
 </file>
 
 <file path=word/styles.xml><?xml version="1.0" encoding="utf-8"?>

--- a/final.figures/dvm.figures.HB1.docx
+++ b/final.figures/dvm.figures.HB1.docx
@@ -27,8 +27,8 @@
             <v:path o:extrusionok="f" gradientshapeok="t" o:connecttype="rect"/>
             <o:lock v:ext="edit" aspectratio="t"/>
           </v:shapetype>
-          <v:shape id="_x0000_i1025" type="#_x0000_t75" style="width:425.35pt;height:283.35pt">
-            <v:imagedata r:id="rId4" o:title="br.head.morning"/>
+          <v:shape id="_x0000_i1025" type="#_x0000_t75" style="width:425.25pt;height:283.5pt">
+            <v:imagedata r:id="rId4" o:title="br.head"/>
           </v:shape>
         </w:pict>
       </w:r>
@@ -166,16 +166,21 @@
       <w:pPr>
         <w:keepNext/>
       </w:pPr>
-      <w:commentRangeStart w:id="0"/>
-      <w:commentRangeStart w:id="1"/>
       <w:r>
         <w:lastRenderedPageBreak/>
-        <w:pict w14:anchorId="7D0D1D95">
-          <v:shape id="_x0000_i1026" type="#_x0000_t75" style="width:453.35pt;height:283.35pt">
-            <v:imagedata r:id="rId5" o:title="norwood.24hr"/>
+        <w:pict w14:anchorId="609519DF">
+          <v:shape id="_x0000_i1042" type="#_x0000_t75" style="width:453pt;height:283.5pt">
+            <v:imagedata r:id="rId5" o:title="norwood.24hr.temp.do.shaded.stress"/>
           </v:shape>
         </w:pict>
       </w:r>
+      <w:commentRangeStart w:id="0"/>
+      <w:r>
+        <w:rPr>
+          <w:rStyle w:val="CommentReference"/>
+        </w:rPr>
+        <w:commentReference w:id="1"/>
+      </w:r>
       <w:commentRangeEnd w:id="0"/>
       <w:r>
         <w:rPr>
@@ -183,376 +188,870 @@
         </w:rPr>
         <w:commentReference w:id="0"/>
       </w:r>
-      <w:commentRangeEnd w:id="1"/>
+    </w:p>
+    <w:p>
+      <w:pPr>
+        <w:pStyle w:val="Caption"/>
+        <w:rPr>
+          <w:rFonts w:ascii="Times New Roman" w:hAnsi="Times New Roman" w:cs="Times New Roman"/>
+          <w:i w:val="0"/>
+          <w:color w:val="auto"/>
+          <w:sz w:val="24"/>
+          <w:szCs w:val="24"/>
+        </w:rPr>
+      </w:pPr>
+      <w:r>
+        <w:rPr>
+          <w:rFonts w:ascii="Times New Roman" w:hAnsi="Times New Roman" w:cs="Times New Roman"/>
+          <w:b/>
+          <w:i w:val="0"/>
+          <w:color w:val="auto"/>
+          <w:sz w:val="24"/>
+          <w:szCs w:val="24"/>
+        </w:rPr>
+        <w:t xml:space="preserve">Figure </w:t>
+      </w:r>
+      <w:r>
+        <w:rPr>
+          <w:rFonts w:ascii="Times New Roman" w:hAnsi="Times New Roman" w:cs="Times New Roman"/>
+          <w:b/>
+          <w:i w:val="0"/>
+          <w:color w:val="auto"/>
+          <w:sz w:val="24"/>
+          <w:szCs w:val="24"/>
+        </w:rPr>
+        <w:t>2</w:t>
+      </w:r>
+      <w:r>
+        <w:rPr>
+          <w:rFonts w:ascii="Times New Roman" w:hAnsi="Times New Roman" w:cs="Times New Roman"/>
+          <w:i w:val="0"/>
+          <w:color w:val="auto"/>
+          <w:sz w:val="24"/>
+          <w:szCs w:val="24"/>
+        </w:rPr>
+        <w:t xml:space="preserve"> Temperature and dissolved oxygen recorded</w:t>
+      </w:r>
+      <w:r>
+        <w:rPr>
+          <w:rFonts w:ascii="Times New Roman" w:hAnsi="Times New Roman" w:cs="Times New Roman"/>
+          <w:i w:val="0"/>
+          <w:color w:val="auto"/>
+          <w:sz w:val="24"/>
+          <w:szCs w:val="24"/>
+        </w:rPr>
+        <w:t xml:space="preserve"> </w:t>
+      </w:r>
+      <w:commentRangeStart w:id="2"/>
+      <w:r>
+        <w:rPr>
+          <w:rFonts w:ascii="Times New Roman" w:hAnsi="Times New Roman" w:cs="Times New Roman"/>
+          <w:i w:val="0"/>
+          <w:color w:val="auto"/>
+          <w:sz w:val="24"/>
+          <w:szCs w:val="24"/>
+        </w:rPr>
+        <w:t>across</w:t>
+      </w:r>
+      <w:commentRangeEnd w:id="2"/>
       <w:r>
         <w:rPr>
           <w:rStyle w:val="CommentReference"/>
-        </w:rPr>
-        <w:commentReference w:id="1"/>
+          <w:i w:val="0"/>
+          <w:iCs w:val="0"/>
+          <w:color w:val="auto"/>
+        </w:rPr>
+        <w:commentReference w:id="2"/>
+      </w:r>
+      <w:r>
+        <w:rPr>
+          <w:rFonts w:ascii="Times New Roman" w:hAnsi="Times New Roman" w:cs="Times New Roman"/>
+          <w:i w:val="0"/>
+          <w:color w:val="auto"/>
+          <w:sz w:val="24"/>
+          <w:szCs w:val="24"/>
+        </w:rPr>
+        <w:t xml:space="preserve"> 24-hours</w:t>
+      </w:r>
+      <w:r>
+        <w:rPr>
+          <w:rFonts w:ascii="Times New Roman" w:hAnsi="Times New Roman" w:cs="Times New Roman"/>
+          <w:i w:val="0"/>
+          <w:color w:val="auto"/>
+          <w:sz w:val="24"/>
+          <w:szCs w:val="24"/>
+        </w:rPr>
+        <w:t xml:space="preserve"> in the epilimnion, metalimnion, and </w:t>
+      </w:r>
+      <w:proofErr w:type="spellStart"/>
+      <w:r>
+        <w:rPr>
+          <w:rFonts w:ascii="Times New Roman" w:hAnsi="Times New Roman" w:cs="Times New Roman"/>
+          <w:i w:val="0"/>
+          <w:color w:val="auto"/>
+          <w:sz w:val="24"/>
+          <w:szCs w:val="24"/>
+        </w:rPr>
+        <w:t>hypolimnion</w:t>
+      </w:r>
+      <w:proofErr w:type="spellEnd"/>
+      <w:r>
+        <w:rPr>
+          <w:rFonts w:ascii="Times New Roman" w:hAnsi="Times New Roman" w:cs="Times New Roman"/>
+          <w:i w:val="0"/>
+          <w:color w:val="auto"/>
+          <w:sz w:val="24"/>
+          <w:szCs w:val="24"/>
+        </w:rPr>
+        <w:t xml:space="preserve"> </w:t>
+      </w:r>
+      <w:r>
+        <w:rPr>
+          <w:rFonts w:ascii="Times New Roman" w:hAnsi="Times New Roman" w:cs="Times New Roman"/>
+          <w:i w:val="0"/>
+          <w:color w:val="auto"/>
+          <w:sz w:val="24"/>
+          <w:szCs w:val="24"/>
+        </w:rPr>
+        <w:t>of</w:t>
+      </w:r>
+      <w:r>
+        <w:rPr>
+          <w:rFonts w:ascii="Times New Roman" w:hAnsi="Times New Roman" w:cs="Times New Roman"/>
+          <w:i w:val="0"/>
+          <w:color w:val="auto"/>
+          <w:sz w:val="24"/>
+          <w:szCs w:val="24"/>
+        </w:rPr>
+        <w:t xml:space="preserve"> Norwood cold-water alcove</w:t>
+      </w:r>
+      <w:r>
+        <w:rPr>
+          <w:rFonts w:ascii="Times New Roman" w:hAnsi="Times New Roman" w:cs="Times New Roman"/>
+          <w:i w:val="0"/>
+          <w:color w:val="auto"/>
+          <w:sz w:val="24"/>
+          <w:szCs w:val="24"/>
+        </w:rPr>
+        <w:t xml:space="preserve">. Time series </w:t>
+      </w:r>
+      <w:commentRangeStart w:id="3"/>
+      <w:r>
+        <w:rPr>
+          <w:rFonts w:ascii="Times New Roman" w:hAnsi="Times New Roman" w:cs="Times New Roman"/>
+          <w:i w:val="0"/>
+          <w:color w:val="auto"/>
+          <w:sz w:val="24"/>
+          <w:szCs w:val="24"/>
+        </w:rPr>
+        <w:t>begins</w:t>
+      </w:r>
+      <w:commentRangeEnd w:id="3"/>
+      <w:r>
+        <w:rPr>
+          <w:rStyle w:val="CommentReference"/>
+          <w:i w:val="0"/>
+          <w:iCs w:val="0"/>
+          <w:color w:val="auto"/>
+        </w:rPr>
+        <w:commentReference w:id="3"/>
+      </w:r>
+      <w:r>
+        <w:rPr>
+          <w:rFonts w:ascii="Times New Roman" w:hAnsi="Times New Roman" w:cs="Times New Roman"/>
+          <w:i w:val="0"/>
+          <w:color w:val="auto"/>
+          <w:sz w:val="24"/>
+          <w:szCs w:val="24"/>
+        </w:rPr>
+        <w:t xml:space="preserve"> on the </w:t>
+      </w:r>
+      <w:r>
+        <w:rPr>
+          <w:rFonts w:ascii="Times New Roman" w:hAnsi="Times New Roman" w:cs="Times New Roman"/>
+          <w:i w:val="0"/>
+          <w:color w:val="auto"/>
+          <w:sz w:val="24"/>
+          <w:szCs w:val="24"/>
+        </w:rPr>
+        <w:t>morning of July 27</w:t>
+      </w:r>
+      <w:r>
+        <w:rPr>
+          <w:rFonts w:ascii="Times New Roman" w:hAnsi="Times New Roman" w:cs="Times New Roman"/>
+          <w:i w:val="0"/>
+          <w:color w:val="auto"/>
+          <w:sz w:val="24"/>
+          <w:szCs w:val="24"/>
+          <w:vertAlign w:val="superscript"/>
+        </w:rPr>
+        <w:t>th</w:t>
+      </w:r>
+      <w:r>
+        <w:rPr>
+          <w:rFonts w:ascii="Times New Roman" w:hAnsi="Times New Roman" w:cs="Times New Roman"/>
+          <w:i w:val="0"/>
+          <w:color w:val="auto"/>
+          <w:sz w:val="24"/>
+          <w:szCs w:val="24"/>
+        </w:rPr>
+        <w:t xml:space="preserve"> with a</w:t>
+      </w:r>
+      <w:r>
+        <w:rPr>
+          <w:rFonts w:ascii="Times New Roman" w:hAnsi="Times New Roman" w:cs="Times New Roman"/>
+          <w:i w:val="0"/>
+          <w:color w:val="auto"/>
+          <w:sz w:val="24"/>
+          <w:szCs w:val="24"/>
+        </w:rPr>
+        <w:t xml:space="preserve"> record interval of</w:t>
+      </w:r>
+      <w:r>
+        <w:rPr>
+          <w:rFonts w:ascii="Times New Roman" w:hAnsi="Times New Roman" w:cs="Times New Roman"/>
+          <w:i w:val="0"/>
+          <w:color w:val="auto"/>
+          <w:sz w:val="24"/>
+          <w:szCs w:val="24"/>
+        </w:rPr>
+        <w:t xml:space="preserve"> </w:t>
+      </w:r>
+      <w:r>
+        <w:rPr>
+          <w:rFonts w:ascii="Times New Roman" w:hAnsi="Times New Roman" w:cs="Times New Roman"/>
+          <w:i w:val="0"/>
+          <w:color w:val="auto"/>
+          <w:sz w:val="24"/>
+          <w:szCs w:val="24"/>
+        </w:rPr>
+        <w:t>5</w:t>
+      </w:r>
+      <w:r>
+        <w:rPr>
+          <w:rFonts w:ascii="Times New Roman" w:hAnsi="Times New Roman" w:cs="Times New Roman"/>
+          <w:i w:val="0"/>
+          <w:color w:val="auto"/>
+          <w:sz w:val="24"/>
+          <w:szCs w:val="24"/>
+        </w:rPr>
+        <w:t>-minute</w:t>
+      </w:r>
+      <w:r>
+        <w:rPr>
+          <w:rFonts w:ascii="Times New Roman" w:hAnsi="Times New Roman" w:cs="Times New Roman"/>
+          <w:i w:val="0"/>
+          <w:color w:val="auto"/>
+          <w:sz w:val="24"/>
+          <w:szCs w:val="24"/>
+        </w:rPr>
+        <w:t>s</w:t>
+      </w:r>
+      <w:r>
+        <w:rPr>
+          <w:rFonts w:ascii="Times New Roman" w:hAnsi="Times New Roman" w:cs="Times New Roman"/>
+          <w:i w:val="0"/>
+          <w:color w:val="auto"/>
+          <w:sz w:val="24"/>
+          <w:szCs w:val="24"/>
+        </w:rPr>
+        <w:t xml:space="preserve">, dashed lines </w:t>
+      </w:r>
+      <w:r>
+        <w:rPr>
+          <w:rFonts w:ascii="Times New Roman" w:hAnsi="Times New Roman" w:cs="Times New Roman"/>
+          <w:i w:val="0"/>
+          <w:color w:val="auto"/>
+          <w:sz w:val="24"/>
+          <w:szCs w:val="24"/>
+        </w:rPr>
+        <w:t>represent</w:t>
+      </w:r>
+      <w:r>
+        <w:rPr>
+          <w:rFonts w:ascii="Times New Roman" w:hAnsi="Times New Roman" w:cs="Times New Roman"/>
+          <w:i w:val="0"/>
+          <w:color w:val="auto"/>
+          <w:sz w:val="24"/>
+          <w:szCs w:val="24"/>
+        </w:rPr>
+        <w:t xml:space="preserve"> temperature, </w:t>
+      </w:r>
+      <w:r>
+        <w:rPr>
+          <w:rFonts w:ascii="Times New Roman" w:hAnsi="Times New Roman" w:cs="Times New Roman"/>
+          <w:i w:val="0"/>
+          <w:color w:val="auto"/>
+          <w:sz w:val="24"/>
+          <w:szCs w:val="24"/>
+        </w:rPr>
+        <w:t>and solid</w:t>
+      </w:r>
+      <w:r>
+        <w:rPr>
+          <w:rFonts w:ascii="Times New Roman" w:hAnsi="Times New Roman" w:cs="Times New Roman"/>
+          <w:i w:val="0"/>
+          <w:color w:val="auto"/>
+          <w:sz w:val="24"/>
+          <w:szCs w:val="24"/>
+        </w:rPr>
+        <w:t xml:space="preserve"> </w:t>
+      </w:r>
+      <w:r>
+        <w:rPr>
+          <w:rFonts w:ascii="Times New Roman" w:hAnsi="Times New Roman" w:cs="Times New Roman"/>
+          <w:i w:val="0"/>
+          <w:color w:val="auto"/>
+          <w:sz w:val="24"/>
+          <w:szCs w:val="24"/>
+        </w:rPr>
+        <w:t xml:space="preserve">lines represent </w:t>
+      </w:r>
+      <w:r>
+        <w:rPr>
+          <w:rFonts w:ascii="Times New Roman" w:hAnsi="Times New Roman" w:cs="Times New Roman"/>
+          <w:i w:val="0"/>
+          <w:color w:val="auto"/>
+          <w:sz w:val="24"/>
+          <w:szCs w:val="24"/>
+        </w:rPr>
+        <w:t>dissolved oxygen</w:t>
+      </w:r>
+      <w:r>
+        <w:rPr>
+          <w:rFonts w:ascii="Times New Roman" w:hAnsi="Times New Roman" w:cs="Times New Roman"/>
+          <w:i w:val="0"/>
+          <w:color w:val="auto"/>
+          <w:sz w:val="24"/>
+          <w:szCs w:val="24"/>
+        </w:rPr>
+        <w:t>. Grey bars highlight asynchronous periods of peak hypoxia and peak thermal stress.</w:t>
+      </w:r>
+    </w:p>
+    <w:p/>
+    <w:p>
+      <w:pPr>
+        <w:rPr>
+          <w:rFonts w:ascii="Times New Roman" w:hAnsi="Times New Roman" w:cs="Times New Roman"/>
+          <w:b/>
+          <w:sz w:val="24"/>
+          <w:szCs w:val="24"/>
+        </w:rPr>
+      </w:pPr>
+    </w:p>
+    <w:p>
+      <w:pPr>
+        <w:spacing w:before="240"/>
+        <w:rPr>
+          <w:rFonts w:ascii="Times New Roman" w:hAnsi="Times New Roman" w:cs="Times New Roman"/>
+          <w:b/>
+          <w:sz w:val="24"/>
+          <w:szCs w:val="24"/>
+        </w:rPr>
+      </w:pPr>
+      <w:r>
+        <w:rPr>
+          <w:rFonts w:ascii="Times New Roman" w:hAnsi="Times New Roman" w:cs="Times New Roman"/>
+          <w:noProof/>
+          <w:sz w:val="24"/>
+          <w:szCs w:val="24"/>
+        </w:rPr>
+        <w:pict w14:anchorId="132F7736">
+          <v:shape id="_x0000_i1033" type="#_x0000_t75" style="width:468pt;height:420.75pt">
+            <v:imagedata r:id="rId8" o:title="temp.do.mixed.effects.3.panel.2hr"/>
+          </v:shape>
+        </w:pict>
+      </w:r>
+    </w:p>
+    <w:p>
+      <w:pPr>
+        <w:spacing w:before="240"/>
+        <w:rPr>
+          <w:rFonts w:ascii="Times New Roman" w:hAnsi="Times New Roman" w:cs="Times New Roman"/>
+          <w:sz w:val="24"/>
+          <w:szCs w:val="24"/>
+        </w:rPr>
+      </w:pPr>
+      <w:r>
+        <w:rPr>
+          <w:rFonts w:ascii="Times New Roman" w:hAnsi="Times New Roman" w:cs="Times New Roman"/>
+          <w:b/>
+          <w:sz w:val="24"/>
+          <w:szCs w:val="24"/>
+        </w:rPr>
+        <w:t>Figure 3</w:t>
+      </w:r>
+      <w:r>
+        <w:rPr>
+          <w:rFonts w:ascii="Times New Roman" w:hAnsi="Times New Roman" w:cs="Times New Roman"/>
+          <w:b/>
+          <w:sz w:val="24"/>
+          <w:szCs w:val="24"/>
+        </w:rPr>
+        <w:t xml:space="preserve">) </w:t>
+      </w:r>
+      <w:r>
+        <w:rPr>
+          <w:rFonts w:ascii="Times New Roman" w:hAnsi="Times New Roman" w:cs="Times New Roman"/>
+          <w:sz w:val="24"/>
+          <w:szCs w:val="24"/>
+        </w:rPr>
+        <w:t>Linear relationship between temperature and dissolved oxygen comparing</w:t>
+      </w:r>
+      <w:r>
+        <w:rPr>
+          <w:rFonts w:ascii="Times New Roman" w:hAnsi="Times New Roman" w:cs="Times New Roman"/>
+          <w:sz w:val="24"/>
+          <w:szCs w:val="24"/>
+        </w:rPr>
+        <w:t xml:space="preserve"> a </w:t>
+      </w:r>
+      <w:r>
+        <w:rPr>
+          <w:rFonts w:ascii="Times New Roman" w:hAnsi="Times New Roman" w:cs="Times New Roman"/>
+          <w:sz w:val="24"/>
+          <w:szCs w:val="24"/>
+        </w:rPr>
+        <w:t>2-hour window that approximate</w:t>
+      </w:r>
+      <w:r>
+        <w:rPr>
+          <w:rFonts w:ascii="Times New Roman" w:hAnsi="Times New Roman" w:cs="Times New Roman"/>
+          <w:sz w:val="24"/>
+          <w:szCs w:val="24"/>
+        </w:rPr>
+        <w:t>s</w:t>
+      </w:r>
+      <w:r>
+        <w:rPr>
+          <w:rFonts w:ascii="Times New Roman" w:hAnsi="Times New Roman" w:cs="Times New Roman"/>
+          <w:sz w:val="24"/>
+          <w:szCs w:val="24"/>
+        </w:rPr>
+        <w:t xml:space="preserve"> the DO-minima </w:t>
+      </w:r>
+      <w:r>
+        <w:rPr>
+          <w:rFonts w:ascii="Times New Roman" w:hAnsi="Times New Roman" w:cs="Times New Roman"/>
+          <w:sz w:val="24"/>
+          <w:szCs w:val="24"/>
+        </w:rPr>
+        <w:t>(pink</w:t>
+      </w:r>
+      <w:r>
+        <w:rPr>
+          <w:rFonts w:ascii="Times New Roman" w:hAnsi="Times New Roman" w:cs="Times New Roman"/>
+          <w:sz w:val="24"/>
+          <w:szCs w:val="24"/>
+        </w:rPr>
+        <w:t>)</w:t>
+      </w:r>
+      <w:r>
+        <w:rPr>
+          <w:rFonts w:ascii="Times New Roman" w:hAnsi="Times New Roman" w:cs="Times New Roman"/>
+          <w:sz w:val="24"/>
+          <w:szCs w:val="24"/>
+        </w:rPr>
+        <w:t xml:space="preserve"> to a 2-hour window that approximates the DO-minima (teal)</w:t>
+      </w:r>
+      <w:r>
+        <w:rPr>
+          <w:rFonts w:ascii="Times New Roman" w:hAnsi="Times New Roman" w:cs="Times New Roman"/>
+          <w:sz w:val="24"/>
+          <w:szCs w:val="24"/>
+        </w:rPr>
+        <w:t xml:space="preserve"> in </w:t>
+      </w:r>
+      <w:r>
+        <w:rPr>
+          <w:rFonts w:ascii="Times New Roman" w:hAnsi="Times New Roman" w:cs="Times New Roman"/>
+          <w:b/>
+          <w:sz w:val="24"/>
+          <w:szCs w:val="24"/>
+        </w:rPr>
+        <w:t xml:space="preserve">a) </w:t>
+      </w:r>
+      <w:r>
+        <w:rPr>
+          <w:rFonts w:ascii="Times New Roman" w:hAnsi="Times New Roman" w:cs="Times New Roman"/>
+          <w:sz w:val="24"/>
+          <w:szCs w:val="24"/>
+        </w:rPr>
+        <w:t>Blue Ruin cold-water alcove and</w:t>
+      </w:r>
+      <w:r>
+        <w:rPr>
+          <w:rFonts w:ascii="Times New Roman" w:hAnsi="Times New Roman" w:cs="Times New Roman"/>
+          <w:sz w:val="24"/>
+          <w:szCs w:val="24"/>
+        </w:rPr>
+        <w:t xml:space="preserve"> </w:t>
+      </w:r>
+      <w:r>
+        <w:rPr>
+          <w:rFonts w:ascii="Times New Roman" w:hAnsi="Times New Roman" w:cs="Times New Roman"/>
+          <w:b/>
+          <w:sz w:val="24"/>
+          <w:szCs w:val="24"/>
+        </w:rPr>
+        <w:t>b</w:t>
+      </w:r>
+      <w:r>
+        <w:rPr>
+          <w:rFonts w:ascii="Times New Roman" w:hAnsi="Times New Roman" w:cs="Times New Roman"/>
+          <w:b/>
+          <w:sz w:val="24"/>
+          <w:szCs w:val="24"/>
+        </w:rPr>
+        <w:t>)</w:t>
+      </w:r>
+      <w:r>
+        <w:rPr>
+          <w:rFonts w:ascii="Times New Roman" w:hAnsi="Times New Roman" w:cs="Times New Roman"/>
+          <w:sz w:val="24"/>
+          <w:szCs w:val="24"/>
+        </w:rPr>
+        <w:t xml:space="preserve"> </w:t>
+      </w:r>
+      <w:r>
+        <w:rPr>
+          <w:rFonts w:ascii="Times New Roman" w:hAnsi="Times New Roman" w:cs="Times New Roman"/>
+          <w:sz w:val="24"/>
+          <w:szCs w:val="24"/>
+        </w:rPr>
+        <w:t>Norwood</w:t>
+      </w:r>
+      <w:r>
+        <w:rPr>
+          <w:rFonts w:ascii="Times New Roman" w:hAnsi="Times New Roman" w:cs="Times New Roman"/>
+          <w:sz w:val="24"/>
+          <w:szCs w:val="24"/>
+        </w:rPr>
+        <w:t xml:space="preserve"> cold-water alcov</w:t>
+      </w:r>
+      <w:r>
+        <w:rPr>
+          <w:rFonts w:ascii="Times New Roman" w:hAnsi="Times New Roman" w:cs="Times New Roman"/>
+          <w:sz w:val="24"/>
+          <w:szCs w:val="24"/>
+        </w:rPr>
+        <w:t xml:space="preserve">e. </w:t>
+      </w:r>
+      <w:r>
+        <w:rPr>
+          <w:rFonts w:ascii="Times New Roman" w:hAnsi="Times New Roman" w:cs="Times New Roman"/>
+          <w:b/>
+          <w:sz w:val="24"/>
+          <w:szCs w:val="24"/>
+        </w:rPr>
+        <w:t xml:space="preserve">c) </w:t>
+      </w:r>
+      <w:r>
+        <w:rPr>
+          <w:rFonts w:ascii="Times New Roman" w:hAnsi="Times New Roman" w:cs="Times New Roman"/>
+          <w:sz w:val="24"/>
+          <w:szCs w:val="24"/>
+        </w:rPr>
+        <w:t xml:space="preserve">Marginal fit from a mixed effects model evaluating the relationship between </w:t>
+      </w:r>
+      <w:r>
+        <w:rPr>
+          <w:rFonts w:ascii="Times New Roman" w:hAnsi="Times New Roman" w:cs="Times New Roman"/>
+          <w:sz w:val="24"/>
+          <w:szCs w:val="24"/>
+        </w:rPr>
+        <w:t xml:space="preserve">early morning (pink) and early evening (teal) </w:t>
+      </w:r>
+      <w:r>
+        <w:rPr>
+          <w:rFonts w:ascii="Times New Roman" w:hAnsi="Times New Roman" w:cs="Times New Roman"/>
+          <w:sz w:val="24"/>
+          <w:szCs w:val="24"/>
+        </w:rPr>
+        <w:t xml:space="preserve">temperature and dissolved oxygen </w:t>
+      </w:r>
+      <w:r>
+        <w:rPr>
+          <w:rFonts w:ascii="Times New Roman" w:hAnsi="Times New Roman" w:cs="Times New Roman"/>
+          <w:sz w:val="24"/>
+          <w:szCs w:val="24"/>
+        </w:rPr>
+        <w:t>across</w:t>
+      </w:r>
+      <w:r>
+        <w:rPr>
+          <w:rFonts w:ascii="Times New Roman" w:hAnsi="Times New Roman" w:cs="Times New Roman"/>
+          <w:b/>
+          <w:sz w:val="24"/>
+          <w:szCs w:val="24"/>
+        </w:rPr>
+        <w:t xml:space="preserve"> </w:t>
+      </w:r>
+      <w:r>
+        <w:rPr>
+          <w:rFonts w:ascii="Times New Roman" w:hAnsi="Times New Roman" w:cs="Times New Roman"/>
+          <w:sz w:val="24"/>
+          <w:szCs w:val="24"/>
+        </w:rPr>
+        <w:t xml:space="preserve">all six </w:t>
+      </w:r>
+      <w:r>
+        <w:rPr>
+          <w:rFonts w:ascii="Times New Roman" w:hAnsi="Times New Roman" w:cs="Times New Roman"/>
+          <w:sz w:val="24"/>
+          <w:szCs w:val="24"/>
+        </w:rPr>
+        <w:t>cold-water alcoves</w:t>
+      </w:r>
+      <w:r>
+        <w:rPr>
+          <w:rFonts w:ascii="Times New Roman" w:hAnsi="Times New Roman" w:cs="Times New Roman"/>
+          <w:sz w:val="24"/>
+          <w:szCs w:val="24"/>
+        </w:rPr>
+        <w:t>. All linear fits are</w:t>
+      </w:r>
+      <w:r>
+        <w:rPr>
+          <w:rFonts w:ascii="Times New Roman" w:hAnsi="Times New Roman" w:cs="Times New Roman"/>
+          <w:sz w:val="24"/>
+          <w:szCs w:val="24"/>
+        </w:rPr>
+        <w:t xml:space="preserve"> </w:t>
+      </w:r>
+      <w:r>
+        <w:rPr>
+          <w:rFonts w:ascii="Times New Roman" w:hAnsi="Times New Roman" w:cs="Times New Roman"/>
+          <w:sz w:val="24"/>
+          <w:szCs w:val="24"/>
+        </w:rPr>
+        <w:t xml:space="preserve">plotted with </w:t>
+      </w:r>
+      <w:r>
+        <w:rPr>
+          <w:rFonts w:ascii="Times New Roman" w:hAnsi="Times New Roman" w:cs="Times New Roman"/>
+          <w:sz w:val="24"/>
+          <w:szCs w:val="24"/>
+        </w:rPr>
+        <w:t xml:space="preserve">their </w:t>
+      </w:r>
+      <w:r>
+        <w:rPr>
+          <w:rFonts w:ascii="Times New Roman" w:hAnsi="Times New Roman" w:cs="Times New Roman"/>
+          <w:sz w:val="24"/>
+          <w:szCs w:val="24"/>
+        </w:rPr>
+        <w:t>95% confidence interval envelope</w:t>
+      </w:r>
+      <w:r>
+        <w:rPr>
+          <w:rFonts w:ascii="Times New Roman" w:hAnsi="Times New Roman" w:cs="Times New Roman"/>
+          <w:sz w:val="24"/>
+          <w:szCs w:val="24"/>
+        </w:rPr>
+        <w:t>s</w:t>
+      </w:r>
+      <w:r>
+        <w:rPr>
+          <w:rFonts w:ascii="Times New Roman" w:hAnsi="Times New Roman" w:cs="Times New Roman"/>
+          <w:sz w:val="24"/>
+          <w:szCs w:val="24"/>
+        </w:rPr>
+        <w:t>.</w:t>
+      </w:r>
+      <w:r>
+        <w:rPr>
+          <w:rFonts w:ascii="Times New Roman" w:hAnsi="Times New Roman" w:cs="Times New Roman"/>
+          <w:sz w:val="24"/>
+          <w:szCs w:val="24"/>
+        </w:rPr>
+        <w:t xml:space="preserve"> </w:t>
+      </w:r>
+    </w:p>
+    <w:p>
+      <w:pPr>
+        <w:rPr>
+          <w:rFonts w:ascii="Times New Roman" w:hAnsi="Times New Roman" w:cs="Times New Roman"/>
+          <w:sz w:val="24"/>
+          <w:szCs w:val="24"/>
+        </w:rPr>
+      </w:pPr>
+    </w:p>
+    <w:p>
+      <w:pPr>
+        <w:rPr>
+          <w:b/>
+        </w:rPr>
+      </w:pPr>
+      <w:r>
+        <w:rPr>
+          <w:b/>
+        </w:rPr>
+        <w:pict w14:anchorId="1BF6A73F">
+          <v:shape id="_x0000_i1027" type="#_x0000_t75" style="width:489pt;height:234pt">
+            <v:imagedata r:id="rId9" o:title="temp.do.mixed.effects"/>
+          </v:shape>
+        </w:pict>
+      </w:r>
+    </w:p>
+    <w:p>
+      <w:r>
+        <w:rPr>
+          <w:rFonts w:ascii="Times New Roman" w:hAnsi="Times New Roman" w:cs="Times New Roman"/>
+          <w:b/>
+          <w:sz w:val="24"/>
+          <w:szCs w:val="24"/>
+        </w:rPr>
+        <w:t>Figure 3</w:t>
+      </w:r>
+      <w:r>
+        <w:rPr>
+          <w:rFonts w:ascii="Times New Roman" w:hAnsi="Times New Roman" w:cs="Times New Roman"/>
+          <w:b/>
+          <w:sz w:val="24"/>
+          <w:szCs w:val="24"/>
+        </w:rPr>
+        <w:t>(2</w:t>
+      </w:r>
+      <w:r>
+        <w:rPr>
+          <w:rFonts w:ascii="Times New Roman" w:hAnsi="Times New Roman" w:cs="Times New Roman"/>
+          <w:b/>
+          <w:sz w:val="24"/>
+          <w:szCs w:val="24"/>
+        </w:rPr>
+        <w:t xml:space="preserve">) </w:t>
+      </w:r>
+      <w:r>
+        <w:rPr>
+          <w:rFonts w:ascii="Times New Roman" w:hAnsi="Times New Roman" w:cs="Times New Roman"/>
+          <w:sz w:val="24"/>
+          <w:szCs w:val="24"/>
+        </w:rPr>
+        <w:t>Marginal fit (solid</w:t>
+      </w:r>
+      <w:r>
+        <w:rPr>
+          <w:rFonts w:ascii="Times New Roman" w:hAnsi="Times New Roman" w:cs="Times New Roman"/>
+          <w:sz w:val="24"/>
+          <w:szCs w:val="24"/>
+        </w:rPr>
+        <w:t xml:space="preserve"> line) from a mixed effects model evaluating the relationship between temperature and dissolved oxygen across six cold-water alcoves plotted with raw data (grey points) and a 95</w:t>
+      </w:r>
+      <w:r>
+        <w:rPr>
+          <w:rFonts w:ascii="Times New Roman" w:hAnsi="Times New Roman" w:cs="Times New Roman"/>
+          <w:sz w:val="24"/>
+          <w:szCs w:val="24"/>
+        </w:rPr>
+        <w:t xml:space="preserve">% confidence envelope. Plot </w:t>
+      </w:r>
+      <w:r>
+        <w:rPr>
+          <w:rFonts w:ascii="Times New Roman" w:hAnsi="Times New Roman" w:cs="Times New Roman"/>
+          <w:b/>
+          <w:sz w:val="24"/>
+          <w:szCs w:val="24"/>
+        </w:rPr>
+        <w:t>a)</w:t>
+      </w:r>
+      <w:r>
+        <w:rPr>
+          <w:rFonts w:ascii="Times New Roman" w:hAnsi="Times New Roman" w:cs="Times New Roman"/>
+          <w:sz w:val="24"/>
+          <w:szCs w:val="24"/>
+        </w:rPr>
+        <w:t xml:space="preserve"> </w:t>
       </w:r>
     </w:p>
     <w:p>
       <w:pPr>
         <w:pStyle w:val="Caption"/>
-        <w:rPr>
-          <w:rFonts w:ascii="Times New Roman" w:hAnsi="Times New Roman" w:cs="Times New Roman"/>
-          <w:i w:val="0"/>
-          <w:color w:val="auto"/>
-          <w:sz w:val="24"/>
-          <w:szCs w:val="24"/>
-        </w:rPr>
-      </w:pPr>
-      <w:r>
-        <w:rPr>
-          <w:rFonts w:ascii="Times New Roman" w:hAnsi="Times New Roman" w:cs="Times New Roman"/>
-          <w:b/>
-          <w:i w:val="0"/>
-          <w:color w:val="auto"/>
-          <w:sz w:val="24"/>
-          <w:szCs w:val="24"/>
-        </w:rPr>
-        <w:t xml:space="preserve">Figure </w:t>
-      </w:r>
-      <w:r>
-        <w:rPr>
-          <w:rFonts w:ascii="Times New Roman" w:hAnsi="Times New Roman" w:cs="Times New Roman"/>
-          <w:b/>
-          <w:i w:val="0"/>
-          <w:color w:val="auto"/>
-          <w:sz w:val="24"/>
-          <w:szCs w:val="24"/>
-        </w:rPr>
-        <w:t>2</w:t>
-      </w:r>
-      <w:r>
-        <w:rPr>
-          <w:rFonts w:ascii="Times New Roman" w:hAnsi="Times New Roman" w:cs="Times New Roman"/>
-          <w:i w:val="0"/>
-          <w:color w:val="auto"/>
-          <w:sz w:val="24"/>
-          <w:szCs w:val="24"/>
-        </w:rPr>
-        <w:t xml:space="preserve"> Temperature and dissolved oxygen recorded</w:t>
-      </w:r>
-      <w:r>
-        <w:rPr>
-          <w:rFonts w:ascii="Times New Roman" w:hAnsi="Times New Roman" w:cs="Times New Roman"/>
-          <w:i w:val="0"/>
-          <w:color w:val="auto"/>
-          <w:sz w:val="24"/>
-          <w:szCs w:val="24"/>
-        </w:rPr>
-        <w:t xml:space="preserve"> </w:t>
-      </w:r>
-      <w:commentRangeStart w:id="3"/>
-      <w:r>
-        <w:rPr>
-          <w:rFonts w:ascii="Times New Roman" w:hAnsi="Times New Roman" w:cs="Times New Roman"/>
-          <w:i w:val="0"/>
-          <w:color w:val="auto"/>
-          <w:sz w:val="24"/>
-          <w:szCs w:val="24"/>
-        </w:rPr>
-        <w:t>across</w:t>
-      </w:r>
-      <w:commentRangeEnd w:id="3"/>
-      <w:r>
-        <w:rPr>
-          <w:rStyle w:val="CommentReference"/>
-          <w:i w:val="0"/>
-          <w:iCs w:val="0"/>
-          <w:color w:val="auto"/>
-        </w:rPr>
-        <w:commentReference w:id="3"/>
-      </w:r>
-      <w:r>
-        <w:rPr>
-          <w:rFonts w:ascii="Times New Roman" w:hAnsi="Times New Roman" w:cs="Times New Roman"/>
-          <w:i w:val="0"/>
-          <w:color w:val="auto"/>
-          <w:sz w:val="24"/>
-          <w:szCs w:val="24"/>
-        </w:rPr>
-        <w:t xml:space="preserve"> 24-hours</w:t>
-      </w:r>
-      <w:r>
-        <w:rPr>
-          <w:rFonts w:ascii="Times New Roman" w:hAnsi="Times New Roman" w:cs="Times New Roman"/>
-          <w:i w:val="0"/>
-          <w:color w:val="auto"/>
-          <w:sz w:val="24"/>
-          <w:szCs w:val="24"/>
-        </w:rPr>
-        <w:t xml:space="preserve"> in the epilimnion, metalimnion, and </w:t>
-      </w:r>
-      <w:proofErr w:type="spellStart"/>
-      <w:r>
-        <w:rPr>
-          <w:rFonts w:ascii="Times New Roman" w:hAnsi="Times New Roman" w:cs="Times New Roman"/>
-          <w:i w:val="0"/>
-          <w:color w:val="auto"/>
-          <w:sz w:val="24"/>
-          <w:szCs w:val="24"/>
-        </w:rPr>
-        <w:t>hypolimnion</w:t>
-      </w:r>
-      <w:proofErr w:type="spellEnd"/>
-      <w:r>
-        <w:rPr>
-          <w:rFonts w:ascii="Times New Roman" w:hAnsi="Times New Roman" w:cs="Times New Roman"/>
-          <w:i w:val="0"/>
-          <w:color w:val="auto"/>
-          <w:sz w:val="24"/>
-          <w:szCs w:val="24"/>
-        </w:rPr>
-        <w:t xml:space="preserve"> </w:t>
-      </w:r>
-      <w:r>
-        <w:rPr>
-          <w:rFonts w:ascii="Times New Roman" w:hAnsi="Times New Roman" w:cs="Times New Roman"/>
-          <w:i w:val="0"/>
-          <w:color w:val="auto"/>
-          <w:sz w:val="24"/>
-          <w:szCs w:val="24"/>
-        </w:rPr>
-        <w:t>of</w:t>
-      </w:r>
-      <w:r>
-        <w:rPr>
-          <w:rFonts w:ascii="Times New Roman" w:hAnsi="Times New Roman" w:cs="Times New Roman"/>
-          <w:i w:val="0"/>
-          <w:color w:val="auto"/>
-          <w:sz w:val="24"/>
-          <w:szCs w:val="24"/>
-        </w:rPr>
-        <w:t xml:space="preserve"> Norwood cold-water alcove</w:t>
-      </w:r>
-      <w:r>
-        <w:rPr>
-          <w:rFonts w:ascii="Times New Roman" w:hAnsi="Times New Roman" w:cs="Times New Roman"/>
-          <w:i w:val="0"/>
-          <w:color w:val="auto"/>
-          <w:sz w:val="24"/>
-          <w:szCs w:val="24"/>
-        </w:rPr>
-        <w:t xml:space="preserve">. Time series </w:t>
-      </w:r>
-      <w:commentRangeStart w:id="4"/>
-      <w:r>
-        <w:rPr>
-          <w:rFonts w:ascii="Times New Roman" w:hAnsi="Times New Roman" w:cs="Times New Roman"/>
-          <w:i w:val="0"/>
-          <w:color w:val="auto"/>
-          <w:sz w:val="24"/>
-          <w:szCs w:val="24"/>
-        </w:rPr>
-        <w:t>begins</w:t>
-      </w:r>
-      <w:commentRangeEnd w:id="4"/>
-      <w:r>
-        <w:rPr>
-          <w:rStyle w:val="CommentReference"/>
-          <w:i w:val="0"/>
-          <w:iCs w:val="0"/>
-          <w:color w:val="auto"/>
-        </w:rPr>
-        <w:commentReference w:id="4"/>
-      </w:r>
-      <w:r>
-        <w:rPr>
-          <w:rFonts w:ascii="Times New Roman" w:hAnsi="Times New Roman" w:cs="Times New Roman"/>
-          <w:i w:val="0"/>
-          <w:color w:val="auto"/>
-          <w:sz w:val="24"/>
-          <w:szCs w:val="24"/>
-        </w:rPr>
-        <w:t xml:space="preserve"> on the </w:t>
-      </w:r>
-      <w:r>
-        <w:rPr>
-          <w:rFonts w:ascii="Times New Roman" w:hAnsi="Times New Roman" w:cs="Times New Roman"/>
-          <w:i w:val="0"/>
-          <w:color w:val="auto"/>
-          <w:sz w:val="24"/>
-          <w:szCs w:val="24"/>
-        </w:rPr>
-        <w:t>morning of July 27</w:t>
-      </w:r>
-      <w:r>
-        <w:rPr>
-          <w:rFonts w:ascii="Times New Roman" w:hAnsi="Times New Roman" w:cs="Times New Roman"/>
-          <w:i w:val="0"/>
-          <w:color w:val="auto"/>
-          <w:sz w:val="24"/>
-          <w:szCs w:val="24"/>
-          <w:vertAlign w:val="superscript"/>
-        </w:rPr>
-        <w:t>th</w:t>
-      </w:r>
-      <w:r>
-        <w:rPr>
-          <w:rFonts w:ascii="Times New Roman" w:hAnsi="Times New Roman" w:cs="Times New Roman"/>
-          <w:i w:val="0"/>
-          <w:color w:val="auto"/>
-          <w:sz w:val="24"/>
-          <w:szCs w:val="24"/>
-        </w:rPr>
-        <w:t xml:space="preserve"> with a</w:t>
-      </w:r>
-      <w:r>
-        <w:rPr>
-          <w:rFonts w:ascii="Times New Roman" w:hAnsi="Times New Roman" w:cs="Times New Roman"/>
-          <w:i w:val="0"/>
-          <w:color w:val="auto"/>
-          <w:sz w:val="24"/>
-          <w:szCs w:val="24"/>
-        </w:rPr>
-        <w:t xml:space="preserve"> record interval of</w:t>
-      </w:r>
-      <w:r>
-        <w:rPr>
-          <w:rFonts w:ascii="Times New Roman" w:hAnsi="Times New Roman" w:cs="Times New Roman"/>
-          <w:i w:val="0"/>
-          <w:color w:val="auto"/>
-          <w:sz w:val="24"/>
-          <w:szCs w:val="24"/>
-        </w:rPr>
-        <w:t xml:space="preserve"> </w:t>
-      </w:r>
-      <w:r>
-        <w:rPr>
-          <w:rFonts w:ascii="Times New Roman" w:hAnsi="Times New Roman" w:cs="Times New Roman"/>
-          <w:i w:val="0"/>
-          <w:color w:val="auto"/>
-          <w:sz w:val="24"/>
-          <w:szCs w:val="24"/>
-        </w:rPr>
-        <w:t>5</w:t>
-      </w:r>
-      <w:r>
-        <w:rPr>
-          <w:rFonts w:ascii="Times New Roman" w:hAnsi="Times New Roman" w:cs="Times New Roman"/>
-          <w:i w:val="0"/>
-          <w:color w:val="auto"/>
-          <w:sz w:val="24"/>
-          <w:szCs w:val="24"/>
-        </w:rPr>
-        <w:t>-minute</w:t>
-      </w:r>
-      <w:r>
-        <w:rPr>
-          <w:rFonts w:ascii="Times New Roman" w:hAnsi="Times New Roman" w:cs="Times New Roman"/>
-          <w:i w:val="0"/>
-          <w:color w:val="auto"/>
-          <w:sz w:val="24"/>
-          <w:szCs w:val="24"/>
-        </w:rPr>
-        <w:t>s</w:t>
-      </w:r>
-      <w:r>
-        <w:rPr>
-          <w:rFonts w:ascii="Times New Roman" w:hAnsi="Times New Roman" w:cs="Times New Roman"/>
-          <w:i w:val="0"/>
-          <w:color w:val="auto"/>
-          <w:sz w:val="24"/>
-          <w:szCs w:val="24"/>
-        </w:rPr>
-        <w:t xml:space="preserve">, dashed lines </w:t>
-      </w:r>
-      <w:r>
-        <w:rPr>
-          <w:rFonts w:ascii="Times New Roman" w:hAnsi="Times New Roman" w:cs="Times New Roman"/>
-          <w:i w:val="0"/>
-          <w:color w:val="auto"/>
-          <w:sz w:val="24"/>
-          <w:szCs w:val="24"/>
-        </w:rPr>
-        <w:t>represent</w:t>
-      </w:r>
-      <w:r>
-        <w:rPr>
-          <w:rFonts w:ascii="Times New Roman" w:hAnsi="Times New Roman" w:cs="Times New Roman"/>
-          <w:i w:val="0"/>
-          <w:color w:val="auto"/>
-          <w:sz w:val="24"/>
-          <w:szCs w:val="24"/>
-        </w:rPr>
-        <w:t xml:space="preserve"> temperature, </w:t>
-      </w:r>
-      <w:r>
-        <w:rPr>
-          <w:rFonts w:ascii="Times New Roman" w:hAnsi="Times New Roman" w:cs="Times New Roman"/>
-          <w:i w:val="0"/>
-          <w:color w:val="auto"/>
-          <w:sz w:val="24"/>
-          <w:szCs w:val="24"/>
-        </w:rPr>
-        <w:t>and solid</w:t>
-      </w:r>
-      <w:r>
-        <w:rPr>
-          <w:rFonts w:ascii="Times New Roman" w:hAnsi="Times New Roman" w:cs="Times New Roman"/>
-          <w:i w:val="0"/>
-          <w:color w:val="auto"/>
-          <w:sz w:val="24"/>
-          <w:szCs w:val="24"/>
-        </w:rPr>
-        <w:t xml:space="preserve"> </w:t>
-      </w:r>
-      <w:r>
-        <w:rPr>
-          <w:rFonts w:ascii="Times New Roman" w:hAnsi="Times New Roman" w:cs="Times New Roman"/>
-          <w:i w:val="0"/>
-          <w:color w:val="auto"/>
-          <w:sz w:val="24"/>
-          <w:szCs w:val="24"/>
-        </w:rPr>
-        <w:t xml:space="preserve">lines represent </w:t>
-      </w:r>
-      <w:r>
-        <w:rPr>
-          <w:rFonts w:ascii="Times New Roman" w:hAnsi="Times New Roman" w:cs="Times New Roman"/>
-          <w:i w:val="0"/>
-          <w:color w:val="auto"/>
-          <w:sz w:val="24"/>
-          <w:szCs w:val="24"/>
-        </w:rPr>
-        <w:t>dissolved oxygen</w:t>
-      </w:r>
-    </w:p>
-    <w:p/>
-    <w:p>
-      <w:pPr>
-        <w:rPr>
-          <w:rFonts w:ascii="Times New Roman" w:hAnsi="Times New Roman" w:cs="Times New Roman"/>
-          <w:b/>
-          <w:sz w:val="24"/>
-          <w:szCs w:val="24"/>
-        </w:rPr>
-      </w:pPr>
-    </w:p>
-    <w:p>
-      <w:pPr>
-        <w:spacing w:before="240"/>
-        <w:rPr>
-          <w:rFonts w:ascii="Times New Roman" w:hAnsi="Times New Roman" w:cs="Times New Roman"/>
-          <w:b/>
-          <w:sz w:val="24"/>
-          <w:szCs w:val="24"/>
-        </w:rPr>
-      </w:pPr>
-      <w:r>
-        <w:rPr>
-          <w:rFonts w:ascii="Times New Roman" w:hAnsi="Times New Roman" w:cs="Times New Roman"/>
+        <w:keepNext/>
+      </w:pPr>
+      <w:r>
+        <w:rPr>
+          <w:rFonts w:ascii="Times New Roman" w:hAnsi="Times New Roman" w:cs="Times New Roman"/>
+          <w:i w:val="0"/>
+          <w:color w:val="auto"/>
+          <w:sz w:val="24"/>
+          <w:szCs w:val="24"/>
+        </w:rPr>
+        <w:pict w14:anchorId="231D6388">
+          <v:shape id="_x0000_i1028" type="#_x0000_t75" style="width:395.25pt;height:219.75pt">
+            <v:imagedata r:id="rId10" o:title="depth"/>
+          </v:shape>
+        </w:pict>
+      </w:r>
+    </w:p>
+    <w:p>
+      <w:pPr>
+        <w:pStyle w:val="Caption"/>
+        <w:rPr>
+          <w:rFonts w:ascii="Times New Roman" w:hAnsi="Times New Roman" w:cs="Times New Roman"/>
+          <w:i w:val="0"/>
+          <w:color w:val="auto"/>
+          <w:sz w:val="24"/>
+          <w:szCs w:val="24"/>
+        </w:rPr>
+      </w:pPr>
+      <w:r>
+        <w:rPr>
+          <w:rFonts w:ascii="Times New Roman" w:hAnsi="Times New Roman" w:cs="Times New Roman"/>
+          <w:b/>
+          <w:i w:val="0"/>
+          <w:color w:val="auto"/>
+          <w:sz w:val="24"/>
+          <w:szCs w:val="24"/>
+        </w:rPr>
+        <w:t>Figure 4</w:t>
+      </w:r>
+      <w:r>
+        <w:rPr>
+          <w:rFonts w:ascii="Times New Roman" w:hAnsi="Times New Roman" w:cs="Times New Roman"/>
+          <w:b/>
+          <w:i w:val="0"/>
+          <w:color w:val="auto"/>
+          <w:sz w:val="24"/>
+          <w:szCs w:val="24"/>
+        </w:rPr>
+        <w:t>a</w:t>
+      </w:r>
+      <w:r>
+        <w:rPr>
+          <w:rFonts w:ascii="Times New Roman" w:hAnsi="Times New Roman" w:cs="Times New Roman"/>
+          <w:i w:val="0"/>
+          <w:color w:val="auto"/>
+          <w:sz w:val="24"/>
+          <w:szCs w:val="24"/>
+        </w:rPr>
+        <w:t xml:space="preserve"> Simulation of depth selection based </w:t>
+      </w:r>
+      <w:r>
+        <w:rPr>
+          <w:rFonts w:ascii="Times New Roman" w:hAnsi="Times New Roman" w:cs="Times New Roman"/>
+          <w:i w:val="0"/>
+          <w:color w:val="auto"/>
+          <w:sz w:val="24"/>
+          <w:szCs w:val="24"/>
+        </w:rPr>
+        <w:t xml:space="preserve">on three different strategies; dissolved oxygen (DO), temperature, and a water quality index (WQI). In the DO strategy, fish depth is based on maximizing DO, in the temperature strategy, fish depth is based on minimizing temperature, and in the WQI strategy, fish depth is based on considering DO and temperature concurrently. </w:t>
+      </w:r>
+    </w:p>
+    <w:p>
+      <w:r>
+        <w:rPr>
+          <w:rFonts w:ascii="Times New Roman" w:hAnsi="Times New Roman" w:cs="Times New Roman"/>
+          <w:i/>
           <w:noProof/>
           <w:sz w:val="24"/>
           <w:szCs w:val="24"/>
         </w:rPr>
         <w:drawing>
-          <wp:inline distT="0" distB="0" distL="0" distR="0" wp14:anchorId="436143FA" wp14:editId="1B25F5A9">
-            <wp:extent cx="6299200" cy="2971800"/>
-            <wp:effectExtent l="0" t="0" r="6350" b="0"/>
-            <wp:docPr id="3" name="Picture 3" descr="C:\Users\barrehan\AppData\Local\Microsoft\Windows\INetCache\Content.Word\temp.do.mixed.effects.br.nor.2hr.png"/>
+          <wp:inline distT="0" distB="0" distL="0" distR="0" wp14:anchorId="61AE89DF" wp14:editId="1E913B91">
+            <wp:extent cx="4886325" cy="1095352"/>
+            <wp:effectExtent l="0" t="0" r="0" b="0"/>
+            <wp:docPr id="1" name="Picture 1" descr="norwood.ibutton"/>
             <wp:cNvGraphicFramePr>
               <a:graphicFrameLocks xmlns:a="http://schemas.openxmlformats.org/drawingml/2006/main" noChangeAspect="1"/>
             </wp:cNvGraphicFramePr>
@@ -560,20 +1059,20 @@
               <a:graphicData uri="http://schemas.openxmlformats.org/drawingml/2006/picture">
                 <pic:pic xmlns:pic="http://schemas.openxmlformats.org/drawingml/2006/picture">
                   <pic:nvPicPr>
-                    <pic:cNvPr id="0" name="Picture 16" descr="C:\Users\barrehan\AppData\Local\Microsoft\Windows\INetCache\Content.Word\temp.do.mixed.effects.br.nor.2hr.png"/>
+                    <pic:cNvPr id="0" name="Picture 28" descr="norwood.ibutton"/>
                     <pic:cNvPicPr>
                       <a:picLocks noChangeAspect="1" noChangeArrowheads="1"/>
                     </pic:cNvPicPr>
                   </pic:nvPicPr>
                   <pic:blipFill>
-                    <a:blip r:embed="rId8" cstate="print">
+                    <a:blip r:embed="rId11" cstate="print">
                       <a:extLst>
                         <a:ext uri="{28A0092B-C50C-407E-A947-70E740481C1C}">
                           <a14:useLocalDpi xmlns:a14="http://schemas.microsoft.com/office/drawing/2010/main" val="0"/>
                         </a:ext>
                       </a:extLst>
                     </a:blip>
-                    <a:srcRect/>
+                    <a:srcRect t="34294" b="35730"/>
                     <a:stretch>
                       <a:fillRect/>
                     </a:stretch>
@@ -581,7 +1080,7 @@
                   <pic:spPr bwMode="auto">
                     <a:xfrm>
                       <a:off x="0" y="0"/>
-                      <a:ext cx="6301570" cy="2972918"/>
+                      <a:ext cx="4926880" cy="1104443"/>
                     </a:xfrm>
                     <a:prstGeom prst="rect">
                       <a:avLst/>
@@ -598,304 +1097,29 @@
         </w:drawing>
       </w:r>
     </w:p>
-    <w:p>
-      <w:pPr>
-        <w:spacing w:before="240"/>
-        <w:rPr>
-          <w:rFonts w:ascii="Times New Roman" w:hAnsi="Times New Roman" w:cs="Times New Roman"/>
-          <w:sz w:val="24"/>
-          <w:szCs w:val="24"/>
-        </w:rPr>
-      </w:pPr>
-      <w:r>
-        <w:rPr>
-          <w:rFonts w:ascii="Times New Roman" w:hAnsi="Times New Roman" w:cs="Times New Roman"/>
-          <w:b/>
-          <w:sz w:val="24"/>
-          <w:szCs w:val="24"/>
-        </w:rPr>
-        <w:lastRenderedPageBreak/>
-        <w:t>Figure 3</w:t>
-      </w:r>
-      <w:r>
-        <w:rPr>
-          <w:rFonts w:ascii="Times New Roman" w:hAnsi="Times New Roman" w:cs="Times New Roman"/>
-          <w:b/>
-          <w:sz w:val="24"/>
-          <w:szCs w:val="24"/>
-        </w:rPr>
-        <w:t>(1)</w:t>
-      </w:r>
-      <w:r>
-        <w:rPr>
-          <w:rFonts w:ascii="Times New Roman" w:hAnsi="Times New Roman" w:cs="Times New Roman"/>
-          <w:sz w:val="24"/>
-          <w:szCs w:val="24"/>
-        </w:rPr>
-        <w:t xml:space="preserve"> </w:t>
-      </w:r>
-      <w:r>
-        <w:rPr>
-          <w:rFonts w:ascii="Times New Roman" w:hAnsi="Times New Roman" w:cs="Times New Roman"/>
-          <w:sz w:val="24"/>
-          <w:szCs w:val="24"/>
-        </w:rPr>
-        <w:t xml:space="preserve">Marginal fit (solid line) from a mixed effects model evaluating the relationship between temperature and dissolved oxygen across Blue Ruin and Norwood </w:t>
-      </w:r>
-      <w:r>
-        <w:rPr>
-          <w:rFonts w:ascii="Times New Roman" w:hAnsi="Times New Roman" w:cs="Times New Roman"/>
-          <w:sz w:val="24"/>
-          <w:szCs w:val="24"/>
-        </w:rPr>
-        <w:t xml:space="preserve">cold-water alcoves </w:t>
-      </w:r>
-      <w:r>
-        <w:rPr>
-          <w:rFonts w:ascii="Times New Roman" w:hAnsi="Times New Roman" w:cs="Times New Roman"/>
-          <w:sz w:val="24"/>
-          <w:szCs w:val="24"/>
-        </w:rPr>
-        <w:t>plotted with raw data (grey points) and a 95% confidence interval envelope.</w:t>
-      </w:r>
-      <w:r>
-        <w:rPr>
-          <w:rFonts w:ascii="Times New Roman" w:hAnsi="Times New Roman" w:cs="Times New Roman"/>
-          <w:sz w:val="24"/>
-          <w:szCs w:val="24"/>
-        </w:rPr>
-        <w:t xml:space="preserve"> </w:t>
-      </w:r>
-    </w:p>
-    <w:p>
-      <w:pPr>
-        <w:rPr>
-          <w:rFonts w:ascii="Times New Roman" w:hAnsi="Times New Roman" w:cs="Times New Roman"/>
-          <w:sz w:val="24"/>
-          <w:szCs w:val="24"/>
-        </w:rPr>
-      </w:pPr>
-    </w:p>
-    <w:p>
-      <w:pPr>
-        <w:rPr>
-          <w:b/>
-        </w:rPr>
-      </w:pPr>
-      <w:commentRangeStart w:id="5"/>
-      <w:r>
-        <w:rPr>
-          <w:b/>
-        </w:rPr>
-        <w:pict w14:anchorId="1BF6A73F">
-          <v:shape id="_x0000_i1027" type="#_x0000_t75" style="width:489.35pt;height:234pt">
-            <v:imagedata r:id="rId9" o:title="temp.do.mixed.effects.all"/>
+    <w:p/>
+    <w:p>
+      <w:pPr>
+        <w:pStyle w:val="Caption"/>
+        <w:keepNext/>
+      </w:pPr>
+      <w:r>
+        <w:rPr>
+          <w:rFonts w:ascii="Times New Roman" w:hAnsi="Times New Roman" w:cs="Times New Roman"/>
+          <w:i w:val="0"/>
+          <w:noProof/>
+          <w:color w:val="auto"/>
+          <w:sz w:val="24"/>
+          <w:szCs w:val="24"/>
+        </w:rPr>
+        <w:pict w14:anchorId="1F5DA9A6">
+          <v:shape id="_x0000_i1029" type="#_x0000_t75" style="width:339.75pt;height:226.5pt">
+            <v:imagedata r:id="rId12" o:title="smoothed"/>
           </v:shape>
         </w:pict>
       </w:r>
-      <w:commentRangeEnd w:id="5"/>
-      <w:r>
-        <w:rPr>
-          <w:rStyle w:val="CommentReference"/>
-        </w:rPr>
-        <w:commentReference w:id="5"/>
-      </w:r>
-    </w:p>
-    <w:p>
-      <w:r>
-        <w:rPr>
-          <w:rFonts w:ascii="Times New Roman" w:hAnsi="Times New Roman" w:cs="Times New Roman"/>
-          <w:b/>
-          <w:sz w:val="24"/>
-          <w:szCs w:val="24"/>
-        </w:rPr>
-        <w:t>Figure 3</w:t>
-      </w:r>
-      <w:r>
-        <w:rPr>
-          <w:rFonts w:ascii="Times New Roman" w:hAnsi="Times New Roman" w:cs="Times New Roman"/>
-          <w:b/>
-          <w:sz w:val="24"/>
-          <w:szCs w:val="24"/>
-        </w:rPr>
-        <w:t>(2</w:t>
-      </w:r>
-      <w:r>
-        <w:rPr>
-          <w:rFonts w:ascii="Times New Roman" w:hAnsi="Times New Roman" w:cs="Times New Roman"/>
-          <w:b/>
-          <w:sz w:val="24"/>
-          <w:szCs w:val="24"/>
-        </w:rPr>
-        <w:t xml:space="preserve">) </w:t>
-      </w:r>
-      <w:r>
-        <w:rPr>
-          <w:rFonts w:ascii="Times New Roman" w:hAnsi="Times New Roman" w:cs="Times New Roman"/>
-          <w:sz w:val="24"/>
-          <w:szCs w:val="24"/>
-        </w:rPr>
-        <w:t>Marginal fit (solid</w:t>
-      </w:r>
-      <w:r>
-        <w:rPr>
-          <w:rFonts w:ascii="Times New Roman" w:hAnsi="Times New Roman" w:cs="Times New Roman"/>
-          <w:sz w:val="24"/>
-          <w:szCs w:val="24"/>
-        </w:rPr>
-        <w:t xml:space="preserve"> line) from a mixed effects model evaluating the relationship between temperature and dissolved oxygen across six cold-water alcoves plotted with raw data (grey points) and a 95</w:t>
-      </w:r>
-      <w:r>
-        <w:rPr>
-          <w:rFonts w:ascii="Times New Roman" w:hAnsi="Times New Roman" w:cs="Times New Roman"/>
-          <w:sz w:val="24"/>
-          <w:szCs w:val="24"/>
-        </w:rPr>
-        <w:t xml:space="preserve">% confidence envelope. Plot </w:t>
-      </w:r>
-      <w:r>
-        <w:rPr>
-          <w:rFonts w:ascii="Times New Roman" w:hAnsi="Times New Roman" w:cs="Times New Roman"/>
-          <w:b/>
-          <w:sz w:val="24"/>
-          <w:szCs w:val="24"/>
-        </w:rPr>
-        <w:t>a)</w:t>
-      </w:r>
-      <w:r>
-        <w:rPr>
-          <w:rFonts w:ascii="Times New Roman" w:hAnsi="Times New Roman" w:cs="Times New Roman"/>
-          <w:sz w:val="24"/>
-          <w:szCs w:val="24"/>
-        </w:rPr>
-        <w:t xml:space="preserve"> shows data from a 2-hour window that approximates the DO-minima across (6am-8am), plot </w:t>
-      </w:r>
-      <w:r>
-        <w:rPr>
-          <w:rFonts w:ascii="Times New Roman" w:hAnsi="Times New Roman" w:cs="Times New Roman"/>
-          <w:b/>
-          <w:sz w:val="24"/>
-          <w:szCs w:val="24"/>
-        </w:rPr>
-        <w:t>b)</w:t>
-      </w:r>
-      <w:r>
-        <w:rPr>
-          <w:rFonts w:ascii="Times New Roman" w:hAnsi="Times New Roman" w:cs="Times New Roman"/>
-          <w:sz w:val="24"/>
-          <w:szCs w:val="24"/>
-        </w:rPr>
-        <w:t xml:space="preserve"> shows data from a 2-hour window that approximates the DO-maxima across alcoves (6pm-8pm). </w:t>
-      </w:r>
-    </w:p>
-    <w:p>
-      <w:pPr>
-        <w:pStyle w:val="Caption"/>
-        <w:keepNext/>
-      </w:pPr>
-      <w:commentRangeStart w:id="6"/>
-      <w:r>
-        <w:rPr>
-          <w:rFonts w:ascii="Times New Roman" w:hAnsi="Times New Roman" w:cs="Times New Roman"/>
-          <w:i w:val="0"/>
-          <w:color w:val="auto"/>
-          <w:sz w:val="24"/>
-          <w:szCs w:val="24"/>
-        </w:rPr>
-        <w:lastRenderedPageBreak/>
-        <w:pict w14:anchorId="231D6388">
-          <v:shape id="_x0000_i1028" type="#_x0000_t75" style="width:468pt;height:260pt">
-            <v:imagedata r:id="rId10" o:title="depth"/>
-          </v:shape>
-        </w:pict>
-      </w:r>
-      <w:commentRangeEnd w:id="6"/>
-      <w:r>
-        <w:rPr>
-          <w:rStyle w:val="CommentReference"/>
-          <w:i w:val="0"/>
-          <w:iCs w:val="0"/>
-          <w:color w:val="auto"/>
-        </w:rPr>
-        <w:commentReference w:id="6"/>
-      </w:r>
-    </w:p>
-    <w:p>
-      <w:pPr>
-        <w:pStyle w:val="Caption"/>
-        <w:rPr>
-          <w:rFonts w:ascii="Times New Roman" w:hAnsi="Times New Roman" w:cs="Times New Roman"/>
-          <w:i w:val="0"/>
-          <w:color w:val="auto"/>
-          <w:sz w:val="24"/>
-          <w:szCs w:val="24"/>
-        </w:rPr>
-      </w:pPr>
-      <w:r>
-        <w:rPr>
-          <w:rFonts w:ascii="Times New Roman" w:hAnsi="Times New Roman" w:cs="Times New Roman"/>
-          <w:b/>
-          <w:i w:val="0"/>
-          <w:color w:val="auto"/>
-          <w:sz w:val="24"/>
-          <w:szCs w:val="24"/>
-        </w:rPr>
-        <w:t>Figure 4</w:t>
-      </w:r>
-      <w:r>
-        <w:rPr>
-          <w:rFonts w:ascii="Times New Roman" w:hAnsi="Times New Roman" w:cs="Times New Roman"/>
-          <w:b/>
-          <w:i w:val="0"/>
-          <w:color w:val="auto"/>
-          <w:sz w:val="24"/>
-          <w:szCs w:val="24"/>
-        </w:rPr>
-        <w:t>a</w:t>
-      </w:r>
-      <w:r>
-        <w:rPr>
-          <w:rFonts w:ascii="Times New Roman" w:hAnsi="Times New Roman" w:cs="Times New Roman"/>
-          <w:i w:val="0"/>
-          <w:color w:val="auto"/>
-          <w:sz w:val="24"/>
-          <w:szCs w:val="24"/>
-        </w:rPr>
-        <w:t xml:space="preserve"> Simulation of depth selection based </w:t>
-      </w:r>
-      <w:r>
-        <w:rPr>
-          <w:rFonts w:ascii="Times New Roman" w:hAnsi="Times New Roman" w:cs="Times New Roman"/>
-          <w:i w:val="0"/>
-          <w:color w:val="auto"/>
-          <w:sz w:val="24"/>
-          <w:szCs w:val="24"/>
-        </w:rPr>
-        <w:t xml:space="preserve">on three different strategies; dissolved oxygen (DO), temperature, and a water quality index (WQI). In the DO strategy, fish depth is based on maximizing DO, in the temperature strategy, fish depth is based on minimizing temperature, and in the WQI strategy, fish depth is based on considering DO and temperature concurrently. </w:t>
-      </w:r>
-    </w:p>
-    <w:p/>
-    <w:p/>
-    <w:p>
-      <w:pPr>
-        <w:pStyle w:val="Caption"/>
-        <w:keepNext/>
-      </w:pPr>
-      <w:r>
-        <w:rPr>
-          <w:rFonts w:ascii="Times New Roman" w:hAnsi="Times New Roman" w:cs="Times New Roman"/>
-          <w:i w:val="0"/>
-          <w:noProof/>
-          <w:color w:val="auto"/>
-          <w:sz w:val="24"/>
-          <w:szCs w:val="24"/>
-        </w:rPr>
-        <w:pict w14:anchorId="1F5DA9A6">
-          <v:shape id="_x0000_i1029" type="#_x0000_t75" style="width:340pt;height:226.65pt">
-            <v:imagedata r:id="rId11" o:title="smoothed"/>
-          </v:shape>
-        </w:pict>
-      </w:r>
+      <w:bookmarkStart w:id="4" w:name="_GoBack"/>
+      <w:bookmarkEnd w:id="4"/>
     </w:p>
     <w:p>
       <w:pPr>
@@ -995,22 +1219,6 @@
           <w:szCs w:val="24"/>
         </w:rPr>
       </w:pPr>
-      <w:commentRangeStart w:id="7"/>
-      <w:r>
-        <w:rPr>
-          <w:rFonts w:ascii="Times New Roman" w:hAnsi="Times New Roman" w:cs="Times New Roman"/>
-          <w:i w:val="0"/>
-          <w:color w:val="auto"/>
-          <w:sz w:val="24"/>
-          <w:szCs w:val="24"/>
-        </w:rPr>
-        <w:pict w14:anchorId="237E1906">
-          <v:shape id="_x0000_i1030" type="#_x0000_t75" style="width:467.35pt;height:300.65pt">
-            <v:imagedata r:id="rId12" o:title="norwood.ibutton" croptop="2286f"/>
-          </v:shape>
-        </w:pict>
-      </w:r>
-      <w:commentRangeEnd w:id="7"/>
       <w:r>
         <w:rPr>
           <w:rStyle w:val="CommentReference"/>
@@ -1018,7 +1226,7 @@
           <w:iCs w:val="0"/>
           <w:color w:val="auto"/>
         </w:rPr>
-        <w:commentReference w:id="7"/>
+        <w:commentReference w:id="5"/>
       </w:r>
     </w:p>
     <w:p>
@@ -1261,9 +1469,8 @@
         <w:rPr>
           <w:noProof/>
         </w:rPr>
-        <w:lastRenderedPageBreak/>
         <w:pict w14:anchorId="3A8B8DD4">
-          <v:shape id="_x0000_i1031" type="#_x0000_t75" style="width:467.35pt;height:203.35pt">
+          <v:shape id="_x0000_i1031" type="#_x0000_t75" style="width:467.25pt;height:203.25pt">
             <v:imagedata r:id="rId13" o:title="norwood"/>
           </v:shape>
         </w:pict>
@@ -1280,7 +1487,7 @@
           <w:noProof/>
         </w:rPr>
         <w:pict w14:anchorId="34D253FA">
-          <v:shape id="_x0000_i1032" type="#_x0000_t75" style="width:474pt;height:206pt">
+          <v:shape id="_x0000_i1032" type="#_x0000_t75" style="width:474pt;height:206.25pt">
             <v:imagedata r:id="rId14" o:title="br"/>
           </v:shape>
         </w:pict>
@@ -1364,6 +1571,22 @@
 
 <file path=word/comments.xml><?xml version="1.0" encoding="utf-8"?>
 <w:comments xmlns:wpc="http://schemas.microsoft.com/office/word/2010/wordprocessingCanvas" xmlns:cx="http://schemas.microsoft.com/office/drawing/2014/chartex" xmlns:cx1="http://schemas.microsoft.com/office/drawing/2015/9/8/chartex" xmlns:mc="http://schemas.openxmlformats.org/markup-compatibility/2006" xmlns:o="urn:schemas-microsoft-com:office:office" xmlns:r="http://schemas.openxmlformats.org/officeDocument/2006/relationships" xmlns:m="http://schemas.openxmlformats.org/officeDocument/2006/math" xmlns:v="urn:schemas-microsoft-com:vml" xmlns:wp14="http://schemas.microsoft.com/office/word/2010/wordprocessingDrawing" xmlns:wp="http://schemas.openxmlformats.org/drawingml/2006/wordprocessingDrawing" xmlns:w10="urn:schemas-microsoft-com:office:word" xmlns:w="http://schemas.openxmlformats.org/wordprocessingml/2006/main" xmlns:w14="http://schemas.microsoft.com/office/word/2010/wordml" xmlns:w15="http://schemas.microsoft.com/office/word/2012/wordml" xmlns:w16se="http://schemas.microsoft.com/office/word/2015/wordml/symex" xmlns:wpg="http://schemas.microsoft.com/office/word/2010/wordprocessingGroup" xmlns:wpi="http://schemas.microsoft.com/office/word/2010/wordprocessingInk" xmlns:wne="http://schemas.microsoft.com/office/word/2006/wordml" xmlns:wps="http://schemas.microsoft.com/office/word/2010/wordprocessingShape" mc:Ignorable="w14 w15 w16se wp14">
+  <w:comment w:id="1" w:author="Barrett, Hannah" w:date="2023-07-27T15:55:00Z" w:initials="BH">
+    <w:p>
+      <w:pPr>
+        <w:pStyle w:val="CommentText"/>
+      </w:pPr>
+      <w:r>
+        <w:rPr>
+          <w:rStyle w:val="CommentReference"/>
+        </w:rPr>
+        <w:annotationRef/>
+      </w:r>
+      <w:r>
+        <w:t>Shaded bar for peak hypoxia, other for peak thermal stress to get across asynchrony of stressors</w:t>
+      </w:r>
+    </w:p>
+  </w:comment>
   <w:comment w:id="0" w:author="Barrett, Hannah" w:date="2023-07-27T15:55:00Z" w:initials="BH">
     <w:p>
       <w:pPr>
@@ -1376,11 +1599,11 @@
         <w:annotationRef/>
       </w:r>
       <w:r>
-        <w:t>Shaded bar for peak hypoxia, other for peak thermal stress to get across asynchrony of stressors</w:t>
+        <w:t>Fine scale diel vertical movement in floodplain refuges exploits asynchrony in hypoxia and thermal stress</w:t>
       </w:r>
     </w:p>
   </w:comment>
-  <w:comment w:id="1" w:author="Barrett, Hannah" w:date="2023-07-27T15:55:00Z" w:initials="BH">
+  <w:comment w:id="2" w:author="Barrett, Hannah" w:date="2023-07-27T15:16:00Z" w:initials="BH">
     <w:p>
       <w:pPr>
         <w:pStyle w:val="CommentText"/>
@@ -1392,16 +1615,19 @@
         <w:annotationRef/>
       </w:r>
       <w:r>
-        <w:t xml:space="preserve">Fine scale diel vertical movement in floodplain </w:t>
-      </w:r>
-      <w:bookmarkStart w:id="2" w:name="_GoBack"/>
-      <w:bookmarkEnd w:id="2"/>
-      <w:r>
-        <w:t>refuges exploits asynchrony in hypoxia and thermal stress</w:t>
+        <w:t xml:space="preserve">Spatial temporal </w:t>
+      </w:r>
+      <w:proofErr w:type="spellStart"/>
+      <w:r>
+        <w:t>varation</w:t>
+      </w:r>
+      <w:proofErr w:type="spellEnd"/>
+      <w:r>
+        <w:t xml:space="preserve"> supplemental figure 1</w:t>
       </w:r>
     </w:p>
   </w:comment>
-  <w:comment w:id="3" w:author="Barrett, Hannah" w:date="2023-07-27T15:16:00Z" w:initials="BH">
+  <w:comment w:id="3" w:author="Barrett, Hannah" w:date="2023-07-27T15:18:00Z" w:initials="BH">
     <w:p>
       <w:pPr>
         <w:pStyle w:val="CommentText"/>
@@ -1413,113 +1639,11 @@
         <w:annotationRef/>
       </w:r>
       <w:r>
-        <w:t xml:space="preserve">Spatial temporal </w:t>
-      </w:r>
-      <w:proofErr w:type="spellStart"/>
-      <w:r>
-        <w:t>varation</w:t>
-      </w:r>
-      <w:proofErr w:type="spellEnd"/>
-      <w:r>
-        <w:t xml:space="preserve"> supplemental figure 1</w:t>
+        <w:t>4 figure plot get photo from drone?</w:t>
       </w:r>
     </w:p>
   </w:comment>
-  <w:comment w:id="4" w:author="Barrett, Hannah" w:date="2023-07-27T15:18:00Z" w:initials="BH">
-    <w:p>
-      <w:pPr>
-        <w:pStyle w:val="CommentText"/>
-      </w:pPr>
-      <w:r>
-        <w:rPr>
-          <w:rStyle w:val="CommentReference"/>
-        </w:rPr>
-        <w:annotationRef/>
-      </w:r>
-      <w:r>
-        <w:t>4 figure plot get photo from drone?</w:t>
-      </w:r>
-    </w:p>
-  </w:comment>
-  <w:comment w:id="5" w:author="Barrett, Hannah" w:date="2023-07-27T15:21:00Z" w:initials="BH">
-    <w:p>
-      <w:pPr>
-        <w:pStyle w:val="CommentText"/>
-      </w:pPr>
-      <w:r>
-        <w:rPr>
-          <w:rStyle w:val="CommentReference"/>
-        </w:rPr>
-        <w:annotationRef/>
-      </w:r>
-      <w:r>
-        <w:t>Remove points – effect is trade-off is more brutal at night.</w:t>
-      </w:r>
-    </w:p>
-    <w:p>
-      <w:pPr>
-        <w:pStyle w:val="CommentText"/>
-      </w:pPr>
-      <w:r>
-        <w:t>Just show single array at BR and single array at Norwo</w:t>
-      </w:r>
-      <w:r>
-        <w:t>o</w:t>
-      </w:r>
-      <w:r>
-        <w:t>d</w:t>
-      </w:r>
-      <w:r>
-        <w:t xml:space="preserve"> - </w:t>
-      </w:r>
-    </w:p>
-    <w:p>
-      <w:pPr>
-        <w:pStyle w:val="CommentText"/>
-      </w:pPr>
-      <w:r>
-        <w:t>Put both day/night on one plot for all 6 sites</w:t>
-      </w:r>
-    </w:p>
-    <w:p>
-      <w:pPr>
-        <w:pStyle w:val="CommentText"/>
-      </w:pPr>
-    </w:p>
-    <w:p>
-      <w:pPr>
-        <w:pStyle w:val="CommentText"/>
-      </w:pPr>
-      <w:r>
-        <w:t>Outliers interesting algae bloom</w:t>
-      </w:r>
-    </w:p>
-  </w:comment>
-  <w:comment w:id="6" w:author="Barrett, Hannah" w:date="2023-07-27T15:53:00Z" w:initials="BH">
-    <w:p>
-      <w:pPr>
-        <w:pStyle w:val="CommentText"/>
-      </w:pPr>
-      <w:r>
-        <w:rPr>
-          <w:rStyle w:val="CommentReference"/>
-        </w:rPr>
-        <w:annotationRef/>
-      </w:r>
-      <w:r>
-        <w:t>Figure showing asynchrony of stressors</w:t>
-      </w:r>
-      <w:r>
-        <w:t xml:space="preserve"> causing </w:t>
-      </w:r>
-      <w:proofErr w:type="spellStart"/>
-      <w:r>
-        <w:t>dvm</w:t>
-      </w:r>
-      <w:proofErr w:type="spellEnd"/>
-    </w:p>
-  </w:comment>
-  <w:comment w:id="7" w:author="Barrett, Hannah" w:date="2023-07-27T15:40:00Z" w:initials="BH">
+  <w:comment w:id="5" w:author="Barrett, Hannah" w:date="2023-07-27T15:40:00Z" w:initials="BH">
     <w:p>
       <w:pPr>
         <w:pStyle w:val="CommentText"/>
@@ -1568,8 +1692,6 @@
   <w15:commentEx w15:paraId="76D54F64" w15:paraIdParent="3A3CF3F6" w15:done="0"/>
   <w15:commentEx w15:paraId="0E035095" w15:done="0"/>
   <w15:commentEx w15:paraId="78AE97A6" w15:done="0"/>
-  <w15:commentEx w15:paraId="521118FC" w15:done="0"/>
-  <w15:commentEx w15:paraId="0F23BD2E" w15:done="0"/>
   <w15:commentEx w15:paraId="64BAB5E0" w15:done="0"/>
 </w15:commentsEx>
 </file>
